--- a/BRIEFS/brief2.docx
+++ b/BRIEFS/brief2.docx
@@ -2,10 +2,17 @@
 <file path=word/document.xml><?xml version="1.0" encoding="utf-8"?>
 <w:document xmlns:wpc="http://schemas.microsoft.com/office/word/2010/wordprocessingCanvas" xmlns:cx="http://schemas.microsoft.com/office/drawing/2014/chartex" xmlns:cx1="http://schemas.microsoft.com/office/drawing/2015/9/8/chartex" xmlns:cx2="http://schemas.microsoft.com/office/drawing/2015/10/21/chartex" xmlns:cx3="http://schemas.microsoft.com/office/drawing/2016/5/9/chartex" xmlns:cx4="http://schemas.microsoft.com/office/drawing/2016/5/10/chartex" xmlns:cx5="http://schemas.microsoft.com/office/drawing/2016/5/11/chartex" xmlns:cx6="http://schemas.microsoft.com/office/drawing/2016/5/12/chartex" xmlns:cx7="http://schemas.microsoft.com/office/drawing/2016/5/13/chartex" xmlns:cx8="http://schemas.microsoft.com/office/drawing/2016/5/14/chartex" xmlns:mc="http://schemas.openxmlformats.org/markup-compatibility/2006" xmlns:aink="http://schemas.microsoft.com/office/drawing/2016/ink" xmlns:am3d="http://schemas.microsoft.com/office/drawing/2017/model3d" xmlns:o="urn:schemas-microsoft-com:office:office" xmlns:oel="http://schemas.microsoft.com/office/2019/extlst" xmlns:r="http://schemas.openxmlformats.org/officeDocument/2006/relationships" xmlns:m="http://schemas.openxmlformats.org/officeDocument/2006/math" xmlns:v="urn:schemas-microsoft-com:vml" xmlns:wp14="http://schemas.microsoft.com/office/word/2010/wordprocessingDrawing" xmlns:wp="http://schemas.openxmlformats.org/drawingml/2006/wordprocessingDrawing" xmlns:w10="urn:schemas-microsoft-com:office:word" xmlns:w="http://schemas.openxmlformats.org/wordprocessingml/2006/main" xmlns:w14="http://schemas.microsoft.com/office/word/2010/wordml" xmlns:w15="http://schemas.microsoft.com/office/word/2012/wordml" xmlns:w16cex="http://schemas.microsoft.com/office/word/2018/wordml/cex" xmlns:w16cid="http://schemas.microsoft.com/office/word/2016/wordml/cid" xmlns:w16="http://schemas.microsoft.com/office/word/2018/wordml" xmlns:w16du="http://schemas.microsoft.com/office/word/2023/wordml/word16du" xmlns:w16sdtdh="http://schemas.microsoft.com/office/word/2020/wordml/sdtdatahash" xmlns:w16sdtfl="http://schemas.microsoft.com/office/word/2024/wordml/sdtformatlock" xmlns:w16se="http://schemas.microsoft.com/office/word/2015/wordml/symex" xmlns:wpg="http://schemas.microsoft.com/office/word/2010/wordprocessingGroup" xmlns:wpi="http://schemas.microsoft.com/office/word/2010/wordprocessingInk" xmlns:wne="http://schemas.microsoft.com/office/word/2006/wordml" xmlns:wps="http://schemas.microsoft.com/office/word/2010/wordprocessingShape" mc:Ignorable="w14 w15 w16se w16cid w16 w16cex w16sdtdh w16sdtfl w16du wp14">
   <w:body>
-    <w:p/>
-    <w:p>
-      <w:pPr>
-        <w:rPr>
+    <w:p>
+      <w:pPr>
+        <w:spacing w:before="80" w:after="80"/>
+      </w:pPr>
+    </w:p>
+    <w:p>
+      <w:pPr>
+        <w:spacing w:before="80" w:after="80"/>
+        <w:rPr>
+          <w:b/>
+          <w:bCs/>
           <w:color w:val="1F6B2E"/>
           <w:sz w:val="40"/>
           <w:szCs w:val="40"/>
@@ -13,6 +20,8 @@
       </w:pPr>
       <w:r>
         <w:rPr>
+          <w:b/>
+          <w:bCs/>
           <w:noProof/>
           <w:color w:val="1F6B2E"/>
           <w:sz w:val="40"/>
@@ -62,6 +71,8 @@
       </w:r>
       <w:r>
         <w:rPr>
+          <w:b/>
+          <w:bCs/>
           <w:noProof/>
           <w:color w:val="1F6B2E"/>
           <w:sz w:val="40"/>
@@ -71,6 +82,8 @@
       </w:r>
       <w:r>
         <w:rPr>
+          <w:b/>
+          <w:bCs/>
           <w:noProof/>
           <w:color w:val="1F6B2E"/>
         </w:rPr>
@@ -119,7 +132,10 @@
     </w:p>
     <w:p>
       <w:pPr>
-        <w:rPr>
+        <w:spacing w:before="80" w:after="80"/>
+        <w:rPr>
+          <w:b/>
+          <w:bCs/>
           <w:color w:val="1F6B2E"/>
           <w:sz w:val="40"/>
           <w:szCs w:val="40"/>
@@ -128,7 +144,10 @@
     </w:p>
     <w:p>
       <w:pPr>
-        <w:rPr>
+        <w:spacing w:before="80" w:after="80"/>
+        <w:rPr>
+          <w:b/>
+          <w:bCs/>
           <w:color w:val="1F6B2E"/>
           <w:sz w:val="40"/>
           <w:szCs w:val="40"/>
@@ -136,6 +155,8 @@
       </w:pPr>
       <w:r>
         <w:rPr>
+          <w:b/>
+          <w:bCs/>
           <w:color w:val="1F6B2E"/>
           <w:sz w:val="40"/>
           <w:szCs w:val="40"/>
@@ -145,7 +166,10 @@
     </w:p>
     <w:p>
       <w:pPr>
-        <w:rPr>
+        <w:spacing w:before="80" w:after="80"/>
+        <w:rPr>
+          <w:b/>
+          <w:bCs/>
           <w:color w:val="1F6B2E"/>
           <w:sz w:val="40"/>
           <w:szCs w:val="40"/>
@@ -154,7 +178,10 @@
     </w:p>
     <w:p>
       <w:pPr>
-        <w:rPr>
+        <w:spacing w:before="80" w:after="80"/>
+        <w:rPr>
+          <w:b/>
+          <w:bCs/>
           <w:color w:val="1F6B2E"/>
           <w:sz w:val="40"/>
           <w:szCs w:val="40"/>
@@ -163,7 +190,9 @@
     </w:p>
     <w:p>
       <w:pPr>
-        <w:rPr>
+        <w:spacing w:before="80" w:after="80"/>
+        <w:rPr>
+          <w:bCs/>
           <w:color w:val="000000" w:themeColor="text1"/>
           <w:sz w:val="24"/>
           <w:szCs w:val="24"/>
@@ -177,10 +206,12 @@
     </w:p>
     <w:p>
       <w:pPr>
-        <w:rPr>
-          <w:color w:val="000000" w:themeColor="text1"/>
-          <w:sz w:val="24"/>
-          <w:szCs w:val="24"/>
+        <w:spacing w:before="80" w:after="80"/>
+        <w:rPr>
+          <w:b/>
+          <w:color w:val="000000" w:themeColor="text1"/>
+          <w:sz w:val="28"/>
+          <w:szCs w:val="28"/>
           <w14:textOutline w14:w="0" w14:cap="flat" w14:cmpd="sng" w14:algn="ctr">
             <w14:noFill/>
             <w14:prstDash w14:val="solid"/>
@@ -188,24 +219,28 @@
           </w14:textOutline>
         </w:rPr>
       </w:pPr>
-      <w:r>
-        <w:rPr>
-          <w:color w:val="000000" w:themeColor="text1"/>
-          <w:sz w:val="24"/>
-          <w:szCs w:val="24"/>
+      <w:proofErr w:type="gramStart"/>
+      <w:r>
+        <w:rPr>
+          <w:b/>
+          <w:color w:val="000000" w:themeColor="text1"/>
+          <w:sz w:val="28"/>
+          <w:szCs w:val="28"/>
           <w14:textOutline w14:w="0" w14:cap="flat" w14:cmpd="sng" w14:algn="ctr">
             <w14:noFill/>
             <w14:prstDash w14:val="solid"/>
             <w14:round/>
           </w14:textOutline>
         </w:rPr>
-        <w:t xml:space="preserve">                             Name:</w:t>
-      </w:r>
-      <w:r>
-        <w:rPr>
-          <w:color w:val="000000" w:themeColor="text1"/>
-          <w:sz w:val="24"/>
-          <w:szCs w:val="24"/>
+        <w:t>Name :</w:t>
+      </w:r>
+      <w:proofErr w:type="gramEnd"/>
+      <w:r>
+        <w:rPr>
+          <w:b/>
+          <w:color w:val="000000" w:themeColor="text1"/>
+          <w:sz w:val="28"/>
+          <w:szCs w:val="28"/>
           <w14:textOutline w14:w="0" w14:cap="flat" w14:cmpd="sng" w14:algn="ctr">
             <w14:noFill/>
             <w14:prstDash w14:val="solid"/>
@@ -216,376 +251,220 @@
       </w:r>
       <w:r>
         <w:rPr>
-          <w:color w:val="000000" w:themeColor="text1"/>
-          <w:sz w:val="24"/>
-          <w:szCs w:val="24"/>
+          <w:b/>
+          <w:color w:val="000000" w:themeColor="text1"/>
+          <w:sz w:val="28"/>
+          <w:szCs w:val="28"/>
           <w14:textOutline w14:w="0" w14:cap="flat" w14:cmpd="sng" w14:algn="ctr">
             <w14:noFill/>
             <w14:prstDash w14:val="solid"/>
             <w14:round/>
           </w14:textOutline>
         </w:rPr>
-        <w:t>Shema</w:t>
-      </w:r>
-      <w:r>
-        <w:rPr>
-          <w:color w:val="000000" w:themeColor="text1"/>
-          <w:sz w:val="24"/>
-          <w:szCs w:val="24"/>
+        <w:t>S</w:t>
+      </w:r>
+      <w:r>
+        <w:rPr>
+          <w:b/>
+          <w:color w:val="000000" w:themeColor="text1"/>
+          <w:sz w:val="28"/>
+          <w:szCs w:val="28"/>
           <w14:textOutline w14:w="0" w14:cap="flat" w14:cmpd="sng" w14:algn="ctr">
             <w14:noFill/>
             <w14:prstDash w14:val="solid"/>
             <w14:round/>
           </w14:textOutline>
         </w:rPr>
-        <w:t xml:space="preserve"> bahizi </w:t>
-      </w:r>
-      <w:r>
-        <w:rPr>
-          <w:color w:val="000000" w:themeColor="text1"/>
-          <w:sz w:val="24"/>
-          <w:szCs w:val="24"/>
+        <w:t xml:space="preserve">hema bahizi david </w:t>
+      </w:r>
+    </w:p>
+    <w:p>
+      <w:pPr>
+        <w:spacing w:before="80" w:after="80"/>
+        <w:rPr>
+          <w:b/>
+          <w:color w:val="000000" w:themeColor="text1"/>
+          <w:sz w:val="28"/>
+          <w:szCs w:val="28"/>
           <w14:textOutline w14:w="0" w14:cap="flat" w14:cmpd="sng" w14:algn="ctr">
             <w14:noFill/>
             <w14:prstDash w14:val="solid"/>
             <w14:round/>
           </w14:textOutline>
         </w:rPr>
-        <w:t>david</w:t>
-      </w:r>
-    </w:p>
-    <w:p>
-      <w:pPr>
-        <w:rPr>
-          <w:color w:val="000000" w:themeColor="text1"/>
-          <w:sz w:val="24"/>
-          <w:szCs w:val="24"/>
+      </w:pPr>
+      <w:r>
+        <w:rPr>
+          <w:b/>
+          <w:color w:val="000000" w:themeColor="text1"/>
+          <w:sz w:val="28"/>
+          <w:szCs w:val="28"/>
           <w14:textOutline w14:w="0" w14:cap="flat" w14:cmpd="sng" w14:algn="ctr">
             <w14:noFill/>
             <w14:prstDash w14:val="solid"/>
             <w14:round/>
           </w14:textOutline>
         </w:rPr>
-      </w:pPr>
-      <w:r>
-        <w:rPr>
-          <w:color w:val="000000" w:themeColor="text1"/>
-          <w:sz w:val="24"/>
-          <w:szCs w:val="24"/>
+        <w:t xml:space="preserve">Class: BTEC3IT </w:t>
+      </w:r>
+    </w:p>
+    <w:p>
+      <w:pPr>
+        <w:spacing w:before="80" w:after="80"/>
+        <w:rPr>
+          <w:b/>
+          <w:color w:val="000000" w:themeColor="text1"/>
+          <w:sz w:val="28"/>
+          <w:szCs w:val="28"/>
           <w14:textOutline w14:w="0" w14:cap="flat" w14:cmpd="sng" w14:algn="ctr">
             <w14:noFill/>
             <w14:prstDash w14:val="solid"/>
             <w14:round/>
           </w14:textOutline>
         </w:rPr>
-        <w:t xml:space="preserve">                              </w:t>
-      </w:r>
-    </w:p>
-    <w:p>
-      <w:pPr>
-        <w:rPr>
-          <w:color w:val="000000" w:themeColor="text1"/>
-          <w:sz w:val="24"/>
-          <w:szCs w:val="24"/>
+      </w:pPr>
+      <w:r>
+        <w:rPr>
+          <w:b/>
+          <w:color w:val="000000" w:themeColor="text1"/>
+          <w:sz w:val="28"/>
+          <w:szCs w:val="28"/>
           <w14:textOutline w14:w="0" w14:cap="flat" w14:cmpd="sng" w14:algn="ctr">
             <w14:noFill/>
             <w14:prstDash w14:val="solid"/>
             <w14:round/>
           </w14:textOutline>
         </w:rPr>
-      </w:pPr>
-      <w:r>
-        <w:rPr>
-          <w:color w:val="000000" w:themeColor="text1"/>
-          <w:sz w:val="24"/>
-          <w:szCs w:val="24"/>
+        <w:t>Assessor:</w:t>
+      </w:r>
+      <w:r>
+        <w:rPr>
+          <w:b/>
+          <w:color w:val="000000" w:themeColor="text1"/>
+          <w:sz w:val="28"/>
+          <w:szCs w:val="28"/>
           <w14:textOutline w14:w="0" w14:cap="flat" w14:cmpd="sng" w14:algn="ctr">
             <w14:noFill/>
             <w14:prstDash w14:val="solid"/>
             <w14:round/>
           </w14:textOutline>
         </w:rPr>
-        <w:t xml:space="preserve">                            Class:</w:t>
-      </w:r>
-      <w:r>
-        <w:rPr>
-          <w:color w:val="000000" w:themeColor="text1"/>
-          <w:sz w:val="24"/>
-          <w:szCs w:val="24"/>
+        <w:t xml:space="preserve"> El</w:t>
+      </w:r>
+      <w:r>
+        <w:rPr>
+          <w:b/>
+          <w:color w:val="000000" w:themeColor="text1"/>
+          <w:sz w:val="28"/>
+          <w:szCs w:val="28"/>
           <w14:textOutline w14:w="0" w14:cap="flat" w14:cmpd="sng" w14:algn="ctr">
             <w14:noFill/>
             <w14:prstDash w14:val="solid"/>
             <w14:round/>
           </w14:textOutline>
         </w:rPr>
-        <w:t xml:space="preserve"> </w:t>
-      </w:r>
-      <w:r>
-        <w:rPr>
-          <w:color w:val="000000" w:themeColor="text1"/>
-          <w:sz w:val="24"/>
-          <w:szCs w:val="24"/>
+        <w:t>i</w:t>
+      </w:r>
+      <w:r>
+        <w:rPr>
+          <w:b/>
+          <w:color w:val="000000" w:themeColor="text1"/>
+          <w:sz w:val="28"/>
+          <w:szCs w:val="28"/>
           <w14:textOutline w14:w="0" w14:cap="flat" w14:cmpd="sng" w14:algn="ctr">
             <w14:noFill/>
             <w14:prstDash w14:val="solid"/>
             <w14:round/>
           </w14:textOutline>
         </w:rPr>
-        <w:t>BTEC 3 IT</w:t>
-      </w:r>
-    </w:p>
-    <w:p>
-      <w:pPr>
-        <w:rPr>
-          <w:color w:val="000000" w:themeColor="text1"/>
-          <w:sz w:val="24"/>
-          <w:szCs w:val="24"/>
+        <w:t xml:space="preserve">see </w:t>
+      </w:r>
+      <w:proofErr w:type="spellStart"/>
+      <w:r>
+        <w:rPr>
+          <w:b/>
+          <w:color w:val="000000" w:themeColor="text1"/>
+          <w:sz w:val="28"/>
+          <w:szCs w:val="28"/>
           <w14:textOutline w14:w="0" w14:cap="flat" w14:cmpd="sng" w14:algn="ctr">
             <w14:noFill/>
             <w14:prstDash w14:val="solid"/>
             <w14:round/>
           </w14:textOutline>
         </w:rPr>
-      </w:pPr>
-      <w:r>
-        <w:rPr>
-          <w:color w:val="000000" w:themeColor="text1"/>
-          <w:sz w:val="24"/>
-          <w:szCs w:val="24"/>
+        <w:t>kitoga</w:t>
+      </w:r>
+      <w:proofErr w:type="spellEnd"/>
+      <w:r>
+        <w:rPr>
+          <w:b/>
+          <w:color w:val="000000" w:themeColor="text1"/>
+          <w:sz w:val="28"/>
+          <w:szCs w:val="28"/>
           <w14:textOutline w14:w="0" w14:cap="flat" w14:cmpd="sng" w14:algn="ctr">
             <w14:noFill/>
             <w14:prstDash w14:val="solid"/>
             <w14:round/>
           </w14:textOutline>
         </w:rPr>
-        <w:t xml:space="preserve">                            </w:t>
-      </w:r>
-    </w:p>
-    <w:p>
-      <w:pPr>
-        <w:rPr>
-          <w:color w:val="000000" w:themeColor="text1"/>
+        <w:t xml:space="preserve"> </w:t>
+      </w:r>
+    </w:p>
+    <w:p>
+      <w:pPr>
+        <w:rPr>
+          <w:b/>
+          <w:bCs/>
           <w:sz w:val="24"/>
           <w:szCs w:val="24"/>
-          <w14:textOutline w14:w="0" w14:cap="flat" w14:cmpd="sng" w14:algn="ctr">
-            <w14:noFill/>
-            <w14:prstDash w14:val="solid"/>
-            <w14:round/>
-          </w14:textOutline>
-        </w:rPr>
-      </w:pPr>
-      <w:r>
-        <w:rPr>
-          <w:color w:val="000000" w:themeColor="text1"/>
+        </w:rPr>
+      </w:pPr>
+      <w:r>
+        <w:rPr>
+          <w:b/>
+          <w:bCs/>
           <w:sz w:val="24"/>
           <w:szCs w:val="24"/>
-          <w14:textOutline w14:w="0" w14:cap="flat" w14:cmpd="sng" w14:algn="ctr">
-            <w14:noFill/>
-            <w14:prstDash w14:val="solid"/>
-            <w14:round/>
-          </w14:textOutline>
-        </w:rPr>
-        <w:t xml:space="preserve">                             Assessor</w:t>
-      </w:r>
-      <w:r>
-        <w:rPr>
-          <w:color w:val="000000" w:themeColor="text1"/>
+        </w:rPr>
+        <w:t>Unit 7: Mobile Apps Development</w:t>
+      </w:r>
+      <w:r>
+        <w:rPr>
+          <w:b/>
+          <w:bCs/>
           <w:sz w:val="24"/>
           <w:szCs w:val="24"/>
-          <w14:textOutline w14:w="0" w14:cap="flat" w14:cmpd="sng" w14:algn="ctr">
-            <w14:noFill/>
-            <w14:prstDash w14:val="solid"/>
-            <w14:round/>
-          </w14:textOutline>
-        </w:rPr>
-        <w:t>: El</w:t>
-      </w:r>
-      <w:r>
-        <w:rPr>
-          <w:color w:val="000000" w:themeColor="text1"/>
-          <w:sz w:val="24"/>
-          <w:szCs w:val="24"/>
-          <w14:textOutline w14:w="0" w14:cap="flat" w14:cmpd="sng" w14:algn="ctr">
-            <w14:noFill/>
-            <w14:prstDash w14:val="solid"/>
-            <w14:round/>
-          </w14:textOutline>
-        </w:rPr>
-        <w:t>i</w:t>
-      </w:r>
-      <w:r>
-        <w:rPr>
-          <w:color w:val="000000" w:themeColor="text1"/>
-          <w:sz w:val="24"/>
-          <w:szCs w:val="24"/>
-          <w14:textOutline w14:w="0" w14:cap="flat" w14:cmpd="sng" w14:algn="ctr">
-            <w14:noFill/>
-            <w14:prstDash w14:val="solid"/>
-            <w14:round/>
-          </w14:textOutline>
-        </w:rPr>
-        <w:t xml:space="preserve">see </w:t>
-      </w:r>
-      <w:proofErr w:type="spellStart"/>
-      <w:r>
-        <w:rPr>
-          <w:color w:val="000000" w:themeColor="text1"/>
-          <w:sz w:val="24"/>
-          <w:szCs w:val="24"/>
-          <w14:textOutline w14:w="0" w14:cap="flat" w14:cmpd="sng" w14:algn="ctr">
-            <w14:noFill/>
-            <w14:prstDash w14:val="solid"/>
-            <w14:round/>
-          </w14:textOutline>
-        </w:rPr>
-        <w:t>ktoga</w:t>
-      </w:r>
-      <w:proofErr w:type="spellEnd"/>
-      <w:r>
-        <w:rPr>
-          <w:color w:val="000000" w:themeColor="text1"/>
-          <w:sz w:val="24"/>
-          <w:szCs w:val="24"/>
-          <w14:textOutline w14:w="0" w14:cap="flat" w14:cmpd="sng" w14:algn="ctr">
-            <w14:noFill/>
-            <w14:prstDash w14:val="solid"/>
-            <w14:round/>
-          </w14:textOutline>
-        </w:rPr>
-        <w:t xml:space="preserve"> </w:t>
-      </w:r>
-    </w:p>
-    <w:p>
-      <w:pPr>
-        <w:rPr>
-          <w:sz w:val="24"/>
-          <w:szCs w:val="24"/>
-        </w:rPr>
-      </w:pPr>
-      <w:r>
-        <w:rPr>
-          <w:sz w:val="24"/>
-          <w:szCs w:val="24"/>
-        </w:rPr>
-        <w:t xml:space="preserve">                                    </w:t>
-      </w:r>
-    </w:p>
-    <w:p>
-      <w:pPr>
-        <w:rPr>
-          <w:sz w:val="24"/>
-          <w:szCs w:val="24"/>
-        </w:rPr>
-      </w:pPr>
-      <w:r>
-        <w:rPr>
-          <w:sz w:val="24"/>
-          <w:szCs w:val="24"/>
-        </w:rPr>
-        <w:t xml:space="preserve">                             School: BLUE LAKES INTERNATIONAL SCHOOL</w:t>
-      </w:r>
-    </w:p>
-    <w:p>
-      <w:pPr>
-        <w:rPr>
-          <w:sz w:val="24"/>
-          <w:szCs w:val="24"/>
-        </w:rPr>
-      </w:pPr>
-      <w:r>
-        <w:rPr>
-          <w:sz w:val="24"/>
-          <w:szCs w:val="24"/>
-        </w:rPr>
-        <w:t xml:space="preserve">                                  </w:t>
-      </w:r>
-    </w:p>
-    <w:p>
-      <w:pPr>
-        <w:rPr>
-          <w:sz w:val="24"/>
-          <w:szCs w:val="24"/>
-        </w:rPr>
-      </w:pPr>
-      <w:r>
-        <w:rPr>
-          <w:sz w:val="24"/>
-          <w:szCs w:val="24"/>
-        </w:rPr>
-        <w:t xml:space="preserve">                                    Program: Pearson BTEC</w:t>
-      </w:r>
-    </w:p>
-    <w:p>
-      <w:pPr>
-        <w:rPr>
-          <w:sz w:val="24"/>
-          <w:szCs w:val="24"/>
-        </w:rPr>
-      </w:pPr>
-      <w:r>
-        <w:rPr>
-          <w:sz w:val="24"/>
-          <w:szCs w:val="24"/>
-        </w:rPr>
-        <w:t xml:space="preserve">                               </w:t>
-      </w:r>
-    </w:p>
-    <w:p>
-      <w:pPr>
-        <w:rPr>
-          <w:sz w:val="24"/>
-          <w:szCs w:val="24"/>
-        </w:rPr>
-      </w:pPr>
-      <w:r>
-        <w:rPr>
-          <w:sz w:val="24"/>
-          <w:szCs w:val="24"/>
-        </w:rPr>
-        <w:t xml:space="preserve">                                         Date: 11/3/2026  </w:t>
-      </w:r>
-    </w:p>
-    <w:p>
-      <w:pPr>
-        <w:rPr>
-          <w:sz w:val="24"/>
-          <w:szCs w:val="24"/>
-        </w:rPr>
-      </w:pPr>
-      <w:r>
-        <w:rPr>
-          <w:sz w:val="24"/>
-          <w:szCs w:val="24"/>
-        </w:rPr>
+        </w:rPr>
+        <w:t xml:space="preserve"> BRIEF 2</w:t>
+      </w:r>
+    </w:p>
+    <w:p>
+      <w:pPr>
+        <w:pStyle w:val="Heading1"/>
+        <w:rPr>
+          <w:sz w:val="28"/>
+          <w:szCs w:val="28"/>
+        </w:rPr>
+      </w:pPr>
+    </w:p>
+    <w:p>
+      <w:r>
         <w:br w:type="page"/>
       </w:r>
     </w:p>
-    <w:p/>
-    <w:p/>
-    <w:p/>
-    <w:p/>
-    <w:p/>
-    <w:p/>
-    <w:p/>
-    <w:p/>
-    <w:p/>
-    <w:p/>
-    <w:p/>
-    <w:p>
-      <w:r>
-        <w:t xml:space="preserve">TABLE OF CONTENT </w:t>
-      </w:r>
-    </w:p>
-    <w:p/>
-    <w:p/>
-    <w:p/>
+    <w:p>
+      <w:pPr>
+        <w:pStyle w:val="Heading1"/>
+      </w:pPr>
+    </w:p>
+    <w:p>
+      <w:pPr>
+        <w:pStyle w:val="Heading1"/>
+      </w:pPr>
+    </w:p>
     <w:sdt>
       <w:sdtPr>
-        <w:rPr>
-          <w:sz w:val="28"/>
-          <w:szCs w:val="28"/>
-        </w:rPr>
-        <w:id w:val="677470685"/>
+        <w:id w:val="446435560"/>
         <w:docPartObj>
           <w:docPartGallery w:val="Table of Contents"/>
           <w:docPartUnique/>
@@ -598,23 +477,17 @@
           <w:bCs/>
           <w:noProof/>
           <w:color w:val="auto"/>
+          <w:sz w:val="20"/>
+          <w:szCs w:val="20"/>
         </w:rPr>
       </w:sdtEndPr>
       <w:sdtContent>
         <w:p>
           <w:pPr>
             <w:pStyle w:val="TOCHeading"/>
-            <w:rPr>
-              <w:sz w:val="28"/>
-              <w:szCs w:val="28"/>
-            </w:rPr>
           </w:pPr>
           <w:r>
-            <w:rPr>
-              <w:sz w:val="28"/>
-              <w:szCs w:val="28"/>
-            </w:rPr>
-            <w:t>Table of Contents</w:t>
+            <w:t>Contents</w:t>
           </w:r>
         </w:p>
         <w:p>
@@ -627,48 +500,32 @@
               <w:rFonts w:asciiTheme="minorHAnsi" w:eastAsiaTheme="minorEastAsia" w:hAnsiTheme="minorHAnsi" w:cstheme="minorBidi"/>
               <w:noProof/>
               <w:kern w:val="2"/>
-              <w:sz w:val="28"/>
-              <w:szCs w:val="28"/>
+              <w:sz w:val="24"/>
+              <w:szCs w:val="24"/>
               <w14:ligatures w14:val="standardContextual"/>
             </w:rPr>
           </w:pPr>
           <w:r>
-            <w:rPr>
-              <w:sz w:val="28"/>
-              <w:szCs w:val="28"/>
-            </w:rPr>
             <w:fldChar w:fldCharType="begin"/>
           </w:r>
           <w:r>
-            <w:rPr>
-              <w:sz w:val="28"/>
-              <w:szCs w:val="28"/>
-            </w:rPr>
             <w:instrText xml:space="preserve"> TOC \o "1-3" \h \z \u </w:instrText>
           </w:r>
           <w:r>
-            <w:rPr>
-              <w:sz w:val="28"/>
-              <w:szCs w:val="28"/>
-            </w:rPr>
             <w:fldChar w:fldCharType="separate"/>
           </w:r>
-          <w:hyperlink w:anchor="_Toc224141003" w:history="1">
+          <w:hyperlink w:anchor="_Toc224211049" w:history="1">
             <w:r>
               <w:rPr>
                 <w:rStyle w:val="Hyperlink"/>
                 <w:noProof/>
-                <w:sz w:val="28"/>
-                <w:szCs w:val="28"/>
-              </w:rPr>
-              <w:t>Unit 7: Mobile Apps Development</w:t>
-            </w:r>
-            <w:r>
-              <w:rPr>
-                <w:noProof/>
-                <w:webHidden/>
-                <w:sz w:val="28"/>
-                <w:szCs w:val="28"/>
+              </w:rPr>
+              <w:t>B.P3 — Produce Designs for a Mobile App</w:t>
+            </w:r>
+            <w:r>
+              <w:rPr>
+                <w:noProof/>
+                <w:webHidden/>
               </w:rPr>
               <w:tab/>
             </w:r>
@@ -676,8 +533,6 @@
               <w:rPr>
                 <w:noProof/>
                 <w:webHidden/>
-                <w:sz w:val="28"/>
-                <w:szCs w:val="28"/>
               </w:rPr>
               <w:fldChar w:fldCharType="begin"/>
             </w:r>
@@ -685,25 +540,19 @@
               <w:rPr>
                 <w:noProof/>
                 <w:webHidden/>
-                <w:sz w:val="28"/>
-                <w:szCs w:val="28"/>
-              </w:rPr>
-              <w:instrText xml:space="preserve"> PAGEREF _Toc224141003 \h </w:instrText>
-            </w:r>
-            <w:r>
-              <w:rPr>
-                <w:noProof/>
-                <w:webHidden/>
-                <w:sz w:val="28"/>
-                <w:szCs w:val="28"/>
-              </w:rPr>
-            </w:r>
-            <w:r>
-              <w:rPr>
-                <w:noProof/>
-                <w:webHidden/>
-                <w:sz w:val="28"/>
-                <w:szCs w:val="28"/>
+              </w:rPr>
+              <w:instrText xml:space="preserve"> PAGEREF _Toc224211049 \h </w:instrText>
+            </w:r>
+            <w:r>
+              <w:rPr>
+                <w:noProof/>
+                <w:webHidden/>
+              </w:rPr>
+            </w:r>
+            <w:r>
+              <w:rPr>
+                <w:noProof/>
+                <w:webHidden/>
               </w:rPr>
               <w:fldChar w:fldCharType="separate"/>
             </w:r>
@@ -711,8 +560,6 @@
               <w:rPr>
                 <w:noProof/>
                 <w:webHidden/>
-                <w:sz w:val="28"/>
-                <w:szCs w:val="28"/>
               </w:rPr>
               <w:t>3</w:t>
             </w:r>
@@ -720,8 +567,81 @@
               <w:rPr>
                 <w:noProof/>
                 <w:webHidden/>
-                <w:sz w:val="28"/>
-                <w:szCs w:val="28"/>
+              </w:rPr>
+              <w:fldChar w:fldCharType="end"/>
+            </w:r>
+          </w:hyperlink>
+        </w:p>
+        <w:p>
+          <w:pPr>
+            <w:pStyle w:val="TOC2"/>
+            <w:tabs>
+              <w:tab w:val="right" w:leader="dot" w:pos="9016"/>
+            </w:tabs>
+            <w:rPr>
+              <w:rFonts w:asciiTheme="minorHAnsi" w:eastAsiaTheme="minorEastAsia" w:hAnsiTheme="minorHAnsi" w:cstheme="minorBidi"/>
+              <w:noProof/>
+              <w:kern w:val="2"/>
+              <w:sz w:val="24"/>
+              <w:szCs w:val="24"/>
+              <w14:ligatures w14:val="standardContextual"/>
+            </w:rPr>
+          </w:pPr>
+          <w:hyperlink w:anchor="_Toc224211050" w:history="1">
+            <w:r>
+              <w:rPr>
+                <w:rStyle w:val="Hyperlink"/>
+                <w:b/>
+                <w:bCs/>
+                <w:noProof/>
+              </w:rPr>
+              <w:t>Design Screenshots / Wireframes</w:t>
+            </w:r>
+            <w:r>
+              <w:rPr>
+                <w:noProof/>
+                <w:webHidden/>
+              </w:rPr>
+              <w:tab/>
+            </w:r>
+            <w:r>
+              <w:rPr>
+                <w:noProof/>
+                <w:webHidden/>
+              </w:rPr>
+              <w:fldChar w:fldCharType="begin"/>
+            </w:r>
+            <w:r>
+              <w:rPr>
+                <w:noProof/>
+                <w:webHidden/>
+              </w:rPr>
+              <w:instrText xml:space="preserve"> PAGEREF _Toc224211050 \h </w:instrText>
+            </w:r>
+            <w:r>
+              <w:rPr>
+                <w:noProof/>
+                <w:webHidden/>
+              </w:rPr>
+            </w:r>
+            <w:r>
+              <w:rPr>
+                <w:noProof/>
+                <w:webHidden/>
+              </w:rPr>
+              <w:fldChar w:fldCharType="separate"/>
+            </w:r>
+            <w:r>
+              <w:rPr>
+                <w:noProof/>
+                <w:webHidden/>
+              </w:rPr>
+              <w:t>3</w:t>
+            </w:r>
+            <w:r>
+              <w:rPr>
+                <w:noProof/>
+                <w:webHidden/>
               </w:rPr>
               <w:fldChar w:fldCharType="end"/>
             </w:r>
@@ -737,27 +657,23 @@
               <w:rFonts w:asciiTheme="minorHAnsi" w:eastAsiaTheme="minorEastAsia" w:hAnsiTheme="minorHAnsi" w:cstheme="minorBidi"/>
               <w:noProof/>
               <w:kern w:val="2"/>
-              <w:sz w:val="28"/>
-              <w:szCs w:val="28"/>
+              <w:sz w:val="24"/>
+              <w:szCs w:val="24"/>
               <w14:ligatures w14:val="standardContextual"/>
             </w:rPr>
           </w:pPr>
-          <w:hyperlink w:anchor="_Toc224141004" w:history="1">
+          <w:hyperlink w:anchor="_Toc224211051" w:history="1">
             <w:r>
               <w:rPr>
                 <w:rStyle w:val="Hyperlink"/>
                 <w:noProof/>
-                <w:sz w:val="28"/>
-                <w:szCs w:val="28"/>
-              </w:rPr>
-              <w:t>B.P3 — Produce Designs for a Mobile App</w:t>
-            </w:r>
-            <w:r>
-              <w:rPr>
-                <w:noProof/>
-                <w:webHidden/>
-                <w:sz w:val="28"/>
-                <w:szCs w:val="28"/>
+              </w:rPr>
+              <w:t>B.P4 — Review the Mobile App Designs with Others</w:t>
+            </w:r>
+            <w:r>
+              <w:rPr>
+                <w:noProof/>
+                <w:webHidden/>
               </w:rPr>
               <w:tab/>
             </w:r>
@@ -765,8 +681,6 @@
               <w:rPr>
                 <w:noProof/>
                 <w:webHidden/>
-                <w:sz w:val="28"/>
-                <w:szCs w:val="28"/>
               </w:rPr>
               <w:fldChar w:fldCharType="begin"/>
             </w:r>
@@ -774,25 +688,19 @@
               <w:rPr>
                 <w:noProof/>
                 <w:webHidden/>
-                <w:sz w:val="28"/>
-                <w:szCs w:val="28"/>
-              </w:rPr>
-              <w:instrText xml:space="preserve"> PAGEREF _Toc224141004 \h </w:instrText>
-            </w:r>
-            <w:r>
-              <w:rPr>
-                <w:noProof/>
-                <w:webHidden/>
-                <w:sz w:val="28"/>
-                <w:szCs w:val="28"/>
-              </w:rPr>
-            </w:r>
-            <w:r>
-              <w:rPr>
-                <w:noProof/>
-                <w:webHidden/>
-                <w:sz w:val="28"/>
-                <w:szCs w:val="28"/>
+              </w:rPr>
+              <w:instrText xml:space="preserve"> PAGEREF _Toc224211051 \h </w:instrText>
+            </w:r>
+            <w:r>
+              <w:rPr>
+                <w:noProof/>
+                <w:webHidden/>
+              </w:rPr>
+            </w:r>
+            <w:r>
+              <w:rPr>
+                <w:noProof/>
+                <w:webHidden/>
               </w:rPr>
               <w:fldChar w:fldCharType="separate"/>
             </w:r>
@@ -800,17 +708,13 @@
               <w:rPr>
                 <w:noProof/>
                 <w:webHidden/>
-                <w:sz w:val="28"/>
-                <w:szCs w:val="28"/>
-              </w:rPr>
-              <w:t>3</w:t>
-            </w:r>
-            <w:r>
-              <w:rPr>
-                <w:noProof/>
-                <w:webHidden/>
-                <w:sz w:val="28"/>
-                <w:szCs w:val="28"/>
+              </w:rPr>
+              <w:t>5</w:t>
+            </w:r>
+            <w:r>
+              <w:rPr>
+                <w:noProof/>
+                <w:webHidden/>
               </w:rPr>
               <w:fldChar w:fldCharType="end"/>
             </w:r>
@@ -826,27 +730,23 @@
               <w:rFonts w:asciiTheme="minorHAnsi" w:eastAsiaTheme="minorEastAsia" w:hAnsiTheme="minorHAnsi" w:cstheme="minorBidi"/>
               <w:noProof/>
               <w:kern w:val="2"/>
-              <w:sz w:val="28"/>
-              <w:szCs w:val="28"/>
+              <w:sz w:val="24"/>
+              <w:szCs w:val="24"/>
               <w14:ligatures w14:val="standardContextual"/>
             </w:rPr>
           </w:pPr>
-          <w:hyperlink w:anchor="_Toc224141005" w:history="1">
+          <w:hyperlink w:anchor="_Toc224211052" w:history="1">
             <w:r>
               <w:rPr>
                 <w:rStyle w:val="Hyperlink"/>
                 <w:noProof/>
-                <w:sz w:val="28"/>
-                <w:szCs w:val="28"/>
-              </w:rPr>
-              <w:t>B.P4 — Review the Mobile App Designs with Others</w:t>
-            </w:r>
-            <w:r>
-              <w:rPr>
-                <w:noProof/>
-                <w:webHidden/>
-                <w:sz w:val="28"/>
-                <w:szCs w:val="28"/>
+              </w:rPr>
+              <w:t>B.M2 — Justify Design Decisions</w:t>
+            </w:r>
+            <w:r>
+              <w:rPr>
+                <w:noProof/>
+                <w:webHidden/>
               </w:rPr>
               <w:tab/>
             </w:r>
@@ -854,8 +754,6 @@
               <w:rPr>
                 <w:noProof/>
                 <w:webHidden/>
-                <w:sz w:val="28"/>
-                <w:szCs w:val="28"/>
               </w:rPr>
               <w:fldChar w:fldCharType="begin"/>
             </w:r>
@@ -863,25 +761,19 @@
               <w:rPr>
                 <w:noProof/>
                 <w:webHidden/>
-                <w:sz w:val="28"/>
-                <w:szCs w:val="28"/>
-              </w:rPr>
-              <w:instrText xml:space="preserve"> PAGEREF _Toc224141005 \h </w:instrText>
-            </w:r>
-            <w:r>
-              <w:rPr>
-                <w:noProof/>
-                <w:webHidden/>
-                <w:sz w:val="28"/>
-                <w:szCs w:val="28"/>
-              </w:rPr>
-            </w:r>
-            <w:r>
-              <w:rPr>
-                <w:noProof/>
-                <w:webHidden/>
-                <w:sz w:val="28"/>
-                <w:szCs w:val="28"/>
+              </w:rPr>
+              <w:instrText xml:space="preserve"> PAGEREF _Toc224211052 \h </w:instrText>
+            </w:r>
+            <w:r>
+              <w:rPr>
+                <w:noProof/>
+                <w:webHidden/>
+              </w:rPr>
+            </w:r>
+            <w:r>
+              <w:rPr>
+                <w:noProof/>
+                <w:webHidden/>
               </w:rPr>
               <w:fldChar w:fldCharType="separate"/>
             </w:r>
@@ -889,17 +781,13 @@
               <w:rPr>
                 <w:noProof/>
                 <w:webHidden/>
-                <w:sz w:val="28"/>
-                <w:szCs w:val="28"/>
-              </w:rPr>
-              <w:t>5</w:t>
-            </w:r>
-            <w:r>
-              <w:rPr>
-                <w:noProof/>
-                <w:webHidden/>
-                <w:sz w:val="28"/>
-                <w:szCs w:val="28"/>
+              </w:rPr>
+              <w:t>6</w:t>
+            </w:r>
+            <w:r>
+              <w:rPr>
+                <w:noProof/>
+                <w:webHidden/>
               </w:rPr>
               <w:fldChar w:fldCharType="end"/>
             </w:r>
@@ -915,27 +803,23 @@
               <w:rFonts w:asciiTheme="minorHAnsi" w:eastAsiaTheme="minorEastAsia" w:hAnsiTheme="minorHAnsi" w:cstheme="minorBidi"/>
               <w:noProof/>
               <w:kern w:val="2"/>
-              <w:sz w:val="28"/>
-              <w:szCs w:val="28"/>
+              <w:sz w:val="24"/>
+              <w:szCs w:val="24"/>
               <w14:ligatures w14:val="standardContextual"/>
             </w:rPr>
           </w:pPr>
-          <w:hyperlink w:anchor="_Toc224141006" w:history="1">
+          <w:hyperlink w:anchor="_Toc224211053" w:history="1">
             <w:r>
               <w:rPr>
                 <w:rStyle w:val="Hyperlink"/>
                 <w:noProof/>
-                <w:sz w:val="28"/>
-                <w:szCs w:val="28"/>
-              </w:rPr>
-              <w:t>B.M2 — Justify Design Decisions</w:t>
-            </w:r>
-            <w:r>
-              <w:rPr>
-                <w:noProof/>
-                <w:webHidden/>
-                <w:sz w:val="28"/>
-                <w:szCs w:val="28"/>
+              </w:rPr>
+              <w:t>C.P5 — Produce a Mobile App That Meets the Design Criteria</w:t>
+            </w:r>
+            <w:r>
+              <w:rPr>
+                <w:noProof/>
+                <w:webHidden/>
               </w:rPr>
               <w:tab/>
             </w:r>
@@ -943,8 +827,6 @@
               <w:rPr>
                 <w:noProof/>
                 <w:webHidden/>
-                <w:sz w:val="28"/>
-                <w:szCs w:val="28"/>
               </w:rPr>
               <w:fldChar w:fldCharType="begin"/>
             </w:r>
@@ -952,25 +834,19 @@
               <w:rPr>
                 <w:noProof/>
                 <w:webHidden/>
-                <w:sz w:val="28"/>
-                <w:szCs w:val="28"/>
-              </w:rPr>
-              <w:instrText xml:space="preserve"> PAGEREF _Toc224141006 \h </w:instrText>
-            </w:r>
-            <w:r>
-              <w:rPr>
-                <w:noProof/>
-                <w:webHidden/>
-                <w:sz w:val="28"/>
-                <w:szCs w:val="28"/>
-              </w:rPr>
-            </w:r>
-            <w:r>
-              <w:rPr>
-                <w:noProof/>
-                <w:webHidden/>
-                <w:sz w:val="28"/>
-                <w:szCs w:val="28"/>
+              </w:rPr>
+              <w:instrText xml:space="preserve"> PAGEREF _Toc224211053 \h </w:instrText>
+            </w:r>
+            <w:r>
+              <w:rPr>
+                <w:noProof/>
+                <w:webHidden/>
+              </w:rPr>
+            </w:r>
+            <w:r>
+              <w:rPr>
+                <w:noProof/>
+                <w:webHidden/>
               </w:rPr>
               <w:fldChar w:fldCharType="separate"/>
             </w:r>
@@ -978,17 +854,88 @@
               <w:rPr>
                 <w:noProof/>
                 <w:webHidden/>
-                <w:sz w:val="28"/>
-                <w:szCs w:val="28"/>
-              </w:rPr>
-              <w:t>6</w:t>
-            </w:r>
-            <w:r>
-              <w:rPr>
-                <w:noProof/>
-                <w:webHidden/>
-                <w:sz w:val="28"/>
-                <w:szCs w:val="28"/>
+              </w:rPr>
+              <w:t>7</w:t>
+            </w:r>
+            <w:r>
+              <w:rPr>
+                <w:noProof/>
+                <w:webHidden/>
+              </w:rPr>
+              <w:fldChar w:fldCharType="end"/>
+            </w:r>
+          </w:hyperlink>
+        </w:p>
+        <w:p>
+          <w:pPr>
+            <w:pStyle w:val="TOC2"/>
+            <w:tabs>
+              <w:tab w:val="right" w:leader="dot" w:pos="9016"/>
+            </w:tabs>
+            <w:rPr>
+              <w:rFonts w:asciiTheme="minorHAnsi" w:eastAsiaTheme="minorEastAsia" w:hAnsiTheme="minorHAnsi" w:cstheme="minorBidi"/>
+              <w:noProof/>
+              <w:kern w:val="2"/>
+              <w:sz w:val="24"/>
+              <w:szCs w:val="24"/>
+              <w14:ligatures w14:val="standardContextual"/>
+            </w:rPr>
+          </w:pPr>
+          <w:hyperlink w:anchor="_Toc224211054" w:history="1">
+            <w:r>
+              <w:rPr>
+                <w:rStyle w:val="Hyperlink"/>
+                <w:b/>
+                <w:bCs/>
+                <w:noProof/>
+              </w:rPr>
+              <w:t>App Screenshots</w:t>
+            </w:r>
+            <w:r>
+              <w:rPr>
+                <w:noProof/>
+                <w:webHidden/>
+              </w:rPr>
+              <w:tab/>
+            </w:r>
+            <w:r>
+              <w:rPr>
+                <w:noProof/>
+                <w:webHidden/>
+              </w:rPr>
+              <w:fldChar w:fldCharType="begin"/>
+            </w:r>
+            <w:r>
+              <w:rPr>
+                <w:noProof/>
+                <w:webHidden/>
+              </w:rPr>
+              <w:instrText xml:space="preserve"> PAGEREF _Toc224211054 \h </w:instrText>
+            </w:r>
+            <w:r>
+              <w:rPr>
+                <w:noProof/>
+                <w:webHidden/>
+              </w:rPr>
+            </w:r>
+            <w:r>
+              <w:rPr>
+                <w:noProof/>
+                <w:webHidden/>
+              </w:rPr>
+              <w:fldChar w:fldCharType="separate"/>
+            </w:r>
+            <w:r>
+              <w:rPr>
+                <w:noProof/>
+                <w:webHidden/>
+              </w:rPr>
+              <w:t>7</w:t>
+            </w:r>
+            <w:r>
+              <w:rPr>
+                <w:noProof/>
+                <w:webHidden/>
               </w:rPr>
               <w:fldChar w:fldCharType="end"/>
             </w:r>
@@ -1004,18 +951,16 @@
               <w:rFonts w:asciiTheme="minorHAnsi" w:eastAsiaTheme="minorEastAsia" w:hAnsiTheme="minorHAnsi" w:cstheme="minorBidi"/>
               <w:noProof/>
               <w:kern w:val="2"/>
-              <w:sz w:val="28"/>
-              <w:szCs w:val="28"/>
+              <w:sz w:val="24"/>
+              <w:szCs w:val="24"/>
               <w14:ligatures w14:val="standardContextual"/>
             </w:rPr>
           </w:pPr>
-          <w:hyperlink w:anchor="_Toc224141007" w:history="1">
+          <w:hyperlink w:anchor="_Toc224211055" w:history="1">
             <w:r>
               <w:rPr>
                 <w:rStyle w:val="Hyperlink"/>
                 <w:noProof/>
-                <w:sz w:val="28"/>
-                <w:szCs w:val="28"/>
               </w:rPr>
               <w:t>C.P6 — Test the Mobile App</w:t>
             </w:r>
@@ -1023,8 +968,6 @@
               <w:rPr>
                 <w:noProof/>
                 <w:webHidden/>
-                <w:sz w:val="28"/>
-                <w:szCs w:val="28"/>
               </w:rPr>
               <w:tab/>
             </w:r>
@@ -1032,8 +975,6 @@
               <w:rPr>
                 <w:noProof/>
                 <w:webHidden/>
-                <w:sz w:val="28"/>
-                <w:szCs w:val="28"/>
               </w:rPr>
               <w:fldChar w:fldCharType="begin"/>
             </w:r>
@@ -1041,25 +982,19 @@
               <w:rPr>
                 <w:noProof/>
                 <w:webHidden/>
-                <w:sz w:val="28"/>
-                <w:szCs w:val="28"/>
-              </w:rPr>
-              <w:instrText xml:space="preserve"> PAGEREF _Toc224141007 \h </w:instrText>
-            </w:r>
-            <w:r>
-              <w:rPr>
-                <w:noProof/>
-                <w:webHidden/>
-                <w:sz w:val="28"/>
-                <w:szCs w:val="28"/>
-              </w:rPr>
-            </w:r>
-            <w:r>
-              <w:rPr>
-                <w:noProof/>
-                <w:webHidden/>
-                <w:sz w:val="28"/>
-                <w:szCs w:val="28"/>
+              </w:rPr>
+              <w:instrText xml:space="preserve"> PAGEREF _Toc224211055 \h </w:instrText>
+            </w:r>
+            <w:r>
+              <w:rPr>
+                <w:noProof/>
+                <w:webHidden/>
+              </w:rPr>
+            </w:r>
+            <w:r>
+              <w:rPr>
+                <w:noProof/>
+                <w:webHidden/>
               </w:rPr>
               <w:fldChar w:fldCharType="separate"/>
             </w:r>
@@ -1067,17 +1002,88 @@
               <w:rPr>
                 <w:noProof/>
                 <w:webHidden/>
-                <w:sz w:val="28"/>
-                <w:szCs w:val="28"/>
-              </w:rPr>
-              <w:t>12</w:t>
-            </w:r>
-            <w:r>
-              <w:rPr>
-                <w:noProof/>
-                <w:webHidden/>
-                <w:sz w:val="28"/>
-                <w:szCs w:val="28"/>
+              </w:rPr>
+              <w:t>13</w:t>
+            </w:r>
+            <w:r>
+              <w:rPr>
+                <w:noProof/>
+                <w:webHidden/>
+              </w:rPr>
+              <w:fldChar w:fldCharType="end"/>
+            </w:r>
+          </w:hyperlink>
+        </w:p>
+        <w:p>
+          <w:pPr>
+            <w:pStyle w:val="TOC2"/>
+            <w:tabs>
+              <w:tab w:val="right" w:leader="dot" w:pos="9016"/>
+            </w:tabs>
+            <w:rPr>
+              <w:rFonts w:asciiTheme="minorHAnsi" w:eastAsiaTheme="minorEastAsia" w:hAnsiTheme="minorHAnsi" w:cstheme="minorBidi"/>
+              <w:noProof/>
+              <w:kern w:val="2"/>
+              <w:sz w:val="24"/>
+              <w:szCs w:val="24"/>
+              <w14:ligatures w14:val="standardContextual"/>
+            </w:rPr>
+          </w:pPr>
+          <w:hyperlink w:anchor="_Toc224211056" w:history="1">
+            <w:r>
+              <w:rPr>
+                <w:rStyle w:val="Hyperlink"/>
+                <w:b/>
+                <w:bCs/>
+                <w:noProof/>
+              </w:rPr>
+              <w:t>User Feedback Testing</w:t>
+            </w:r>
+            <w:r>
+              <w:rPr>
+                <w:noProof/>
+                <w:webHidden/>
+              </w:rPr>
+              <w:tab/>
+            </w:r>
+            <w:r>
+              <w:rPr>
+                <w:noProof/>
+                <w:webHidden/>
+              </w:rPr>
+              <w:fldChar w:fldCharType="begin"/>
+            </w:r>
+            <w:r>
+              <w:rPr>
+                <w:noProof/>
+                <w:webHidden/>
+              </w:rPr>
+              <w:instrText xml:space="preserve"> PAGEREF _Toc224211056 \h </w:instrText>
+            </w:r>
+            <w:r>
+              <w:rPr>
+                <w:noProof/>
+                <w:webHidden/>
+              </w:rPr>
+            </w:r>
+            <w:r>
+              <w:rPr>
+                <w:noProof/>
+                <w:webHidden/>
+              </w:rPr>
+              <w:fldChar w:fldCharType="separate"/>
+            </w:r>
+            <w:r>
+              <w:rPr>
+                <w:noProof/>
+                <w:webHidden/>
+              </w:rPr>
+              <w:t>13</w:t>
+            </w:r>
+            <w:r>
+              <w:rPr>
+                <w:noProof/>
+                <w:webHidden/>
               </w:rPr>
               <w:fldChar w:fldCharType="end"/>
             </w:r>
@@ -1093,18 +1099,16 @@
               <w:rFonts w:asciiTheme="minorHAnsi" w:eastAsiaTheme="minorEastAsia" w:hAnsiTheme="minorHAnsi" w:cstheme="minorBidi"/>
               <w:noProof/>
               <w:kern w:val="2"/>
-              <w:sz w:val="28"/>
-              <w:szCs w:val="28"/>
+              <w:sz w:val="24"/>
+              <w:szCs w:val="24"/>
               <w14:ligatures w14:val="standardContextual"/>
             </w:rPr>
           </w:pPr>
-          <w:hyperlink w:anchor="_Toc224141008" w:history="1">
+          <w:hyperlink w:anchor="_Toc224211057" w:history="1">
             <w:r>
               <w:rPr>
                 <w:rStyle w:val="Hyperlink"/>
                 <w:noProof/>
-                <w:sz w:val="28"/>
-                <w:szCs w:val="28"/>
               </w:rPr>
               <w:t>C.P7 — Review the Extent to Which the App Meets Requirements</w:t>
             </w:r>
@@ -1112,8 +1116,6 @@
               <w:rPr>
                 <w:noProof/>
                 <w:webHidden/>
-                <w:sz w:val="28"/>
-                <w:szCs w:val="28"/>
               </w:rPr>
               <w:tab/>
             </w:r>
@@ -1121,8 +1123,6 @@
               <w:rPr>
                 <w:noProof/>
                 <w:webHidden/>
-                <w:sz w:val="28"/>
-                <w:szCs w:val="28"/>
               </w:rPr>
               <w:fldChar w:fldCharType="begin"/>
             </w:r>
@@ -1130,25 +1130,19 @@
               <w:rPr>
                 <w:noProof/>
                 <w:webHidden/>
-                <w:sz w:val="28"/>
-                <w:szCs w:val="28"/>
-              </w:rPr>
-              <w:instrText xml:space="preserve"> PAGEREF _Toc224141008 \h </w:instrText>
-            </w:r>
-            <w:r>
-              <w:rPr>
-                <w:noProof/>
-                <w:webHidden/>
-                <w:sz w:val="28"/>
-                <w:szCs w:val="28"/>
-              </w:rPr>
-            </w:r>
-            <w:r>
-              <w:rPr>
-                <w:noProof/>
-                <w:webHidden/>
-                <w:sz w:val="28"/>
-                <w:szCs w:val="28"/>
+              </w:rPr>
+              <w:instrText xml:space="preserve"> PAGEREF _Toc224211057 \h </w:instrText>
+            </w:r>
+            <w:r>
+              <w:rPr>
+                <w:noProof/>
+                <w:webHidden/>
+              </w:rPr>
+            </w:r>
+            <w:r>
+              <w:rPr>
+                <w:noProof/>
+                <w:webHidden/>
               </w:rPr>
               <w:fldChar w:fldCharType="separate"/>
             </w:r>
@@ -1156,17 +1150,88 @@
               <w:rPr>
                 <w:noProof/>
                 <w:webHidden/>
-                <w:sz w:val="28"/>
-                <w:szCs w:val="28"/>
-              </w:rPr>
-              <w:t>13</w:t>
-            </w:r>
-            <w:r>
-              <w:rPr>
-                <w:noProof/>
-                <w:webHidden/>
-                <w:sz w:val="28"/>
-                <w:szCs w:val="28"/>
+              </w:rPr>
+              <w:t>14</w:t>
+            </w:r>
+            <w:r>
+              <w:rPr>
+                <w:noProof/>
+                <w:webHidden/>
+              </w:rPr>
+              <w:fldChar w:fldCharType="end"/>
+            </w:r>
+          </w:hyperlink>
+        </w:p>
+        <w:p>
+          <w:pPr>
+            <w:pStyle w:val="TOC2"/>
+            <w:tabs>
+              <w:tab w:val="right" w:leader="dot" w:pos="9016"/>
+            </w:tabs>
+            <w:rPr>
+              <w:rFonts w:asciiTheme="minorHAnsi" w:eastAsiaTheme="minorEastAsia" w:hAnsiTheme="minorHAnsi" w:cstheme="minorBidi"/>
+              <w:noProof/>
+              <w:kern w:val="2"/>
+              <w:sz w:val="24"/>
+              <w:szCs w:val="24"/>
+              <w14:ligatures w14:val="standardContextual"/>
+            </w:rPr>
+          </w:pPr>
+          <w:hyperlink w:anchor="_Toc224211058" w:history="1">
+            <w:r>
+              <w:rPr>
+                <w:rStyle w:val="Hyperlink"/>
+                <w:b/>
+                <w:bCs/>
+                <w:noProof/>
+              </w:rPr>
+              <w:t>Limitations Identified</w:t>
+            </w:r>
+            <w:r>
+              <w:rPr>
+                <w:noProof/>
+                <w:webHidden/>
+              </w:rPr>
+              <w:tab/>
+            </w:r>
+            <w:r>
+              <w:rPr>
+                <w:noProof/>
+                <w:webHidden/>
+              </w:rPr>
+              <w:fldChar w:fldCharType="begin"/>
+            </w:r>
+            <w:r>
+              <w:rPr>
+                <w:noProof/>
+                <w:webHidden/>
+              </w:rPr>
+              <w:instrText xml:space="preserve"> PAGEREF _Toc224211058 \h </w:instrText>
+            </w:r>
+            <w:r>
+              <w:rPr>
+                <w:noProof/>
+                <w:webHidden/>
+              </w:rPr>
+            </w:r>
+            <w:r>
+              <w:rPr>
+                <w:noProof/>
+                <w:webHidden/>
+              </w:rPr>
+              <w:fldChar w:fldCharType="separate"/>
+            </w:r>
+            <w:r>
+              <w:rPr>
+                <w:noProof/>
+                <w:webHidden/>
+              </w:rPr>
+              <w:t>14</w:t>
+            </w:r>
+            <w:r>
+              <w:rPr>
+                <w:noProof/>
+                <w:webHidden/>
               </w:rPr>
               <w:fldChar w:fldCharType="end"/>
             </w:r>
@@ -1182,18 +1247,16 @@
               <w:rFonts w:asciiTheme="minorHAnsi" w:eastAsiaTheme="minorEastAsia" w:hAnsiTheme="minorHAnsi" w:cstheme="minorBidi"/>
               <w:noProof/>
               <w:kern w:val="2"/>
-              <w:sz w:val="28"/>
-              <w:szCs w:val="28"/>
+              <w:sz w:val="24"/>
+              <w:szCs w:val="24"/>
               <w14:ligatures w14:val="standardContextual"/>
             </w:rPr>
           </w:pPr>
-          <w:hyperlink w:anchor="_Toc224141009" w:history="1">
+          <w:hyperlink w:anchor="_Toc224211059" w:history="1">
             <w:r>
               <w:rPr>
                 <w:rStyle w:val="Hyperlink"/>
                 <w:noProof/>
-                <w:sz w:val="28"/>
-                <w:szCs w:val="28"/>
               </w:rPr>
               <w:t>C.M3 — Optimise the Mobile App</w:t>
             </w:r>
@@ -1201,8 +1264,6 @@
               <w:rPr>
                 <w:noProof/>
                 <w:webHidden/>
-                <w:sz w:val="28"/>
-                <w:szCs w:val="28"/>
               </w:rPr>
               <w:tab/>
             </w:r>
@@ -1210,8 +1271,6 @@
               <w:rPr>
                 <w:noProof/>
                 <w:webHidden/>
-                <w:sz w:val="28"/>
-                <w:szCs w:val="28"/>
               </w:rPr>
               <w:fldChar w:fldCharType="begin"/>
             </w:r>
@@ -1219,25 +1278,19 @@
               <w:rPr>
                 <w:noProof/>
                 <w:webHidden/>
-                <w:sz w:val="28"/>
-                <w:szCs w:val="28"/>
-              </w:rPr>
-              <w:instrText xml:space="preserve"> PAGEREF _Toc224141009 \h </w:instrText>
-            </w:r>
-            <w:r>
-              <w:rPr>
-                <w:noProof/>
-                <w:webHidden/>
-                <w:sz w:val="28"/>
-                <w:szCs w:val="28"/>
-              </w:rPr>
-            </w:r>
-            <w:r>
-              <w:rPr>
-                <w:noProof/>
-                <w:webHidden/>
-                <w:sz w:val="28"/>
-                <w:szCs w:val="28"/>
+              </w:rPr>
+              <w:instrText xml:space="preserve"> PAGEREF _Toc224211059 \h </w:instrText>
+            </w:r>
+            <w:r>
+              <w:rPr>
+                <w:noProof/>
+                <w:webHidden/>
+              </w:rPr>
+            </w:r>
+            <w:r>
+              <w:rPr>
+                <w:noProof/>
+                <w:webHidden/>
               </w:rPr>
               <w:fldChar w:fldCharType="separate"/>
             </w:r>
@@ -1245,17 +1298,13 @@
               <w:rPr>
                 <w:noProof/>
                 <w:webHidden/>
-                <w:sz w:val="28"/>
-                <w:szCs w:val="28"/>
-              </w:rPr>
-              <w:t>14</w:t>
-            </w:r>
-            <w:r>
-              <w:rPr>
-                <w:noProof/>
-                <w:webHidden/>
-                <w:sz w:val="28"/>
-                <w:szCs w:val="28"/>
+              </w:rPr>
+              <w:t>15</w:t>
+            </w:r>
+            <w:r>
+              <w:rPr>
+                <w:noProof/>
+                <w:webHidden/>
               </w:rPr>
               <w:fldChar w:fldCharType="end"/>
             </w:r>
@@ -1271,18 +1320,16 @@
               <w:rFonts w:asciiTheme="minorHAnsi" w:eastAsiaTheme="minorEastAsia" w:hAnsiTheme="minorHAnsi" w:cstheme="minorBidi"/>
               <w:noProof/>
               <w:kern w:val="2"/>
-              <w:sz w:val="28"/>
-              <w:szCs w:val="28"/>
+              <w:sz w:val="24"/>
+              <w:szCs w:val="24"/>
               <w14:ligatures w14:val="standardContextual"/>
             </w:rPr>
           </w:pPr>
-          <w:hyperlink w:anchor="_Toc224141010" w:history="1">
+          <w:hyperlink w:anchor="_Toc224211060" w:history="1">
             <w:r>
               <w:rPr>
                 <w:rStyle w:val="Hyperlink"/>
                 <w:noProof/>
-                <w:sz w:val="28"/>
-                <w:szCs w:val="28"/>
               </w:rPr>
               <w:t>BC.D2 — Evaluate the Design and Optimised Mobile App Against Client Requirements</w:t>
             </w:r>
@@ -1290,8 +1337,6 @@
               <w:rPr>
                 <w:noProof/>
                 <w:webHidden/>
-                <w:sz w:val="28"/>
-                <w:szCs w:val="28"/>
               </w:rPr>
               <w:tab/>
             </w:r>
@@ -1299,8 +1344,6 @@
               <w:rPr>
                 <w:noProof/>
                 <w:webHidden/>
-                <w:sz w:val="28"/>
-                <w:szCs w:val="28"/>
               </w:rPr>
               <w:fldChar w:fldCharType="begin"/>
             </w:r>
@@ -1308,25 +1351,19 @@
               <w:rPr>
                 <w:noProof/>
                 <w:webHidden/>
-                <w:sz w:val="28"/>
-                <w:szCs w:val="28"/>
-              </w:rPr>
-              <w:instrText xml:space="preserve"> PAGEREF _Toc224141010 \h </w:instrText>
-            </w:r>
-            <w:r>
-              <w:rPr>
-                <w:noProof/>
-                <w:webHidden/>
-                <w:sz w:val="28"/>
-                <w:szCs w:val="28"/>
-              </w:rPr>
-            </w:r>
-            <w:r>
-              <w:rPr>
-                <w:noProof/>
-                <w:webHidden/>
-                <w:sz w:val="28"/>
-                <w:szCs w:val="28"/>
+              </w:rPr>
+              <w:instrText xml:space="preserve"> PAGEREF _Toc224211060 \h </w:instrText>
+            </w:r>
+            <w:r>
+              <w:rPr>
+                <w:noProof/>
+                <w:webHidden/>
+              </w:rPr>
+            </w:r>
+            <w:r>
+              <w:rPr>
+                <w:noProof/>
+                <w:webHidden/>
               </w:rPr>
               <w:fldChar w:fldCharType="separate"/>
             </w:r>
@@ -1334,17 +1371,13 @@
               <w:rPr>
                 <w:noProof/>
                 <w:webHidden/>
-                <w:sz w:val="28"/>
-                <w:szCs w:val="28"/>
-              </w:rPr>
-              <w:t>15</w:t>
-            </w:r>
-            <w:r>
-              <w:rPr>
-                <w:noProof/>
-                <w:webHidden/>
-                <w:sz w:val="28"/>
-                <w:szCs w:val="28"/>
+              </w:rPr>
+              <w:t>16</w:t>
+            </w:r>
+            <w:r>
+              <w:rPr>
+                <w:noProof/>
+                <w:webHidden/>
               </w:rPr>
               <w:fldChar w:fldCharType="end"/>
             </w:r>
@@ -1360,18 +1393,16 @@
               <w:rFonts w:asciiTheme="minorHAnsi" w:eastAsiaTheme="minorEastAsia" w:hAnsiTheme="minorHAnsi" w:cstheme="minorBidi"/>
               <w:noProof/>
               <w:kern w:val="2"/>
-              <w:sz w:val="28"/>
-              <w:szCs w:val="28"/>
+              <w:sz w:val="24"/>
+              <w:szCs w:val="24"/>
               <w14:ligatures w14:val="standardContextual"/>
             </w:rPr>
           </w:pPr>
-          <w:hyperlink w:anchor="_Toc224141011" w:history="1">
+          <w:hyperlink w:anchor="_Toc224211061" w:history="1">
             <w:r>
               <w:rPr>
                 <w:rStyle w:val="Hyperlink"/>
                 <w:noProof/>
-                <w:sz w:val="28"/>
-                <w:szCs w:val="28"/>
               </w:rPr>
               <w:t>BC.D3 — Individual Responsibility, Creativity and Effective Self-Management</w:t>
             </w:r>
@@ -1379,8 +1410,6 @@
               <w:rPr>
                 <w:noProof/>
                 <w:webHidden/>
-                <w:sz w:val="28"/>
-                <w:szCs w:val="28"/>
               </w:rPr>
               <w:tab/>
             </w:r>
@@ -1388,8 +1417,6 @@
               <w:rPr>
                 <w:noProof/>
                 <w:webHidden/>
-                <w:sz w:val="28"/>
-                <w:szCs w:val="28"/>
               </w:rPr>
               <w:fldChar w:fldCharType="begin"/>
             </w:r>
@@ -1397,25 +1424,19 @@
               <w:rPr>
                 <w:noProof/>
                 <w:webHidden/>
-                <w:sz w:val="28"/>
-                <w:szCs w:val="28"/>
-              </w:rPr>
-              <w:instrText xml:space="preserve"> PAGEREF _Toc224141011 \h </w:instrText>
-            </w:r>
-            <w:r>
-              <w:rPr>
-                <w:noProof/>
-                <w:webHidden/>
-                <w:sz w:val="28"/>
-                <w:szCs w:val="28"/>
-              </w:rPr>
-            </w:r>
-            <w:r>
-              <w:rPr>
-                <w:noProof/>
-                <w:webHidden/>
-                <w:sz w:val="28"/>
-                <w:szCs w:val="28"/>
+              </w:rPr>
+              <w:instrText xml:space="preserve"> PAGEREF _Toc224211061 \h </w:instrText>
+            </w:r>
+            <w:r>
+              <w:rPr>
+                <w:noProof/>
+                <w:webHidden/>
+              </w:rPr>
+            </w:r>
+            <w:r>
+              <w:rPr>
+                <w:noProof/>
+                <w:webHidden/>
               </w:rPr>
               <w:fldChar w:fldCharType="separate"/>
             </w:r>
@@ -1423,8 +1444,6 @@
               <w:rPr>
                 <w:noProof/>
                 <w:webHidden/>
-                <w:sz w:val="28"/>
-                <w:szCs w:val="28"/>
               </w:rPr>
               <w:t>16</w:t>
             </w:r>
@@ -1432,27 +1451,17 @@
               <w:rPr>
                 <w:noProof/>
                 <w:webHidden/>
-                <w:sz w:val="28"/>
-                <w:szCs w:val="28"/>
               </w:rPr>
               <w:fldChar w:fldCharType="end"/>
             </w:r>
           </w:hyperlink>
         </w:p>
         <w:p>
-          <w:pPr>
-            <w:rPr>
-              <w:sz w:val="28"/>
-              <w:szCs w:val="28"/>
-            </w:rPr>
-          </w:pPr>
           <w:r>
             <w:rPr>
               <w:b/>
               <w:bCs/>
               <w:noProof/>
-              <w:sz w:val="28"/>
-              <w:szCs w:val="28"/>
             </w:rPr>
             <w:fldChar w:fldCharType="end"/>
           </w:r>
@@ -1461,70 +1470,6 @@
     </w:sdt>
     <w:p>
       <w:pPr>
-        <w:rPr>
-          <w:sz w:val="28"/>
-          <w:szCs w:val="28"/>
-        </w:rPr>
-      </w:pPr>
-    </w:p>
-    <w:p>
-      <w:pPr>
-        <w:rPr>
-          <w:sz w:val="28"/>
-          <w:szCs w:val="28"/>
-        </w:rPr>
-      </w:pPr>
-    </w:p>
-    <w:p/>
-    <w:p/>
-    <w:p/>
-    <w:p/>
-    <w:p/>
-    <w:p/>
-    <w:p/>
-    <w:p/>
-    <w:p/>
-    <w:p/>
-    <w:p/>
-    <w:p/>
-    <w:p/>
-    <w:p/>
-    <w:p/>
-    <w:p/>
-    <w:p/>
-    <w:p/>
-    <w:p/>
-    <w:p/>
-    <w:p/>
-    <w:p/>
-    <w:p/>
-    <w:p/>
-    <w:p/>
-    <w:p/>
-    <w:p/>
-    <w:p/>
-    <w:p/>
-    <w:p/>
-    <w:p/>
-    <w:p/>
-    <w:p/>
-    <w:p/>
-    <w:p/>
-    <w:p/>
-    <w:p/>
-    <w:p/>
-    <w:p/>
-    <w:p/>
-    <w:p/>
-    <w:p/>
-    <w:p/>
-    <w:p/>
-    <w:p/>
-    <w:p/>
-    <w:p/>
-    <w:p/>
-    <w:p>
-      <w:pPr>
         <w:pStyle w:val="Heading1"/>
       </w:pPr>
     </w:p>
@@ -1532,102 +1477,259 @@
       <w:pPr>
         <w:pStyle w:val="Heading1"/>
       </w:pPr>
-      <w:bookmarkStart w:id="0" w:name="_Toc224141003"/>
-      <w:r>
-        <w:t>Unit 7: Mobile Apps Development</w:t>
+    </w:p>
+    <w:p>
+      <w:pPr>
+        <w:pStyle w:val="Heading1"/>
+      </w:pPr>
+    </w:p>
+    <w:p>
+      <w:pPr>
+        <w:pStyle w:val="Heading1"/>
+      </w:pPr>
+    </w:p>
+    <w:p>
+      <w:pPr>
+        <w:pStyle w:val="Heading1"/>
+      </w:pPr>
+    </w:p>
+    <w:p>
+      <w:pPr>
+        <w:pStyle w:val="Heading1"/>
+      </w:pPr>
+    </w:p>
+    <w:p>
+      <w:pPr>
+        <w:pStyle w:val="Heading1"/>
+      </w:pPr>
+    </w:p>
+    <w:p>
+      <w:pPr>
+        <w:pStyle w:val="Heading1"/>
+      </w:pPr>
+    </w:p>
+    <w:p>
+      <w:pPr>
+        <w:pStyle w:val="Heading1"/>
+      </w:pPr>
+    </w:p>
+    <w:p>
+      <w:pPr>
+        <w:pStyle w:val="Heading1"/>
+      </w:pPr>
+    </w:p>
+    <w:p>
+      <w:pPr>
+        <w:pStyle w:val="Heading1"/>
+      </w:pPr>
+    </w:p>
+    <w:p>
+      <w:pPr>
+        <w:pStyle w:val="Heading1"/>
+      </w:pPr>
+    </w:p>
+    <w:p>
+      <w:pPr>
+        <w:pStyle w:val="Heading1"/>
+      </w:pPr>
+    </w:p>
+    <w:p>
+      <w:pPr>
+        <w:pStyle w:val="Heading1"/>
+      </w:pPr>
+    </w:p>
+    <w:p>
+      <w:pPr>
+        <w:pStyle w:val="Heading1"/>
+      </w:pPr>
+    </w:p>
+    <w:p>
+      <w:pPr>
+        <w:pStyle w:val="Heading1"/>
+      </w:pPr>
+    </w:p>
+    <w:p>
+      <w:pPr>
+        <w:pStyle w:val="Heading1"/>
+      </w:pPr>
+    </w:p>
+    <w:p>
+      <w:pPr>
+        <w:pStyle w:val="Heading1"/>
+      </w:pPr>
+    </w:p>
+    <w:p>
+      <w:pPr>
+        <w:pStyle w:val="Heading1"/>
+      </w:pPr>
+    </w:p>
+    <w:p>
+      <w:pPr>
+        <w:pStyle w:val="Heading1"/>
+      </w:pPr>
+    </w:p>
+    <w:p>
+      <w:pPr>
+        <w:pStyle w:val="Heading1"/>
+      </w:pPr>
+    </w:p>
+    <w:p>
+      <w:pPr>
+        <w:pStyle w:val="Heading1"/>
+      </w:pPr>
+    </w:p>
+    <w:p>
+      <w:pPr>
+        <w:pStyle w:val="Heading1"/>
+      </w:pPr>
+    </w:p>
+    <w:p>
+      <w:pPr>
+        <w:pStyle w:val="Heading1"/>
+      </w:pPr>
+    </w:p>
+    <w:p>
+      <w:pPr>
+        <w:pStyle w:val="Heading1"/>
+      </w:pPr>
+    </w:p>
+    <w:p>
+      <w:pPr>
+        <w:pStyle w:val="Heading1"/>
+      </w:pPr>
+    </w:p>
+    <w:p>
+      <w:pPr>
+        <w:pStyle w:val="Heading1"/>
+      </w:pPr>
+    </w:p>
+    <w:p>
+      <w:pPr>
+        <w:pStyle w:val="Heading1"/>
+      </w:pPr>
+    </w:p>
+    <w:p>
+      <w:pPr>
+        <w:pStyle w:val="Heading1"/>
+      </w:pPr>
+    </w:p>
+    <w:p>
+      <w:pPr>
+        <w:pStyle w:val="Heading1"/>
+      </w:pPr>
+    </w:p>
+    <w:p>
+      <w:pPr>
+        <w:pStyle w:val="Heading1"/>
+      </w:pPr>
+    </w:p>
+    <w:p>
+      <w:pPr>
+        <w:pStyle w:val="Heading1"/>
+      </w:pPr>
+    </w:p>
+    <w:p>
+      <w:pPr>
+        <w:pStyle w:val="Heading1"/>
+      </w:pPr>
+    </w:p>
+    <w:p>
+      <w:pPr>
+        <w:pStyle w:val="Heading1"/>
+      </w:pPr>
+    </w:p>
+    <w:p>
+      <w:pPr>
+        <w:pStyle w:val="Heading1"/>
+      </w:pPr>
+    </w:p>
+    <w:p>
+      <w:pPr>
+        <w:pStyle w:val="Heading1"/>
+      </w:pPr>
+      <w:bookmarkStart w:id="0" w:name="_Toc224210977"/>
+      <w:bookmarkStart w:id="1" w:name="_Toc224211049"/>
+      <w:r>
+        <w:t>B.P3 — Produce Designs for a Mobile App</w:t>
       </w:r>
       <w:bookmarkEnd w:id="0"/>
-    </w:p>
-    <w:p>
-      <w:pPr>
-        <w:rPr>
-          <w:sz w:val="28"/>
-          <w:szCs w:val="28"/>
-        </w:rPr>
-      </w:pPr>
-    </w:p>
-    <w:p>
-      <w:pPr>
-        <w:pStyle w:val="Heading1"/>
-      </w:pPr>
-      <w:bookmarkStart w:id="1" w:name="_Toc224141004"/>
-      <w:r>
-        <w:t>B.P3 — Produce Designs for a Mobile App</w:t>
-      </w:r>
       <w:bookmarkEnd w:id="1"/>
     </w:p>
     <w:p>
       <w:pPr>
+        <w:spacing w:before="80" w:after="80"/>
         <w:rPr>
           <w:color w:val="000000" w:themeColor="text1"/>
           <w:sz w:val="24"/>
           <w:szCs w:val="24"/>
         </w:rPr>
       </w:pPr>
-    </w:p>
-    <w:p>
-      <w:pPr>
+      <w:r>
         <w:rPr>
           <w:color w:val="000000" w:themeColor="text1"/>
           <w:sz w:val="24"/>
           <w:szCs w:val="24"/>
         </w:rPr>
-      </w:pPr>
-      <w:r>
+        <w:t>User Requirements</w:t>
+      </w:r>
+    </w:p>
+    <w:p>
+      <w:pPr>
+        <w:spacing w:before="80" w:after="80"/>
         <w:rPr>
           <w:color w:val="000000" w:themeColor="text1"/>
           <w:sz w:val="24"/>
           <w:szCs w:val="24"/>
         </w:rPr>
-        <w:t>User Requirements</w:t>
-      </w:r>
-    </w:p>
-    <w:p>
-      <w:pPr>
+      </w:pPr>
+      <w:r>
         <w:rPr>
           <w:color w:val="000000" w:themeColor="text1"/>
           <w:sz w:val="24"/>
           <w:szCs w:val="24"/>
         </w:rPr>
-      </w:pPr>
-    </w:p>
-    <w:p>
-      <w:pPr>
+        <w:t>•</w:t>
+      </w:r>
+      <w:r>
         <w:rPr>
           <w:color w:val="000000" w:themeColor="text1"/>
           <w:sz w:val="24"/>
           <w:szCs w:val="24"/>
         </w:rPr>
-      </w:pPr>
-      <w:r>
+        <w:tab/>
+        <w:t>Easy navigation between sections (Information, Video, Quiz) is to be provided to the user.</w:t>
+      </w:r>
+    </w:p>
+    <w:p>
+      <w:pPr>
+        <w:spacing w:before="80" w:after="80"/>
         <w:rPr>
           <w:color w:val="000000" w:themeColor="text1"/>
           <w:sz w:val="24"/>
           <w:szCs w:val="24"/>
         </w:rPr>
-        <w:t>•</w:t>
-      </w:r>
+      </w:pPr>
       <w:r>
         <w:rPr>
           <w:color w:val="000000" w:themeColor="text1"/>
           <w:sz w:val="24"/>
           <w:szCs w:val="24"/>
         </w:rPr>
-        <w:tab/>
-        <w:t>Easy navigation between sections (Information, Video, Quiz) is to be provided to the user.</w:t>
-      </w:r>
-    </w:p>
-    <w:p>
-      <w:pPr>
+        <w:t>•</w:t>
+      </w:r>
+      <w:r>
         <w:rPr>
           <w:color w:val="000000" w:themeColor="text1"/>
           <w:sz w:val="24"/>
           <w:szCs w:val="24"/>
         </w:rPr>
-      </w:pPr>
-    </w:p>
-    <w:p>
-      <w:pPr>
+        <w:tab/>
+        <w:t>The quiz should have 10 multiple choice questions only.</w:t>
+      </w:r>
+    </w:p>
+    <w:p>
+      <w:pPr>
+        <w:spacing w:before="80" w:after="80"/>
         <w:rPr>
           <w:color w:val="000000" w:themeColor="text1"/>
           <w:sz w:val="24"/>
@@ -1640,29 +1742,30 @@
           <w:sz w:val="24"/>
           <w:szCs w:val="24"/>
         </w:rPr>
-        <w:t>•</w:t>
-      </w:r>
-      <w:r>
+        <w:t>• The score has to be traced and shown during the quiz.</w:t>
+      </w:r>
+    </w:p>
+    <w:p>
+      <w:pPr>
+        <w:spacing w:before="80" w:after="80"/>
         <w:rPr>
           <w:color w:val="000000" w:themeColor="text1"/>
           <w:sz w:val="24"/>
           <w:szCs w:val="24"/>
         </w:rPr>
-        <w:tab/>
-        <w:t>The quiz should have 10 multiple choice questions only.</w:t>
-      </w:r>
-    </w:p>
-    <w:p>
-      <w:pPr>
+      </w:pPr>
+      <w:r>
         <w:rPr>
           <w:color w:val="000000" w:themeColor="text1"/>
           <w:sz w:val="24"/>
           <w:szCs w:val="24"/>
         </w:rPr>
-      </w:pPr>
-    </w:p>
-    <w:p>
-      <w:pPr>
+        <w:t>Sound feedback (applause or error sound) has to be heard after every answer.</w:t>
+      </w:r>
+    </w:p>
+    <w:p>
+      <w:pPr>
+        <w:spacing w:before="80" w:after="80"/>
         <w:rPr>
           <w:color w:val="000000" w:themeColor="text1"/>
           <w:sz w:val="24"/>
@@ -1675,72 +1778,76 @@
           <w:sz w:val="24"/>
           <w:szCs w:val="24"/>
         </w:rPr>
-        <w:t>• The score has to be traced and shown during the quiz.</w:t>
-      </w:r>
-    </w:p>
-    <w:p>
-      <w:pPr>
+        <w:t>•</w:t>
+      </w:r>
+      <w:r>
         <w:rPr>
           <w:color w:val="000000" w:themeColor="text1"/>
           <w:sz w:val="24"/>
           <w:szCs w:val="24"/>
         </w:rPr>
-      </w:pPr>
-      <w:r>
+        <w:tab/>
+        <w:t>The application should have proper graphics in terms of sustainability.</w:t>
+      </w:r>
+    </w:p>
+    <w:p>
+      <w:pPr>
+        <w:spacing w:before="80" w:after="80"/>
         <w:rPr>
           <w:color w:val="000000" w:themeColor="text1"/>
           <w:sz w:val="24"/>
           <w:szCs w:val="24"/>
         </w:rPr>
-        <w:t>Sound feedback (applause or error sound) has to be heard after every answer.</w:t>
-      </w:r>
-    </w:p>
-    <w:p>
-      <w:pPr>
+      </w:pPr>
+    </w:p>
+    <w:p>
+      <w:pPr>
+        <w:spacing w:before="80" w:after="80"/>
         <w:rPr>
           <w:color w:val="000000" w:themeColor="text1"/>
           <w:sz w:val="24"/>
           <w:szCs w:val="24"/>
         </w:rPr>
       </w:pPr>
-    </w:p>
-    <w:p>
-      <w:pPr>
+      <w:r>
         <w:rPr>
           <w:color w:val="000000" w:themeColor="text1"/>
           <w:sz w:val="24"/>
           <w:szCs w:val="24"/>
         </w:rPr>
-      </w:pPr>
-      <w:r>
+        <w:t>Visual Design</w:t>
+      </w:r>
+    </w:p>
+    <w:p>
+      <w:pPr>
+        <w:spacing w:before="80" w:after="80"/>
         <w:rPr>
           <w:color w:val="000000" w:themeColor="text1"/>
           <w:sz w:val="24"/>
           <w:szCs w:val="24"/>
         </w:rPr>
-        <w:t>•</w:t>
-      </w:r>
+      </w:pPr>
       <w:r>
         <w:rPr>
           <w:color w:val="000000" w:themeColor="text1"/>
           <w:sz w:val="24"/>
           <w:szCs w:val="24"/>
         </w:rPr>
-        <w:tab/>
-        <w:t>The application should have proper graphics in terms of sustainability.</w:t>
-      </w:r>
-    </w:p>
-    <w:p>
-      <w:pPr>
+        <w:t>•</w:t>
+      </w:r>
+      <w:r>
         <w:rPr>
           <w:color w:val="000000" w:themeColor="text1"/>
           <w:sz w:val="24"/>
           <w:szCs w:val="24"/>
         </w:rPr>
-      </w:pPr>
-    </w:p>
-    <w:p>
-      <w:pPr>
+        <w:tab/>
+        <w:t>Main menu (12 buttons) and information button (3 buttons), video button (3 buttons), quiz button (3 buttons), home screen with a logo.</w:t>
+      </w:r>
+    </w:p>
+    <w:p>
+      <w:pPr>
+        <w:spacing w:before="80" w:after="80"/>
         <w:rPr>
           <w:color w:val="000000" w:themeColor="text1"/>
           <w:sz w:val="24"/>
@@ -1753,161 +1860,166 @@
           <w:sz w:val="24"/>
           <w:szCs w:val="24"/>
         </w:rPr>
-        <w:t>Visual Design</w:t>
-      </w:r>
-    </w:p>
-    <w:p>
-      <w:pPr>
+        <w:t xml:space="preserve">Green </w:t>
+      </w:r>
+      <w:proofErr w:type="spellStart"/>
+      <w:r>
         <w:rPr>
           <w:color w:val="000000" w:themeColor="text1"/>
           <w:sz w:val="24"/>
           <w:szCs w:val="24"/>
         </w:rPr>
-      </w:pPr>
-    </w:p>
-    <w:p>
-      <w:pPr>
+        <w:t>colour</w:t>
+      </w:r>
+      <w:proofErr w:type="spellEnd"/>
+      <w:r>
         <w:rPr>
           <w:color w:val="000000" w:themeColor="text1"/>
           <w:sz w:val="24"/>
           <w:szCs w:val="24"/>
         </w:rPr>
-      </w:pPr>
-      <w:r>
+        <w:t xml:space="preserve"> scheme (ecology/sustainability theme)</w:t>
+      </w:r>
+    </w:p>
+    <w:p>
+      <w:pPr>
+        <w:spacing w:before="80" w:after="80"/>
         <w:rPr>
           <w:color w:val="000000" w:themeColor="text1"/>
           <w:sz w:val="24"/>
           <w:szCs w:val="24"/>
         </w:rPr>
-        <w:t>•</w:t>
-      </w:r>
+      </w:pPr>
       <w:r>
         <w:rPr>
           <w:color w:val="000000" w:themeColor="text1"/>
           <w:sz w:val="24"/>
           <w:szCs w:val="24"/>
         </w:rPr>
-        <w:tab/>
-        <w:t>Main menu (12 buttons) and information button (3 buttons), video button (3 buttons), quiz button (3 buttons), home screen with a logo.</w:t>
-      </w:r>
-    </w:p>
-    <w:p>
-      <w:pPr>
+        <w:t>•</w:t>
+      </w:r>
+      <w:r>
         <w:rPr>
           <w:color w:val="000000" w:themeColor="text1"/>
           <w:sz w:val="24"/>
           <w:szCs w:val="24"/>
         </w:rPr>
-      </w:pPr>
-      <w:r>
+        <w:tab/>
+        <w:t>Apparently strong navigation, including a back button on each screen.</w:t>
+      </w:r>
+    </w:p>
+    <w:p>
+      <w:pPr>
+        <w:spacing w:before="80" w:after="80"/>
         <w:rPr>
           <w:color w:val="000000" w:themeColor="text1"/>
           <w:sz w:val="24"/>
           <w:szCs w:val="24"/>
         </w:rPr>
-        <w:t xml:space="preserve">Green </w:t>
-      </w:r>
-      <w:proofErr w:type="spellStart"/>
+      </w:pPr>
       <w:r>
         <w:rPr>
           <w:color w:val="000000" w:themeColor="text1"/>
           <w:sz w:val="24"/>
           <w:szCs w:val="24"/>
         </w:rPr>
-        <w:t>colour</w:t>
-      </w:r>
-      <w:proofErr w:type="spellEnd"/>
+        <w:t>•</w:t>
+      </w:r>
       <w:r>
         <w:rPr>
           <w:color w:val="000000" w:themeColor="text1"/>
           <w:sz w:val="24"/>
           <w:szCs w:val="24"/>
         </w:rPr>
-        <w:t xml:space="preserve"> scheme (ecology/sustainability theme)</w:t>
-      </w:r>
-    </w:p>
-    <w:p>
-      <w:pPr>
+        <w:tab/>
+        <w:t>Minimum font size is 14pt and is readable.</w:t>
+      </w:r>
+    </w:p>
+    <w:p>
+      <w:pPr>
+        <w:spacing w:before="80" w:after="80"/>
         <w:rPr>
           <w:color w:val="000000" w:themeColor="text1"/>
           <w:sz w:val="24"/>
           <w:szCs w:val="24"/>
         </w:rPr>
       </w:pPr>
-    </w:p>
-    <w:p>
-      <w:pPr>
+      <w:r>
         <w:rPr>
           <w:color w:val="000000" w:themeColor="text1"/>
           <w:sz w:val="24"/>
           <w:szCs w:val="24"/>
         </w:rPr>
-      </w:pPr>
+        <w:t>•</w:t>
+      </w:r>
       <w:r>
         <w:rPr>
           <w:color w:val="000000" w:themeColor="text1"/>
           <w:sz w:val="24"/>
           <w:szCs w:val="24"/>
         </w:rPr>
-        <w:t>•</w:t>
-      </w:r>
-      <w:r>
+        <w:tab/>
+        <w:t>Images and icons of nature and environment.</w:t>
+      </w:r>
+    </w:p>
+    <w:p>
+      <w:pPr>
+        <w:spacing w:before="80" w:after="80"/>
         <w:rPr>
           <w:color w:val="000000" w:themeColor="text1"/>
           <w:sz w:val="24"/>
           <w:szCs w:val="24"/>
         </w:rPr>
-        <w:tab/>
-        <w:t>Apparently strong navigation, including a back button on each screen.</w:t>
-      </w:r>
-    </w:p>
-    <w:p>
-      <w:pPr>
+      </w:pPr>
+    </w:p>
+    <w:p>
+      <w:pPr>
+        <w:spacing w:before="80" w:after="80"/>
         <w:rPr>
           <w:color w:val="000000" w:themeColor="text1"/>
           <w:sz w:val="24"/>
           <w:szCs w:val="24"/>
         </w:rPr>
       </w:pPr>
-    </w:p>
-    <w:p>
-      <w:pPr>
+      <w:r>
         <w:rPr>
           <w:color w:val="000000" w:themeColor="text1"/>
           <w:sz w:val="24"/>
           <w:szCs w:val="24"/>
         </w:rPr>
-      </w:pPr>
-      <w:r>
+        <w:t>Technical Documentation</w:t>
+      </w:r>
+    </w:p>
+    <w:p>
+      <w:pPr>
+        <w:spacing w:before="80" w:after="80"/>
         <w:rPr>
           <w:color w:val="000000" w:themeColor="text1"/>
           <w:sz w:val="24"/>
           <w:szCs w:val="24"/>
         </w:rPr>
-        <w:lastRenderedPageBreak/>
-        <w:t>•</w:t>
-      </w:r>
+      </w:pPr>
       <w:r>
         <w:rPr>
           <w:color w:val="000000" w:themeColor="text1"/>
           <w:sz w:val="24"/>
           <w:szCs w:val="24"/>
         </w:rPr>
-        <w:tab/>
-        <w:t>Minimum font size is 14pt and is readable.</w:t>
-      </w:r>
-    </w:p>
-    <w:p>
-      <w:pPr>
+        <w:t>•</w:t>
+      </w:r>
+      <w:r>
         <w:rPr>
           <w:color w:val="000000" w:themeColor="text1"/>
           <w:sz w:val="24"/>
           <w:szCs w:val="24"/>
         </w:rPr>
-      </w:pPr>
-    </w:p>
-    <w:p>
-      <w:pPr>
+        <w:tab/>
+        <w:t>Target platform Android (MIT App Inventor or Android Studio)</w:t>
+      </w:r>
+    </w:p>
+    <w:p>
+      <w:pPr>
+        <w:spacing w:before="80" w:after="80"/>
         <w:rPr>
           <w:color w:val="000000" w:themeColor="text1"/>
           <w:sz w:val="24"/>
@@ -1920,323 +2032,116 @@
           <w:sz w:val="24"/>
           <w:szCs w:val="24"/>
         </w:rPr>
-        <w:t>•</w:t>
-      </w:r>
+        <w:t xml:space="preserve">Components: Labels, Buttons, Image, </w:t>
+      </w:r>
+      <w:proofErr w:type="spellStart"/>
       <w:r>
         <w:rPr>
           <w:color w:val="000000" w:themeColor="text1"/>
           <w:sz w:val="24"/>
           <w:szCs w:val="24"/>
         </w:rPr>
-        <w:tab/>
-        <w:t>Images and icons of nature and environment.</w:t>
-      </w:r>
-    </w:p>
-    <w:p>
-      <w:pPr>
+        <w:t>VideoPlayer</w:t>
+      </w:r>
+      <w:proofErr w:type="spellEnd"/>
+      <w:r>
         <w:rPr>
           <w:color w:val="000000" w:themeColor="text1"/>
           <w:sz w:val="24"/>
           <w:szCs w:val="24"/>
         </w:rPr>
-      </w:pPr>
-    </w:p>
-    <w:p>
-      <w:pPr>
+        <w:t xml:space="preserve">, Sound, </w:t>
+      </w:r>
+      <w:proofErr w:type="spellStart"/>
+      <w:r>
         <w:rPr>
           <w:color w:val="000000" w:themeColor="text1"/>
           <w:sz w:val="24"/>
           <w:szCs w:val="24"/>
         </w:rPr>
-      </w:pPr>
+        <w:t>TinyDB</w:t>
+      </w:r>
+      <w:proofErr w:type="spellEnd"/>
       <w:r>
         <w:rPr>
           <w:color w:val="000000" w:themeColor="text1"/>
           <w:sz w:val="24"/>
           <w:szCs w:val="24"/>
         </w:rPr>
-        <w:t>Technical Documentation</w:t>
-      </w:r>
-    </w:p>
-    <w:p>
-      <w:pPr>
+        <w:t>.</w:t>
+      </w:r>
+    </w:p>
+    <w:p>
+      <w:pPr>
+        <w:spacing w:before="80" w:after="80"/>
         <w:rPr>
           <w:color w:val="000000" w:themeColor="text1"/>
           <w:sz w:val="24"/>
           <w:szCs w:val="24"/>
         </w:rPr>
       </w:pPr>
-    </w:p>
-    <w:p>
-      <w:pPr>
+      <w:r>
         <w:rPr>
           <w:color w:val="000000" w:themeColor="text1"/>
           <w:sz w:val="24"/>
           <w:szCs w:val="24"/>
         </w:rPr>
-      </w:pPr>
+        <w:t>•</w:t>
+      </w:r>
       <w:r>
         <w:rPr>
           <w:color w:val="000000" w:themeColor="text1"/>
           <w:sz w:val="24"/>
           <w:szCs w:val="24"/>
         </w:rPr>
-        <w:t>•</w:t>
-      </w:r>
-      <w:r>
+        <w:tab/>
+        <w:t>Architecture: 4 screens — Home, Info, Video, Quiz.</w:t>
+      </w:r>
+    </w:p>
+    <w:p>
+      <w:pPr>
+        <w:spacing w:before="80" w:after="80"/>
         <w:rPr>
           <w:color w:val="000000" w:themeColor="text1"/>
           <w:sz w:val="24"/>
           <w:szCs w:val="24"/>
         </w:rPr>
-        <w:tab/>
-        <w:t>Target platform Android (MIT App Inventor or Android Studio)</w:t>
-      </w:r>
-    </w:p>
-    <w:p>
-      <w:pPr>
+      </w:pPr>
+      <w:r>
         <w:rPr>
           <w:color w:val="000000" w:themeColor="text1"/>
           <w:sz w:val="24"/>
           <w:szCs w:val="24"/>
         </w:rPr>
-      </w:pPr>
-      <w:r>
-        <w:rPr>
+        <w:t>Data: 10 questions on sustainability questions in a list with correct answers.</w:t>
+      </w:r>
+    </w:p>
+    <w:p>
+      <w:pPr>
+        <w:pStyle w:val="Heading2"/>
+        <w:spacing w:before="300" w:after="120"/>
+        <w:rPr>
+          <w:color w:val="000000" w:themeColor="text1"/>
+        </w:rPr>
+      </w:pPr>
+      <w:bookmarkStart w:id="2" w:name="_Toc224210978"/>
+      <w:bookmarkStart w:id="3" w:name="_Toc224211050"/>
+      <w:r>
+        <w:rPr>
+          <w:b/>
+          <w:bCs/>
           <w:color w:val="000000" w:themeColor="text1"/>
           <w:sz w:val="24"/>
           <w:szCs w:val="24"/>
         </w:rPr>
-        <w:t xml:space="preserve">Components: Labels, Buttons, Image, </w:t>
-      </w:r>
-      <w:proofErr w:type="spellStart"/>
-      <w:r>
-        <w:rPr>
-          <w:color w:val="000000" w:themeColor="text1"/>
-          <w:sz w:val="24"/>
-          <w:szCs w:val="24"/>
-        </w:rPr>
-        <w:t>VideoPlayer</w:t>
-      </w:r>
-      <w:proofErr w:type="spellEnd"/>
-      <w:r>
-        <w:rPr>
-          <w:color w:val="000000" w:themeColor="text1"/>
-          <w:sz w:val="24"/>
-          <w:szCs w:val="24"/>
-        </w:rPr>
-        <w:t xml:space="preserve">, Sound, </w:t>
-      </w:r>
-      <w:proofErr w:type="spellStart"/>
-      <w:r>
-        <w:rPr>
-          <w:color w:val="000000" w:themeColor="text1"/>
-          <w:sz w:val="24"/>
-          <w:szCs w:val="24"/>
-        </w:rPr>
-        <w:t>TinyDB</w:t>
-      </w:r>
-      <w:proofErr w:type="spellEnd"/>
-      <w:r>
-        <w:rPr>
-          <w:color w:val="000000" w:themeColor="text1"/>
-          <w:sz w:val="24"/>
-          <w:szCs w:val="24"/>
-        </w:rPr>
-        <w:t>.</w:t>
-      </w:r>
-    </w:p>
-    <w:p>
-      <w:pPr>
-        <w:rPr>
-          <w:color w:val="000000" w:themeColor="text1"/>
-          <w:sz w:val="24"/>
-          <w:szCs w:val="24"/>
-        </w:rPr>
-      </w:pPr>
-    </w:p>
-    <w:p>
-      <w:pPr>
-        <w:rPr>
-          <w:color w:val="000000" w:themeColor="text1"/>
-          <w:sz w:val="24"/>
-          <w:szCs w:val="24"/>
-        </w:rPr>
-      </w:pPr>
-      <w:r>
-        <w:rPr>
-          <w:color w:val="000000" w:themeColor="text1"/>
-          <w:sz w:val="24"/>
-          <w:szCs w:val="24"/>
-        </w:rPr>
-        <w:t>•</w:t>
-      </w:r>
-      <w:r>
-        <w:rPr>
-          <w:color w:val="000000" w:themeColor="text1"/>
-          <w:sz w:val="24"/>
-          <w:szCs w:val="24"/>
-        </w:rPr>
-        <w:tab/>
-        <w:t>Architecture: 4 screens — Home, Info, Video, Quiz.</w:t>
-      </w:r>
-    </w:p>
-    <w:p>
-      <w:pPr>
-        <w:rPr>
-          <w:color w:val="000000" w:themeColor="text1"/>
-          <w:sz w:val="24"/>
-          <w:szCs w:val="24"/>
-        </w:rPr>
-      </w:pPr>
-      <w:r>
-        <w:rPr>
-          <w:color w:val="000000" w:themeColor="text1"/>
-          <w:sz w:val="24"/>
-          <w:szCs w:val="24"/>
-        </w:rPr>
-        <w:t>Data: 10 questions on sustainability questions in a list with correct answers.</w:t>
-      </w:r>
-    </w:p>
-    <w:p>
-      <w:pPr>
-        <w:rPr>
-          <w:color w:val="000000" w:themeColor="text1"/>
-          <w:sz w:val="24"/>
-          <w:szCs w:val="24"/>
-        </w:rPr>
-      </w:pPr>
-      <w:r>
-        <w:rPr>
-          <w:color w:val="000000" w:themeColor="text1"/>
-          <w:sz w:val="24"/>
-          <w:szCs w:val="24"/>
-        </w:rPr>
         <w:t>Design Screenshots / Wireframes</w:t>
       </w:r>
-    </w:p>
-    <w:p>
-      <w:pPr>
-        <w:rPr>
-          <w:color w:val="000000" w:themeColor="text1"/>
-          <w:sz w:val="24"/>
-          <w:szCs w:val="24"/>
-        </w:rPr>
-      </w:pPr>
-    </w:p>
-    <w:p>
-      <w:pPr>
-        <w:rPr>
-          <w:color w:val="000000" w:themeColor="text1"/>
-        </w:rPr>
-      </w:pPr>
-    </w:p>
-    <w:p>
-      <w:pPr>
-        <w:rPr>
-          <w:color w:val="000000" w:themeColor="text1"/>
-        </w:rPr>
-      </w:pPr>
-    </w:p>
-    <w:p>
-      <w:pPr>
-        <w:rPr>
-          <w:color w:val="000000" w:themeColor="text1"/>
-        </w:rPr>
-      </w:pPr>
-      <w:r>
-        <w:rPr>
-          <w:noProof/>
-        </w:rPr>
-        <w:drawing>
-          <wp:inline distT="0" distB="0" distL="0" distR="0" wp14:anchorId="6211A19D" wp14:editId="7684E832">
-            <wp:extent cx="5731510" cy="3217545"/>
-            <wp:effectExtent l="0" t="0" r="2540" b="1905"/>
-            <wp:docPr id="570277087" name="Picture 1"/>
-            <wp:cNvGraphicFramePr>
-              <a:graphicFrameLocks xmlns:a="http://schemas.openxmlformats.org/drawingml/2006/main" noChangeAspect="1"/>
-            </wp:cNvGraphicFramePr>
-            <a:graphic xmlns:a="http://schemas.openxmlformats.org/drawingml/2006/main">
-              <a:graphicData uri="http://schemas.openxmlformats.org/drawingml/2006/picture">
-                <pic:pic xmlns:pic="http://schemas.openxmlformats.org/drawingml/2006/picture">
-                  <pic:nvPicPr>
-                    <pic:cNvPr id="570277087" name=""/>
-                    <pic:cNvPicPr/>
-                  </pic:nvPicPr>
-                  <pic:blipFill>
-                    <a:blip r:embed="rId10"/>
-                    <a:stretch>
-                      <a:fillRect/>
-                    </a:stretch>
-                  </pic:blipFill>
-                  <pic:spPr>
-                    <a:xfrm>
-                      <a:off x="0" y="0"/>
-                      <a:ext cx="5731510" cy="3217545"/>
-                    </a:xfrm>
-                    <a:prstGeom prst="rect">
-                      <a:avLst/>
-                    </a:prstGeom>
-                  </pic:spPr>
-                </pic:pic>
-              </a:graphicData>
-            </a:graphic>
-          </wp:inline>
-        </w:drawing>
-      </w:r>
-    </w:p>
-    <w:p>
-      <w:pPr>
-        <w:rPr>
-          <w:color w:val="000000" w:themeColor="text1"/>
-        </w:rPr>
-      </w:pPr>
-      <w:r>
-        <w:rPr>
-          <w:color w:val="000000" w:themeColor="text1"/>
-        </w:rPr>
-        <w:br w:type="page"/>
-      </w:r>
-    </w:p>
-    <w:p>
-      <w:pPr>
-        <w:pStyle w:val="Heading1"/>
-      </w:pPr>
-      <w:bookmarkStart w:id="2" w:name="_Toc224141005"/>
-      <w:r>
-        <w:lastRenderedPageBreak/>
-        <w:t>B.P4 — Review the Mobile App Designs with Others</w:t>
-      </w:r>
       <w:bookmarkEnd w:id="2"/>
-    </w:p>
-    <w:p>
-      <w:pPr>
-        <w:rPr>
-          <w:color w:val="000000" w:themeColor="text1"/>
-          <w:sz w:val="24"/>
-          <w:szCs w:val="24"/>
-        </w:rPr>
-      </w:pPr>
-    </w:p>
-    <w:p>
-      <w:pPr>
-        <w:rPr>
-          <w:color w:val="000000" w:themeColor="text1"/>
-          <w:sz w:val="24"/>
-          <w:szCs w:val="24"/>
-        </w:rPr>
-      </w:pPr>
-      <w:r>
-        <w:rPr>
-          <w:color w:val="000000" w:themeColor="text1"/>
-          <w:sz w:val="24"/>
-          <w:szCs w:val="24"/>
-        </w:rPr>
-        <w:t>After presenting my design to two classmates, I received the following feedback and made improvements accordingly:</w:t>
-      </w:r>
-    </w:p>
-    <w:p>
-      <w:pPr>
+      <w:bookmarkEnd w:id="3"/>
+    </w:p>
+    <w:p>
+      <w:pPr>
+        <w:spacing w:before="80" w:after="80"/>
         <w:rPr>
           <w:color w:val="000000" w:themeColor="text1"/>
         </w:rPr>
@@ -2260,8 +2165,211 @@
         <w:tblLook w:val="04A0" w:firstRow="1" w:lastRow="0" w:firstColumn="1" w:lastColumn="0" w:noHBand="0" w:noVBand="1"/>
       </w:tblPr>
       <w:tblGrid>
-        <w:gridCol w:w="3684"/>
-        <w:gridCol w:w="5676"/>
+        <w:gridCol w:w="9430"/>
+      </w:tblGrid>
+      <w:tr>
+        <w:tc>
+          <w:tcPr>
+            <w:tcW w:w="9360" w:type="dxa"/>
+            <w:tcBorders>
+              <w:top w:val="single" w:sz="1" w:space="0" w:color="AAAAAA"/>
+              <w:left w:val="single" w:sz="1" w:space="0" w:color="AAAAAA"/>
+              <w:bottom w:val="single" w:sz="1" w:space="0" w:color="AAAAAA"/>
+              <w:right w:val="single" w:sz="1" w:space="0" w:color="AAAAAA"/>
+            </w:tcBorders>
+            <w:shd w:val="clear" w:color="auto" w:fill="F0F7EE"/>
+            <w:tcMar>
+              <w:top w:w="200" w:type="dxa"/>
+              <w:left w:w="200" w:type="dxa"/>
+              <w:bottom w:w="200" w:type="dxa"/>
+              <w:right w:w="200" w:type="dxa"/>
+            </w:tcMar>
+          </w:tcPr>
+          <w:p>
+            <w:pPr>
+              <w:rPr>
+                <w:color w:val="000000" w:themeColor="text1"/>
+              </w:rPr>
+            </w:pPr>
+            <w:r>
+              <w:rPr>
+                <w:i/>
+                <w:iCs/>
+                <w:color w:val="000000" w:themeColor="text1"/>
+              </w:rPr>
+              <w:lastRenderedPageBreak/>
+              <w:t>📸 Screenshot 2 — Quiz Screen / Wireframe</w:t>
+            </w:r>
+          </w:p>
+          <w:p>
+            <w:pPr>
+              <w:spacing w:before="60" w:after="60"/>
+              <w:jc w:val="center"/>
+              <w:rPr>
+                <w:color w:val="000000" w:themeColor="text1"/>
+              </w:rPr>
+            </w:pPr>
+            <w:r>
+              <w:rPr>
+                <w:color w:val="000000" w:themeColor="text1"/>
+              </w:rPr>
+              <w:drawing>
+                <wp:inline distT="0" distB="0" distL="0" distR="0" wp14:anchorId="5783FAAE" wp14:editId="034F96BC">
+                  <wp:extent cx="5731510" cy="3216910"/>
+                  <wp:effectExtent l="0" t="0" r="2540" b="2540"/>
+                  <wp:docPr id="1167378065" name="Picture 3"/>
+                  <wp:cNvGraphicFramePr>
+                    <a:graphicFrameLocks xmlns:a="http://schemas.openxmlformats.org/drawingml/2006/main" noChangeAspect="1"/>
+                  </wp:cNvGraphicFramePr>
+                  <a:graphic xmlns:a="http://schemas.openxmlformats.org/drawingml/2006/main">
+                    <a:graphicData uri="http://schemas.openxmlformats.org/drawingml/2006/picture">
+                      <pic:pic xmlns:pic="http://schemas.openxmlformats.org/drawingml/2006/picture">
+                        <pic:nvPicPr>
+                          <pic:cNvPr id="0" name="Picture 6"/>
+                          <pic:cNvPicPr>
+                            <a:picLocks noChangeAspect="1" noChangeArrowheads="1"/>
+                          </pic:cNvPicPr>
+                        </pic:nvPicPr>
+                        <pic:blipFill>
+                          <a:blip r:embed="rId10" cstate="print">
+                            <a:extLst>
+                              <a:ext uri="{28A0092B-C50C-407E-A947-70E740481C1C}">
+                                <a14:useLocalDpi xmlns:a14="http://schemas.microsoft.com/office/drawing/2010/main" val="0"/>
+                              </a:ext>
+                            </a:extLst>
+                          </a:blip>
+                          <a:srcRect/>
+                          <a:stretch>
+                            <a:fillRect/>
+                          </a:stretch>
+                        </pic:blipFill>
+                        <pic:spPr bwMode="auto">
+                          <a:xfrm>
+                            <a:off x="0" y="0"/>
+                            <a:ext cx="5731510" cy="3216910"/>
+                          </a:xfrm>
+                          <a:prstGeom prst="rect">
+                            <a:avLst/>
+                          </a:prstGeom>
+                          <a:noFill/>
+                          <a:ln>
+                            <a:noFill/>
+                          </a:ln>
+                        </pic:spPr>
+                      </pic:pic>
+                    </a:graphicData>
+                  </a:graphic>
+                </wp:inline>
+              </w:drawing>
+            </w:r>
+          </w:p>
+          <w:p>
+            <w:pPr>
+              <w:spacing w:before="60" w:after="60"/>
+              <w:jc w:val="center"/>
+              <w:rPr>
+                <w:color w:val="000000" w:themeColor="text1"/>
+              </w:rPr>
+            </w:pPr>
+          </w:p>
+          <w:p>
+            <w:pPr>
+              <w:rPr>
+                <w:color w:val="000000" w:themeColor="text1"/>
+              </w:rPr>
+            </w:pPr>
+            <w:r>
+              <w:rPr>
+                <w:color w:val="000000" w:themeColor="text1"/>
+                <w:sz w:val="40"/>
+                <w:szCs w:val="40"/>
+              </w:rPr>
+              <w:t xml:space="preserve"> </w:t>
+            </w:r>
+          </w:p>
+        </w:tc>
+      </w:tr>
+    </w:tbl>
+    <w:p>
+      <w:pPr>
+        <w:spacing w:before="80" w:after="80"/>
+        <w:rPr>
+          <w:color w:val="000000" w:themeColor="text1"/>
+        </w:rPr>
+      </w:pPr>
+    </w:p>
+    <w:p>
+      <w:pPr>
+        <w:rPr>
+          <w:color w:val="000000" w:themeColor="text1"/>
+        </w:rPr>
+      </w:pPr>
+      <w:r>
+        <w:rPr>
+          <w:color w:val="000000" w:themeColor="text1"/>
+        </w:rPr>
+        <w:br w:type="page"/>
+      </w:r>
+    </w:p>
+    <w:p>
+      <w:pPr>
+        <w:pStyle w:val="Heading1"/>
+      </w:pPr>
+      <w:bookmarkStart w:id="4" w:name="_Toc224210979"/>
+      <w:bookmarkStart w:id="5" w:name="_Toc224211051"/>
+      <w:r>
+        <w:lastRenderedPageBreak/>
+        <w:t>B.P4 — Review the Mobile App Designs with Others</w:t>
+      </w:r>
+      <w:bookmarkEnd w:id="4"/>
+      <w:bookmarkEnd w:id="5"/>
+    </w:p>
+    <w:p>
+      <w:pPr>
+        <w:spacing w:before="60" w:after="60"/>
+        <w:rPr>
+          <w:color w:val="000000" w:themeColor="text1"/>
+          <w:sz w:val="22"/>
+          <w:szCs w:val="22"/>
+        </w:rPr>
+      </w:pPr>
+      <w:r>
+        <w:rPr>
+          <w:color w:val="000000" w:themeColor="text1"/>
+          <w:sz w:val="22"/>
+          <w:szCs w:val="22"/>
+        </w:rPr>
+        <w:t>After presenting my design to two classmates, I received the following feedback and made improvements accordingly:</w:t>
+      </w:r>
+    </w:p>
+    <w:p>
+      <w:pPr>
+        <w:spacing w:before="80" w:after="80"/>
+        <w:rPr>
+          <w:color w:val="000000" w:themeColor="text1"/>
+        </w:rPr>
+      </w:pPr>
+    </w:p>
+    <w:tbl>
+      <w:tblPr>
+        <w:tblW w:w="9360" w:type="dxa"/>
+        <w:tblBorders>
+          <w:top w:val="single" w:sz="4" w:space="0" w:color="auto"/>
+          <w:left w:val="single" w:sz="4" w:space="0" w:color="auto"/>
+          <w:bottom w:val="single" w:sz="4" w:space="0" w:color="auto"/>
+          <w:right w:val="single" w:sz="4" w:space="0" w:color="auto"/>
+          <w:insideH w:val="single" w:sz="4" w:space="0" w:color="auto"/>
+          <w:insideV w:val="single" w:sz="4" w:space="0" w:color="auto"/>
+        </w:tblBorders>
+        <w:tblCellMar>
+          <w:left w:w="10" w:type="dxa"/>
+          <w:right w:w="10" w:type="dxa"/>
+        </w:tblCellMar>
+        <w:tblLook w:val="04A0" w:firstRow="1" w:lastRow="0" w:firstColumn="1" w:lastColumn="0" w:noHBand="0" w:noVBand="1"/>
+      </w:tblPr>
+      <w:tblGrid>
+        <w:gridCol w:w="3681"/>
+        <w:gridCol w:w="5679"/>
       </w:tblGrid>
       <w:tr>
         <w:tc>
@@ -2289,6 +2397,8 @@
             </w:pPr>
             <w:r>
               <w:rPr>
+                <w:b/>
+                <w:bCs/>
                 <w:color w:val="000000" w:themeColor="text1"/>
                 <w:sz w:val="18"/>
                 <w:szCs w:val="18"/>
@@ -2322,6 +2432,8 @@
             </w:pPr>
             <w:r>
               <w:rPr>
+                <w:b/>
+                <w:bCs/>
                 <w:color w:val="000000" w:themeColor="text1"/>
                 <w:sz w:val="18"/>
                 <w:szCs w:val="18"/>
@@ -2556,380 +2668,379 @@
     </w:tbl>
     <w:p>
       <w:pPr>
-        <w:rPr>
-          <w:color w:val="000000" w:themeColor="text1"/>
-        </w:rPr>
-      </w:pPr>
-    </w:p>
-    <w:p>
-      <w:pPr>
-        <w:rPr>
+        <w:spacing w:before="80" w:after="80"/>
+        <w:rPr>
+          <w:color w:val="000000" w:themeColor="text1"/>
+        </w:rPr>
+      </w:pPr>
+    </w:p>
+    <w:p>
+      <w:pPr>
+        <w:spacing w:before="60" w:after="60"/>
+        <w:rPr>
+          <w:color w:val="000000" w:themeColor="text1"/>
+        </w:rPr>
+      </w:pPr>
+      <w:r>
+        <w:rPr>
+          <w:color w:val="000000" w:themeColor="text1"/>
+        </w:rPr>
+        <w:t>These refinements improved the overall usability and user experience of the application.</w:t>
+      </w:r>
+    </w:p>
+    <w:p>
+      <w:pPr>
+        <w:spacing w:before="80" w:after="80"/>
+        <w:rPr>
+          <w:color w:val="000000" w:themeColor="text1"/>
+        </w:rPr>
+      </w:pPr>
+    </w:p>
+    <w:p>
+      <w:pPr>
+        <w:rPr>
+          <w:color w:val="000000" w:themeColor="text1"/>
+        </w:rPr>
+      </w:pPr>
+      <w:r>
+        <w:rPr>
+          <w:color w:val="000000" w:themeColor="text1"/>
+        </w:rPr>
+        <w:br w:type="page"/>
+      </w:r>
+    </w:p>
+    <w:p>
+      <w:pPr>
+        <w:pStyle w:val="Heading1"/>
+      </w:pPr>
+      <w:bookmarkStart w:id="6" w:name="_Toc224210980"/>
+      <w:bookmarkStart w:id="7" w:name="_Toc224211052"/>
+      <w:r>
+        <w:lastRenderedPageBreak/>
+        <w:t>B.M2 — Justify Design Decisions</w:t>
+      </w:r>
+      <w:bookmarkEnd w:id="6"/>
+      <w:bookmarkEnd w:id="7"/>
+    </w:p>
+    <w:p>
+      <w:pPr>
+        <w:spacing w:before="60" w:after="60"/>
+        <w:rPr>
+          <w:color w:val="000000" w:themeColor="text1"/>
+        </w:rPr>
+      </w:pPr>
+      <w:r>
+        <w:rPr>
+          <w:color w:val="000000" w:themeColor="text1"/>
+        </w:rPr>
+        <w:t>The design decisions were made to ensure the app fully meets the client's requirements:</w:t>
+      </w:r>
+    </w:p>
+    <w:p>
+      <w:pPr>
+        <w:spacing w:before="80" w:after="80"/>
+        <w:rPr>
+          <w:color w:val="000000" w:themeColor="text1"/>
+        </w:rPr>
+      </w:pPr>
+    </w:p>
+    <w:p>
+      <w:pPr>
+        <w:rPr>
+          <w:color w:val="000000" w:themeColor="text1"/>
+        </w:rPr>
+      </w:pPr>
+      <w:r>
+        <w:rPr>
+          <w:color w:val="000000" w:themeColor="text1"/>
+        </w:rPr>
+        <w:t>Four Separate Screens</w:t>
+      </w:r>
+    </w:p>
+    <w:p>
+      <w:pPr>
+        <w:rPr>
+          <w:color w:val="000000" w:themeColor="text1"/>
+        </w:rPr>
+      </w:pPr>
+    </w:p>
+    <w:p>
+      <w:pPr>
+        <w:rPr>
+          <w:color w:val="000000" w:themeColor="text1"/>
+        </w:rPr>
+      </w:pPr>
+      <w:r>
+        <w:rPr>
+          <w:color w:val="000000" w:themeColor="text1"/>
+        </w:rPr>
+        <w:t>This prevents information overload and enables intuitiveness. Each part has its specific role, and that enhances the experience of the user and makes the interface clear and concentrated.</w:t>
+      </w:r>
+    </w:p>
+    <w:p>
+      <w:pPr>
+        <w:rPr>
+          <w:color w:val="000000" w:themeColor="text1"/>
+        </w:rPr>
+      </w:pPr>
+    </w:p>
+    <w:p>
+      <w:pPr>
+        <w:rPr>
+          <w:color w:val="000000" w:themeColor="text1"/>
+        </w:rPr>
+      </w:pPr>
+      <w:r>
+        <w:rPr>
+          <w:color w:val="000000" w:themeColor="text1"/>
+        </w:rPr>
+        <w:t>Green Theme and Nature Icons</w:t>
+      </w:r>
+    </w:p>
+    <w:p>
+      <w:pPr>
+        <w:rPr>
+          <w:color w:val="000000" w:themeColor="text1"/>
+        </w:rPr>
+      </w:pPr>
+      <w:r>
+        <w:rPr>
+          <w:color w:val="000000" w:themeColor="text1"/>
+        </w:rPr>
+        <w:t xml:space="preserve">The </w:t>
+      </w:r>
+      <w:proofErr w:type="spellStart"/>
+      <w:r>
+        <w:rPr>
+          <w:color w:val="000000" w:themeColor="text1"/>
+        </w:rPr>
+        <w:t>colour</w:t>
+      </w:r>
+      <w:proofErr w:type="spellEnd"/>
+      <w:r>
+        <w:rPr>
+          <w:color w:val="000000" w:themeColor="text1"/>
+        </w:rPr>
+        <w:t xml:space="preserve"> green and natural imagery is closely related to sustainability. </w:t>
+      </w:r>
+    </w:p>
+    <w:p>
+      <w:pPr>
+        <w:rPr>
+          <w:color w:val="000000" w:themeColor="text1"/>
+        </w:rPr>
+      </w:pPr>
+    </w:p>
+    <w:p>
+      <w:pPr>
+        <w:rPr>
+          <w:color w:val="000000" w:themeColor="text1"/>
+        </w:rPr>
+      </w:pPr>
+      <w:r>
+        <w:rPr>
+          <w:color w:val="000000" w:themeColor="text1"/>
+        </w:rPr>
+        <w:t>This graphic decision instantly is supported by the message of the app and makes it obvious to the users what the purpose of the app is.</w:t>
+      </w:r>
+    </w:p>
+    <w:p>
+      <w:pPr>
+        <w:rPr>
+          <w:color w:val="000000" w:themeColor="text1"/>
+        </w:rPr>
+      </w:pPr>
+    </w:p>
+    <w:p>
+      <w:pPr>
+        <w:rPr>
+          <w:color w:val="000000" w:themeColor="text1"/>
+        </w:rPr>
+      </w:pPr>
+      <w:r>
+        <w:rPr>
+          <w:color w:val="000000" w:themeColor="text1"/>
+        </w:rPr>
+        <w:t>Sound Feedback</w:t>
+      </w:r>
+    </w:p>
+    <w:p>
+      <w:pPr>
+        <w:rPr>
+          <w:color w:val="000000" w:themeColor="text1"/>
+        </w:rPr>
+      </w:pPr>
+    </w:p>
+    <w:p>
+      <w:pPr>
+        <w:rPr>
+          <w:color w:val="000000" w:themeColor="text1"/>
+        </w:rPr>
+      </w:pPr>
+      <w:r>
+        <w:rPr>
+          <w:color w:val="000000" w:themeColor="text1"/>
+        </w:rPr>
+        <w:t xml:space="preserve">The use of applause has a positive effect on learning and encourages users to keep on going through the quiz. Error sounds are to guide the users to comprehend that they have made a wrong choice. </w:t>
+      </w:r>
+    </w:p>
+    <w:p>
+      <w:pPr>
+        <w:rPr>
+          <w:color w:val="000000" w:themeColor="text1"/>
+        </w:rPr>
+      </w:pPr>
+    </w:p>
+    <w:p>
+      <w:pPr>
+        <w:rPr>
+          <w:color w:val="000000" w:themeColor="text1"/>
+        </w:rPr>
+      </w:pPr>
+      <w:r>
+        <w:rPr>
+          <w:color w:val="000000" w:themeColor="text1"/>
+        </w:rPr>
+        <w:t>This will make the app more entertaining particularly to the younger generation.</w:t>
+      </w:r>
+    </w:p>
+    <w:p>
+      <w:pPr>
+        <w:rPr>
+          <w:color w:val="000000" w:themeColor="text1"/>
+        </w:rPr>
+      </w:pPr>
+      <w:proofErr w:type="spellStart"/>
+      <w:r>
+        <w:rPr>
+          <w:color w:val="000000" w:themeColor="text1"/>
+        </w:rPr>
+        <w:t>TinyDB</w:t>
+      </w:r>
+      <w:proofErr w:type="spellEnd"/>
+      <w:r>
+        <w:rPr>
+          <w:color w:val="000000" w:themeColor="text1"/>
+        </w:rPr>
+        <w:t xml:space="preserve"> for Score Storage</w:t>
+      </w:r>
+    </w:p>
+    <w:p>
+      <w:pPr>
+        <w:rPr>
+          <w:color w:val="000000" w:themeColor="text1"/>
+        </w:rPr>
+      </w:pPr>
+    </w:p>
+    <w:p>
+      <w:pPr>
+        <w:rPr>
+          <w:color w:val="000000" w:themeColor="text1"/>
+        </w:rPr>
+      </w:pPr>
+      <w:r>
+        <w:rPr>
+          <w:color w:val="000000" w:themeColor="text1"/>
+        </w:rPr>
+        <w:t>This storage module is a local storage which means the score can be stored even without an internet connection, and the app will operate in its full functionality and data will not be lost between sessions.</w:t>
+      </w:r>
+    </w:p>
+    <w:p>
+      <w:pPr>
+        <w:rPr>
+          <w:color w:val="000000" w:themeColor="text1"/>
+        </w:rPr>
+      </w:pPr>
+    </w:p>
+    <w:p>
+      <w:pPr>
+        <w:rPr>
+          <w:color w:val="000000" w:themeColor="text1"/>
+        </w:rPr>
+      </w:pPr>
+      <w:r>
+        <w:rPr>
+          <w:color w:val="000000" w:themeColor="text1"/>
+        </w:rPr>
+        <w:t>Video Content</w:t>
+      </w:r>
+    </w:p>
+    <w:p>
+      <w:pPr>
+        <w:rPr>
+          <w:color w:val="000000" w:themeColor="text1"/>
+        </w:rPr>
+      </w:pPr>
+      <w:r>
+        <w:rPr>
+          <w:color w:val="000000" w:themeColor="text1"/>
+        </w:rPr>
+        <w:t>The direct addressing of the need of the client to portray the significance of sustainability using multimedia content by showing a video makes the message more effective than a simple text.</w:t>
+      </w:r>
+      <w:r>
+        <w:rPr>
+          <w:color w:val="000000" w:themeColor="text1"/>
+        </w:rPr>
+        <w:br w:type="page"/>
+      </w:r>
+    </w:p>
+    <w:p>
+      <w:pPr>
+        <w:pStyle w:val="Heading1"/>
+      </w:pPr>
+      <w:bookmarkStart w:id="8" w:name="_Toc224210981"/>
+      <w:bookmarkStart w:id="9" w:name="_Toc224211053"/>
+      <w:r>
+        <w:lastRenderedPageBreak/>
+        <w:t>C.P5 — Produce a Mobile App That Meets the Design Criteria</w:t>
+      </w:r>
+      <w:bookmarkEnd w:id="8"/>
+      <w:bookmarkEnd w:id="9"/>
+    </w:p>
+    <w:p>
+      <w:pPr>
+        <w:spacing w:before="60" w:after="60"/>
+        <w:rPr>
+          <w:color w:val="000000" w:themeColor="text1"/>
+        </w:rPr>
+      </w:pPr>
+      <w:r>
+        <w:rPr>
+          <w:color w:val="000000" w:themeColor="text1"/>
+        </w:rPr>
+        <w:t>The mobile app was developed using MIT App Inventor / Android Studio, following the design documentation produced in the previous stage. The app includes four main screens: Home, Information, Video, and Quiz.</w:t>
+      </w:r>
+    </w:p>
+    <w:p>
+      <w:pPr>
+        <w:spacing w:before="80" w:after="80"/>
+        <w:rPr>
+          <w:color w:val="000000" w:themeColor="text1"/>
+        </w:rPr>
+      </w:pPr>
+    </w:p>
+    <w:p>
+      <w:pPr>
+        <w:pStyle w:val="Heading2"/>
+        <w:spacing w:before="300" w:after="120"/>
+        <w:rPr>
+          <w:color w:val="000000" w:themeColor="text1"/>
+        </w:rPr>
+      </w:pPr>
+      <w:bookmarkStart w:id="10" w:name="_Toc224210982"/>
+      <w:bookmarkStart w:id="11" w:name="_Toc224211054"/>
+      <w:r>
+        <w:rPr>
+          <w:b/>
+          <w:bCs/>
           <w:color w:val="000000" w:themeColor="text1"/>
           <w:sz w:val="24"/>
           <w:szCs w:val="24"/>
         </w:rPr>
-      </w:pPr>
-      <w:r>
-        <w:rPr>
-          <w:color w:val="000000" w:themeColor="text1"/>
-          <w:sz w:val="24"/>
-          <w:szCs w:val="24"/>
-        </w:rPr>
-        <w:t>These refinements improved the overall usability and user experience of the application.</w:t>
-      </w:r>
-    </w:p>
-    <w:p>
-      <w:pPr>
-        <w:rPr>
-          <w:color w:val="000000" w:themeColor="text1"/>
-        </w:rPr>
-      </w:pPr>
-    </w:p>
-    <w:p>
-      <w:pPr>
-        <w:rPr>
-          <w:color w:val="000000" w:themeColor="text1"/>
-        </w:rPr>
-      </w:pPr>
-      <w:r>
-        <w:rPr>
-          <w:color w:val="000000" w:themeColor="text1"/>
-        </w:rPr>
-        <w:br w:type="page"/>
-      </w:r>
-    </w:p>
-    <w:p>
-      <w:pPr>
-        <w:pStyle w:val="Heading1"/>
-      </w:pPr>
-      <w:bookmarkStart w:id="3" w:name="_Toc224141006"/>
-      <w:r>
-        <w:lastRenderedPageBreak/>
-        <w:t>B.M2 — Justify Design Decisions</w:t>
-      </w:r>
-      <w:bookmarkEnd w:id="3"/>
-    </w:p>
-    <w:p>
-      <w:pPr>
-        <w:rPr>
-          <w:color w:val="000000" w:themeColor="text1"/>
-        </w:rPr>
-      </w:pPr>
-    </w:p>
-    <w:p>
-      <w:pPr>
-        <w:rPr>
-          <w:color w:val="000000" w:themeColor="text1"/>
-        </w:rPr>
-      </w:pPr>
-    </w:p>
-    <w:p>
-      <w:pPr>
-        <w:rPr>
-          <w:color w:val="000000" w:themeColor="text1"/>
-        </w:rPr>
-      </w:pPr>
-      <w:r>
-        <w:rPr>
-          <w:color w:val="000000" w:themeColor="text1"/>
-        </w:rPr>
-        <w:t>The design decisions were made to ensure the app fully meets the client's requirements:</w:t>
-      </w:r>
-    </w:p>
-    <w:p>
-      <w:pPr>
-        <w:rPr>
-          <w:color w:val="000000" w:themeColor="text1"/>
-        </w:rPr>
-      </w:pPr>
-    </w:p>
-    <w:p>
-      <w:pPr>
-        <w:rPr>
-          <w:color w:val="000000" w:themeColor="text1"/>
-        </w:rPr>
-      </w:pPr>
-      <w:r>
-        <w:rPr>
-          <w:color w:val="000000" w:themeColor="text1"/>
-        </w:rPr>
-        <w:t>Four Separate Screens</w:t>
-      </w:r>
-    </w:p>
-    <w:p>
-      <w:pPr>
-        <w:rPr>
-          <w:color w:val="000000" w:themeColor="text1"/>
-        </w:rPr>
-      </w:pPr>
-    </w:p>
-    <w:p>
-      <w:pPr>
-        <w:rPr>
-          <w:color w:val="000000" w:themeColor="text1"/>
-        </w:rPr>
-      </w:pPr>
-      <w:r>
-        <w:rPr>
-          <w:color w:val="000000" w:themeColor="text1"/>
-        </w:rPr>
-        <w:t>This prevents information overload and enables intuitiveness. Each part has its specific role, and that enhances the experience of the user and makes the interface clear and concentrated.</w:t>
-      </w:r>
-    </w:p>
-    <w:p>
-      <w:pPr>
-        <w:rPr>
-          <w:color w:val="000000" w:themeColor="text1"/>
-        </w:rPr>
-      </w:pPr>
-    </w:p>
-    <w:p>
-      <w:pPr>
-        <w:rPr>
-          <w:color w:val="000000" w:themeColor="text1"/>
-        </w:rPr>
-      </w:pPr>
-      <w:r>
-        <w:rPr>
-          <w:color w:val="000000" w:themeColor="text1"/>
-        </w:rPr>
-        <w:t>Green Theme and Nature Icons</w:t>
-      </w:r>
-    </w:p>
-    <w:p>
-      <w:pPr>
-        <w:rPr>
-          <w:color w:val="000000" w:themeColor="text1"/>
-        </w:rPr>
-      </w:pPr>
-      <w:r>
-        <w:rPr>
-          <w:color w:val="000000" w:themeColor="text1"/>
-        </w:rPr>
-        <w:t xml:space="preserve">The </w:t>
-      </w:r>
-      <w:proofErr w:type="spellStart"/>
-      <w:r>
-        <w:rPr>
-          <w:color w:val="000000" w:themeColor="text1"/>
-        </w:rPr>
-        <w:t>colour</w:t>
-      </w:r>
-      <w:proofErr w:type="spellEnd"/>
-      <w:r>
-        <w:rPr>
-          <w:color w:val="000000" w:themeColor="text1"/>
-        </w:rPr>
-        <w:t xml:space="preserve"> green and natural imagery is closely related to sustainability. </w:t>
-      </w:r>
-    </w:p>
-    <w:p>
-      <w:pPr>
-        <w:rPr>
-          <w:color w:val="000000" w:themeColor="text1"/>
-        </w:rPr>
-      </w:pPr>
-    </w:p>
-    <w:p>
-      <w:pPr>
-        <w:rPr>
-          <w:color w:val="000000" w:themeColor="text1"/>
-        </w:rPr>
-      </w:pPr>
-      <w:r>
-        <w:rPr>
-          <w:color w:val="000000" w:themeColor="text1"/>
-        </w:rPr>
-        <w:t>This graphic decision instantly is supported by the message of the app and makes it obvious to the users what the purpose of the app is.</w:t>
-      </w:r>
-    </w:p>
-    <w:p>
-      <w:pPr>
-        <w:rPr>
-          <w:color w:val="000000" w:themeColor="text1"/>
-        </w:rPr>
-      </w:pPr>
-    </w:p>
-    <w:p>
-      <w:pPr>
-        <w:rPr>
-          <w:color w:val="000000" w:themeColor="text1"/>
-        </w:rPr>
-      </w:pPr>
-      <w:r>
-        <w:rPr>
-          <w:color w:val="000000" w:themeColor="text1"/>
-        </w:rPr>
-        <w:t>Sound Feedback</w:t>
-      </w:r>
-    </w:p>
-    <w:p>
-      <w:pPr>
-        <w:rPr>
-          <w:color w:val="000000" w:themeColor="text1"/>
-        </w:rPr>
-      </w:pPr>
-    </w:p>
-    <w:p>
-      <w:pPr>
-        <w:rPr>
-          <w:color w:val="000000" w:themeColor="text1"/>
-        </w:rPr>
-      </w:pPr>
-      <w:r>
-        <w:rPr>
-          <w:color w:val="000000" w:themeColor="text1"/>
-        </w:rPr>
-        <w:t xml:space="preserve">The use of applause has a positive effect on learning and encourages users to keep on going through the quiz. Error sounds are to guide the users to comprehend that they have made a wrong choice. </w:t>
-      </w:r>
-    </w:p>
-    <w:p>
-      <w:pPr>
-        <w:rPr>
-          <w:color w:val="000000" w:themeColor="text1"/>
-        </w:rPr>
-      </w:pPr>
-    </w:p>
-    <w:p>
-      <w:pPr>
-        <w:rPr>
-          <w:color w:val="000000" w:themeColor="text1"/>
-        </w:rPr>
-      </w:pPr>
-      <w:r>
-        <w:rPr>
-          <w:color w:val="000000" w:themeColor="text1"/>
-        </w:rPr>
-        <w:t>This will make the app more entertaining particularly to the younger generation.</w:t>
-      </w:r>
-    </w:p>
-    <w:p>
-      <w:pPr>
-        <w:rPr>
-          <w:color w:val="000000" w:themeColor="text1"/>
-        </w:rPr>
-      </w:pPr>
-      <w:proofErr w:type="spellStart"/>
-      <w:r>
-        <w:rPr>
-          <w:color w:val="000000" w:themeColor="text1"/>
-        </w:rPr>
-        <w:t>TinyDB</w:t>
-      </w:r>
-      <w:proofErr w:type="spellEnd"/>
-      <w:r>
-        <w:rPr>
-          <w:color w:val="000000" w:themeColor="text1"/>
-        </w:rPr>
-        <w:t xml:space="preserve"> for Score Storage</w:t>
-      </w:r>
-    </w:p>
-    <w:p>
-      <w:pPr>
-        <w:rPr>
-          <w:color w:val="000000" w:themeColor="text1"/>
-        </w:rPr>
-      </w:pPr>
-    </w:p>
-    <w:p>
-      <w:pPr>
-        <w:rPr>
-          <w:color w:val="000000" w:themeColor="text1"/>
-        </w:rPr>
-      </w:pPr>
-      <w:r>
-        <w:rPr>
-          <w:color w:val="000000" w:themeColor="text1"/>
-        </w:rPr>
-        <w:t>This storage module is a local storage which means the score can be stored even without an internet connection, and the app will operate in its full functionality and data will not be lost between sessions.</w:t>
-      </w:r>
-    </w:p>
-    <w:p>
-      <w:pPr>
-        <w:rPr>
-          <w:color w:val="000000" w:themeColor="text1"/>
-        </w:rPr>
-      </w:pPr>
-    </w:p>
-    <w:p>
-      <w:pPr>
-        <w:rPr>
-          <w:color w:val="000000" w:themeColor="text1"/>
-        </w:rPr>
-      </w:pPr>
-      <w:r>
-        <w:rPr>
-          <w:color w:val="000000" w:themeColor="text1"/>
-        </w:rPr>
-        <w:t>Video Content</w:t>
-      </w:r>
-    </w:p>
-    <w:p>
-      <w:pPr>
-        <w:pStyle w:val="ListParagraph"/>
-      </w:pPr>
-    </w:p>
-    <w:p>
-      <w:pPr>
-        <w:pStyle w:val="ListParagraph"/>
-      </w:pPr>
-      <w:r>
-        <w:t>The direct addressing of the need of the client to portray the significance of sustainability using multimedia content by showing a video makes the message more effective than a simple text.</w:t>
-      </w:r>
-      <w:r>
-        <w:br w:type="page"/>
-      </w:r>
-      <w:proofErr w:type="gramStart"/>
-      <w:r>
-        <w:lastRenderedPageBreak/>
-        <w:t>C.P</w:t>
-      </w:r>
-      <w:proofErr w:type="gramEnd"/>
-      <w:r>
-        <w:t>5 — Produce a Mobile App That Meets the Design Criteria</w:t>
-      </w:r>
-    </w:p>
-    <w:p>
-      <w:pPr>
-        <w:rPr>
-          <w:color w:val="000000" w:themeColor="text1"/>
-        </w:rPr>
-      </w:pPr>
-    </w:p>
-    <w:p>
-      <w:pPr>
-        <w:rPr>
-          <w:color w:val="000000" w:themeColor="text1"/>
-        </w:rPr>
-      </w:pPr>
-      <w:r>
-        <w:rPr>
-          <w:color w:val="000000" w:themeColor="text1"/>
-        </w:rPr>
-        <w:t>The mobile app was developed using MIT App Inventor / Android Studio, following the design documentation produced in the previous stage. The app includes four main screens: Home, Information, Video, and Quiz.</w:t>
-      </w:r>
-    </w:p>
-    <w:p>
-      <w:pPr>
-        <w:rPr>
-          <w:color w:val="000000" w:themeColor="text1"/>
-        </w:rPr>
-      </w:pPr>
-    </w:p>
-    <w:p>
-      <w:pPr>
-        <w:rPr>
-          <w:color w:val="000000" w:themeColor="text1"/>
-        </w:rPr>
-      </w:pPr>
-      <w:r>
-        <w:rPr>
-          <w:color w:val="000000" w:themeColor="text1"/>
-          <w:sz w:val="24"/>
-          <w:szCs w:val="24"/>
-        </w:rPr>
         <w:t>App Screenshots</w:t>
       </w:r>
+      <w:bookmarkEnd w:id="10"/>
+      <w:bookmarkEnd w:id="11"/>
     </w:p>
     <w:tbl>
       <w:tblPr>
@@ -2971,30 +3082,24 @@
           </w:tcPr>
           <w:p>
             <w:pPr>
-              <w:rPr>
-                <w:color w:val="000000" w:themeColor="text1"/>
-              </w:rPr>
-            </w:pPr>
-            <w:r>
-              <w:rPr>
-                <w:rFonts w:ascii="Segoe UI Emoji" w:hAnsi="Segoe UI Emoji" w:cs="Segoe UI Emoji"/>
+              <w:jc w:val="center"/>
+              <w:rPr>
+                <w:color w:val="000000" w:themeColor="text1"/>
+              </w:rPr>
+            </w:pPr>
+            <w:r>
+              <w:rPr>
                 <w:i/>
                 <w:iCs/>
                 <w:color w:val="000000" w:themeColor="text1"/>
               </w:rPr>
-              <w:t>📸</w:t>
-            </w:r>
-            <w:r>
-              <w:rPr>
-                <w:i/>
-                <w:iCs/>
-                <w:color w:val="000000" w:themeColor="text1"/>
-              </w:rPr>
-              <w:t xml:space="preserve"> Screenshot 3 — Home Screen (with menu buttons)</w:t>
-            </w:r>
-          </w:p>
-          <w:p>
-            <w:pPr>
+              <w:t>📸 Screenshot 3 — Home Screen (with menu buttons)</w:t>
+            </w:r>
+          </w:p>
+          <w:p>
+            <w:pPr>
+              <w:spacing w:before="60" w:after="60"/>
+              <w:jc w:val="center"/>
               <w:rPr>
                 <w:color w:val="000000" w:themeColor="text1"/>
               </w:rPr>
@@ -3061,6 +3166,7 @@
     </w:tbl>
     <w:p>
       <w:pPr>
+        <w:spacing w:before="80" w:after="80"/>
         <w:rPr>
           <w:color w:val="000000" w:themeColor="text1"/>
         </w:rPr>
@@ -3106,30 +3212,24 @@
           </w:tcPr>
           <w:p>
             <w:pPr>
-              <w:rPr>
-                <w:color w:val="000000" w:themeColor="text1"/>
-              </w:rPr>
-            </w:pPr>
-            <w:r>
-              <w:rPr>
-                <w:rFonts w:ascii="Segoe UI Emoji" w:hAnsi="Segoe UI Emoji" w:cs="Segoe UI Emoji"/>
+              <w:jc w:val="center"/>
+              <w:rPr>
+                <w:color w:val="000000" w:themeColor="text1"/>
+              </w:rPr>
+            </w:pPr>
+            <w:r>
+              <w:rPr>
                 <w:i/>
                 <w:iCs/>
                 <w:color w:val="000000" w:themeColor="text1"/>
               </w:rPr>
-              <w:t>📸</w:t>
-            </w:r>
-            <w:r>
-              <w:rPr>
-                <w:i/>
-                <w:iCs/>
-                <w:color w:val="000000" w:themeColor="text1"/>
-              </w:rPr>
-              <w:t xml:space="preserve"> Screenshot 4 — Information Screen (sustainability content)</w:t>
-            </w:r>
-          </w:p>
-          <w:p>
-            <w:pPr>
+              <w:t>📸 Screenshot 4 — Information Screen (sustainability content)</w:t>
+            </w:r>
+          </w:p>
+          <w:p>
+            <w:pPr>
+              <w:spacing w:before="60" w:after="60"/>
+              <w:jc w:val="center"/>
               <w:rPr>
                 <w:color w:val="000000" w:themeColor="text1"/>
               </w:rPr>
@@ -3197,6 +3297,7 @@
     </w:tbl>
     <w:p>
       <w:pPr>
+        <w:spacing w:before="80" w:after="80"/>
         <w:rPr>
           <w:color w:val="000000" w:themeColor="text1"/>
         </w:rPr>
@@ -3242,30 +3343,24 @@
           </w:tcPr>
           <w:p>
             <w:pPr>
-              <w:rPr>
-                <w:color w:val="000000" w:themeColor="text1"/>
-              </w:rPr>
-            </w:pPr>
-            <w:r>
-              <w:rPr>
-                <w:rFonts w:ascii="Segoe UI Emoji" w:hAnsi="Segoe UI Emoji" w:cs="Segoe UI Emoji"/>
+              <w:jc w:val="center"/>
+              <w:rPr>
+                <w:color w:val="000000" w:themeColor="text1"/>
+              </w:rPr>
+            </w:pPr>
+            <w:r>
+              <w:rPr>
                 <w:i/>
                 <w:iCs/>
                 <w:color w:val="000000" w:themeColor="text1"/>
               </w:rPr>
-              <w:t>📸</w:t>
-            </w:r>
-            <w:r>
-              <w:rPr>
-                <w:i/>
-                <w:iCs/>
-                <w:color w:val="000000" w:themeColor="text1"/>
-              </w:rPr>
-              <w:t xml:space="preserve"> Screenshot 5 — Video Screen (with video player)</w:t>
-            </w:r>
-          </w:p>
-          <w:p>
-            <w:pPr>
+              <w:t>📸 Screenshot 5 — Video Screen (with video player)</w:t>
+            </w:r>
+          </w:p>
+          <w:p>
+            <w:pPr>
+              <w:spacing w:before="60" w:after="60"/>
+              <w:jc w:val="center"/>
               <w:rPr>
                 <w:color w:val="000000" w:themeColor="text1"/>
               </w:rPr>
@@ -3332,6 +3427,7 @@
     </w:tbl>
     <w:p>
       <w:pPr>
+        <w:spacing w:before="80" w:after="80"/>
         <w:rPr>
           <w:color w:val="000000" w:themeColor="text1"/>
         </w:rPr>
@@ -3377,30 +3473,24 @@
           </w:tcPr>
           <w:p>
             <w:pPr>
-              <w:rPr>
-                <w:color w:val="000000" w:themeColor="text1"/>
-              </w:rPr>
-            </w:pPr>
-            <w:r>
-              <w:rPr>
-                <w:rFonts w:ascii="Segoe UI Emoji" w:hAnsi="Segoe UI Emoji" w:cs="Segoe UI Emoji"/>
+              <w:jc w:val="center"/>
+              <w:rPr>
+                <w:color w:val="000000" w:themeColor="text1"/>
+              </w:rPr>
+            </w:pPr>
+            <w:r>
+              <w:rPr>
                 <w:i/>
                 <w:iCs/>
                 <w:color w:val="000000" w:themeColor="text1"/>
               </w:rPr>
-              <w:t>📸</w:t>
-            </w:r>
-            <w:r>
-              <w:rPr>
-                <w:i/>
-                <w:iCs/>
-                <w:color w:val="000000" w:themeColor="text1"/>
-              </w:rPr>
-              <w:t xml:space="preserve"> Screenshot 6 — Quiz Screen (question + 4 answer choices)</w:t>
-            </w:r>
-          </w:p>
-          <w:p>
-            <w:pPr>
+              <w:t>📸 Screenshot 6 — Quiz Screen (question + 4 answer choices)</w:t>
+            </w:r>
+          </w:p>
+          <w:p>
+            <w:pPr>
+              <w:spacing w:before="60" w:after="60"/>
+              <w:jc w:val="center"/>
               <w:rPr>
                 <w:color w:val="000000" w:themeColor="text1"/>
               </w:rPr>
@@ -3468,6 +3558,7 @@
     </w:tbl>
     <w:p>
       <w:pPr>
+        <w:spacing w:before="80" w:after="80"/>
         <w:rPr>
           <w:color w:val="000000" w:themeColor="text1"/>
         </w:rPr>
@@ -3513,30 +3604,24 @@
           </w:tcPr>
           <w:p>
             <w:pPr>
-              <w:rPr>
-                <w:color w:val="000000" w:themeColor="text1"/>
-              </w:rPr>
-            </w:pPr>
-            <w:r>
-              <w:rPr>
-                <w:rFonts w:ascii="Segoe UI Emoji" w:hAnsi="Segoe UI Emoji" w:cs="Segoe UI Emoji"/>
+              <w:jc w:val="center"/>
+              <w:rPr>
+                <w:color w:val="000000" w:themeColor="text1"/>
+              </w:rPr>
+            </w:pPr>
+            <w:r>
+              <w:rPr>
                 <w:i/>
                 <w:iCs/>
                 <w:color w:val="000000" w:themeColor="text1"/>
               </w:rPr>
-              <w:t>📸</w:t>
-            </w:r>
-            <w:r>
-              <w:rPr>
-                <w:i/>
-                <w:iCs/>
-                <w:color w:val="000000" w:themeColor="text1"/>
-              </w:rPr>
-              <w:t xml:space="preserve"> Screenshot 7 — Correct Answer Selected (green highlight + applause)</w:t>
-            </w:r>
-          </w:p>
-          <w:p>
-            <w:pPr>
+              <w:t>📸 Screenshot 7 — Correct Answer Selected (green highlight + applause)</w:t>
+            </w:r>
+          </w:p>
+          <w:p>
+            <w:pPr>
+              <w:spacing w:before="60" w:after="60"/>
+              <w:jc w:val="center"/>
               <w:rPr>
                 <w:color w:val="000000" w:themeColor="text1"/>
               </w:rPr>
@@ -3603,6 +3688,7 @@
     </w:tbl>
     <w:p>
       <w:pPr>
+        <w:spacing w:before="80" w:after="80"/>
         <w:rPr>
           <w:color w:val="000000" w:themeColor="text1"/>
         </w:rPr>
@@ -3648,30 +3734,24 @@
           </w:tcPr>
           <w:p>
             <w:pPr>
-              <w:rPr>
-                <w:color w:val="000000" w:themeColor="text1"/>
-              </w:rPr>
-            </w:pPr>
-            <w:r>
-              <w:rPr>
-                <w:rFonts w:ascii="Segoe UI Emoji" w:hAnsi="Segoe UI Emoji" w:cs="Segoe UI Emoji"/>
+              <w:jc w:val="center"/>
+              <w:rPr>
+                <w:color w:val="000000" w:themeColor="text1"/>
+              </w:rPr>
+            </w:pPr>
+            <w:r>
+              <w:rPr>
                 <w:i/>
                 <w:iCs/>
                 <w:color w:val="000000" w:themeColor="text1"/>
               </w:rPr>
-              <w:t>📸</w:t>
-            </w:r>
-            <w:r>
-              <w:rPr>
-                <w:i/>
-                <w:iCs/>
-                <w:color w:val="000000" w:themeColor="text1"/>
-              </w:rPr>
-              <w:t xml:space="preserve"> Screenshot 8 — Incorrect Answer Selected (red highlight + error sound)</w:t>
-            </w:r>
-          </w:p>
-          <w:p>
-            <w:pPr>
+              <w:t>📸 Screenshot 8 — Incorrect Answer Selected (red highlight + error sound)</w:t>
+            </w:r>
+          </w:p>
+          <w:p>
+            <w:pPr>
+              <w:spacing w:before="60" w:after="60"/>
+              <w:jc w:val="center"/>
               <w:rPr>
                 <w:color w:val="000000" w:themeColor="text1"/>
               </w:rPr>
@@ -3739,6 +3819,7 @@
     </w:tbl>
     <w:p>
       <w:pPr>
+        <w:spacing w:before="80" w:after="80"/>
         <w:rPr>
           <w:color w:val="000000" w:themeColor="text1"/>
         </w:rPr>
@@ -3784,30 +3865,24 @@
           </w:tcPr>
           <w:p>
             <w:pPr>
-              <w:rPr>
-                <w:color w:val="000000" w:themeColor="text1"/>
-              </w:rPr>
-            </w:pPr>
-            <w:r>
-              <w:rPr>
-                <w:rFonts w:ascii="Segoe UI Emoji" w:hAnsi="Segoe UI Emoji" w:cs="Segoe UI Emoji"/>
+              <w:jc w:val="center"/>
+              <w:rPr>
+                <w:color w:val="000000" w:themeColor="text1"/>
+              </w:rPr>
+            </w:pPr>
+            <w:r>
+              <w:rPr>
                 <w:i/>
                 <w:iCs/>
                 <w:color w:val="000000" w:themeColor="text1"/>
               </w:rPr>
-              <w:t>📸</w:t>
-            </w:r>
-            <w:r>
-              <w:rPr>
-                <w:i/>
-                <w:iCs/>
-                <w:color w:val="000000" w:themeColor="text1"/>
-              </w:rPr>
-              <w:t xml:space="preserve"> Screenshot 9 — Final Score Screen (after 10 questions)</w:t>
-            </w:r>
-          </w:p>
-          <w:p>
-            <w:pPr>
+              <w:t>📸 Screenshot 9 — Final Score Screen (after 10 questions)</w:t>
+            </w:r>
+          </w:p>
+          <w:p>
+            <w:pPr>
+              <w:spacing w:before="60" w:after="60"/>
+              <w:jc w:val="center"/>
               <w:rPr>
                 <w:color w:val="000000" w:themeColor="text1"/>
               </w:rPr>
@@ -3874,22 +3949,23 @@
     </w:tbl>
     <w:p>
       <w:pPr>
-        <w:rPr>
-          <w:color w:val="000000" w:themeColor="text1"/>
-        </w:rPr>
-      </w:pPr>
-    </w:p>
-    <w:p>
-      <w:pPr>
-        <w:rPr>
-          <w:color w:val="000000" w:themeColor="text1"/>
-        </w:rPr>
-      </w:pPr>
-      <w:r>
-        <w:rPr>
-          <w:color w:val="000000" w:themeColor="text1"/>
-          <w:sz w:val="24"/>
-          <w:szCs w:val="24"/>
+        <w:spacing w:before="80" w:after="80"/>
+        <w:rPr>
+          <w:color w:val="000000" w:themeColor="text1"/>
+        </w:rPr>
+      </w:pPr>
+    </w:p>
+    <w:p>
+      <w:pPr>
+        <w:rPr>
+          <w:sz w:val="28"/>
+          <w:szCs w:val="28"/>
+        </w:rPr>
+      </w:pPr>
+      <w:r>
+        <w:rPr>
+          <w:sz w:val="28"/>
+          <w:szCs w:val="28"/>
         </w:rPr>
         <w:t>Code / Programming Blocks</w:t>
       </w:r>
@@ -3934,40 +4010,34 @@
           </w:tcPr>
           <w:p>
             <w:pPr>
-              <w:rPr>
-                <w:color w:val="000000" w:themeColor="text1"/>
-              </w:rPr>
-            </w:pPr>
-            <w:r>
-              <w:rPr>
-                <w:rFonts w:ascii="Segoe UI Emoji" w:hAnsi="Segoe UI Emoji" w:cs="Segoe UI Emoji"/>
+              <w:jc w:val="center"/>
+              <w:rPr>
+                <w:color w:val="000000" w:themeColor="text1"/>
+              </w:rPr>
+            </w:pPr>
+            <w:r>
+              <w:rPr>
                 <w:i/>
                 <w:iCs/>
                 <w:color w:val="000000" w:themeColor="text1"/>
               </w:rPr>
-              <w:t>📸</w:t>
-            </w:r>
-            <w:r>
-              <w:rPr>
-                <w:i/>
-                <w:iCs/>
-                <w:color w:val="000000" w:themeColor="text1"/>
-              </w:rPr>
-              <w:t xml:space="preserve"> Screenshot 10 — Quiz Logic (programming blocks/code)</w:t>
-            </w:r>
-          </w:p>
-          <w:p>
-            <w:pPr>
-              <w:rPr>
-                <w:color w:val="000000" w:themeColor="text1"/>
-              </w:rPr>
-            </w:pPr>
-            <w:r>
-              <w:rPr>
-                <w:noProof/>
-                <w:color w:val="000000" w:themeColor="text1"/>
-              </w:rPr>
               <w:lastRenderedPageBreak/>
+              <w:t>📸 Screenshot 10 — Quiz Logic (programming blocks/code)</w:t>
+            </w:r>
+          </w:p>
+          <w:p>
+            <w:pPr>
+              <w:spacing w:before="60" w:after="60"/>
+              <w:jc w:val="center"/>
+              <w:rPr>
+                <w:color w:val="000000" w:themeColor="text1"/>
+              </w:rPr>
+            </w:pPr>
+            <w:r>
+              <w:rPr>
+                <w:noProof/>
+                <w:color w:val="000000" w:themeColor="text1"/>
+              </w:rPr>
               <w:drawing>
                 <wp:inline distT="0" distB="0" distL="0" distR="0" wp14:anchorId="7F4EE3D5" wp14:editId="1087717F">
                   <wp:extent cx="5943600" cy="3566160"/>
@@ -4025,6 +4095,7 @@
     </w:tbl>
     <w:p>
       <w:pPr>
+        <w:spacing w:before="80" w:after="80"/>
         <w:rPr>
           <w:color w:val="000000" w:themeColor="text1"/>
         </w:rPr>
@@ -4070,30 +4141,24 @@
           </w:tcPr>
           <w:p>
             <w:pPr>
-              <w:rPr>
-                <w:color w:val="000000" w:themeColor="text1"/>
-              </w:rPr>
-            </w:pPr>
-            <w:r>
-              <w:rPr>
-                <w:rFonts w:ascii="Segoe UI Emoji" w:hAnsi="Segoe UI Emoji" w:cs="Segoe UI Emoji"/>
+              <w:jc w:val="center"/>
+              <w:rPr>
+                <w:color w:val="000000" w:themeColor="text1"/>
+              </w:rPr>
+            </w:pPr>
+            <w:r>
+              <w:rPr>
                 <w:i/>
                 <w:iCs/>
                 <w:color w:val="000000" w:themeColor="text1"/>
               </w:rPr>
-              <w:t>📸</w:t>
-            </w:r>
-            <w:r>
-              <w:rPr>
-                <w:i/>
-                <w:iCs/>
-                <w:color w:val="000000" w:themeColor="text1"/>
-              </w:rPr>
-              <w:t xml:space="preserve"> Screenshot 11 — Score Tracking System (programming blocks/code)</w:t>
-            </w:r>
-          </w:p>
-          <w:p>
-            <w:pPr>
+              <w:t>📸 Screenshot 11 — Score Tracking System (programming blocks/code)</w:t>
+            </w:r>
+          </w:p>
+          <w:p>
+            <w:pPr>
+              <w:spacing w:before="60" w:after="60"/>
+              <w:jc w:val="center"/>
               <w:rPr>
                 <w:color w:val="000000" w:themeColor="text1"/>
               </w:rPr>
@@ -4160,62 +4225,55 @@
     </w:tbl>
     <w:p>
       <w:pPr>
-        <w:rPr>
-          <w:color w:val="000000" w:themeColor="text1"/>
-        </w:rPr>
-      </w:pPr>
+        <w:spacing w:before="80" w:after="80"/>
+        <w:rPr>
+          <w:color w:val="000000" w:themeColor="text1"/>
+        </w:rPr>
+      </w:pPr>
+    </w:p>
+    <w:p>
+      <w:pPr>
+        <w:rPr>
+          <w:color w:val="000000" w:themeColor="text1"/>
+        </w:rPr>
+      </w:pPr>
+      <w:r>
+        <w:rPr>
+          <w:color w:val="000000" w:themeColor="text1"/>
+        </w:rPr>
+        <w:br w:type="page"/>
+      </w:r>
     </w:p>
     <w:p>
       <w:pPr>
         <w:pStyle w:val="Heading1"/>
       </w:pPr>
-      <w:r>
-        <w:br w:type="page"/>
-      </w:r>
-      <w:bookmarkStart w:id="4" w:name="_Toc224141007"/>
+      <w:bookmarkStart w:id="12" w:name="_Toc224210983"/>
+      <w:bookmarkStart w:id="13" w:name="_Toc224211055"/>
       <w:r>
         <w:lastRenderedPageBreak/>
         <w:t>C.P6 — Test the Mobile App</w:t>
       </w:r>
-      <w:bookmarkEnd w:id="4"/>
-    </w:p>
-    <w:p>
-      <w:pPr>
-        <w:pStyle w:val="Heading1"/>
-        <w:rPr>
-          <w:color w:val="000000" w:themeColor="text1"/>
-          <w:sz w:val="24"/>
-          <w:szCs w:val="24"/>
-        </w:rPr>
-      </w:pPr>
-      <w:r>
-        <w:rPr>
-          <w:color w:val="000000" w:themeColor="text1"/>
-          <w:sz w:val="24"/>
-          <w:szCs w:val="24"/>
-        </w:rPr>
-        <w:t xml:space="preserve"> </w:t>
-      </w:r>
-    </w:p>
-    <w:p>
-      <w:pPr>
-        <w:rPr>
-          <w:color w:val="000000" w:themeColor="text1"/>
-          <w:sz w:val="24"/>
-          <w:szCs w:val="24"/>
-        </w:rPr>
-      </w:pPr>
-      <w:r>
-        <w:rPr>
-          <w:color w:val="000000" w:themeColor="text1"/>
-          <w:sz w:val="24"/>
-          <w:szCs w:val="24"/>
+      <w:bookmarkEnd w:id="12"/>
+      <w:bookmarkEnd w:id="13"/>
+    </w:p>
+    <w:p>
+      <w:pPr>
+        <w:spacing w:before="60" w:after="60"/>
+        <w:rPr>
+          <w:color w:val="000000" w:themeColor="text1"/>
+        </w:rPr>
+      </w:pPr>
+      <w:r>
+        <w:rPr>
+          <w:color w:val="000000" w:themeColor="text1"/>
         </w:rPr>
         <w:t>The app was tested for functionality, usability, stability and performance using the following test plan:</w:t>
       </w:r>
     </w:p>
     <w:p>
       <w:pPr>
+        <w:spacing w:before="80" w:after="80"/>
         <w:rPr>
           <w:color w:val="000000" w:themeColor="text1"/>
         </w:rPr>
@@ -4239,12 +4297,12 @@
         <w:tblLook w:val="04A0" w:firstRow="1" w:lastRow="0" w:firstColumn="1" w:lastColumn="0" w:noHBand="0" w:noVBand="1"/>
       </w:tblPr>
       <w:tblGrid>
-        <w:gridCol w:w="521"/>
-        <w:gridCol w:w="1557"/>
-        <w:gridCol w:w="2007"/>
-        <w:gridCol w:w="2555"/>
-        <w:gridCol w:w="1739"/>
-        <w:gridCol w:w="981"/>
+        <w:gridCol w:w="530"/>
+        <w:gridCol w:w="1551"/>
+        <w:gridCol w:w="1994"/>
+        <w:gridCol w:w="2536"/>
+        <w:gridCol w:w="1728"/>
+        <w:gridCol w:w="1021"/>
       </w:tblGrid>
       <w:tr>
         <w:tc>
@@ -4272,6 +4330,8 @@
             </w:pPr>
             <w:r>
               <w:rPr>
+                <w:b/>
+                <w:bCs/>
                 <w:color w:val="000000" w:themeColor="text1"/>
                 <w:sz w:val="18"/>
                 <w:szCs w:val="18"/>
@@ -4305,6 +4365,8 @@
             </w:pPr>
             <w:r>
               <w:rPr>
+                <w:b/>
+                <w:bCs/>
                 <w:color w:val="000000" w:themeColor="text1"/>
                 <w:sz w:val="18"/>
                 <w:szCs w:val="18"/>
@@ -4338,6 +4400,8 @@
             </w:pPr>
             <w:r>
               <w:rPr>
+                <w:b/>
+                <w:bCs/>
                 <w:color w:val="000000" w:themeColor="text1"/>
                 <w:sz w:val="18"/>
                 <w:szCs w:val="18"/>
@@ -4371,6 +4435,8 @@
             </w:pPr>
             <w:r>
               <w:rPr>
+                <w:b/>
+                <w:bCs/>
                 <w:color w:val="000000" w:themeColor="text1"/>
                 <w:sz w:val="18"/>
                 <w:szCs w:val="18"/>
@@ -4404,6 +4470,8 @@
             </w:pPr>
             <w:r>
               <w:rPr>
+                <w:b/>
+                <w:bCs/>
                 <w:color w:val="000000" w:themeColor="text1"/>
                 <w:sz w:val="18"/>
                 <w:szCs w:val="18"/>
@@ -4437,6 +4505,8 @@
             </w:pPr>
             <w:r>
               <w:rPr>
+                <w:b/>
+                <w:bCs/>
                 <w:color w:val="000000" w:themeColor="text1"/>
                 <w:sz w:val="18"/>
                 <w:szCs w:val="18"/>
@@ -4637,20 +4707,11 @@
             </w:pPr>
             <w:r>
               <w:rPr>
-                <w:rFonts w:ascii="Segoe UI Emoji" w:hAnsi="Segoe UI Emoji" w:cs="Segoe UI Emoji"/>
                 <w:color w:val="000000" w:themeColor="text1"/>
                 <w:sz w:val="18"/>
                 <w:szCs w:val="18"/>
               </w:rPr>
-              <w:t>✅</w:t>
-            </w:r>
-            <w:r>
-              <w:rPr>
-                <w:color w:val="000000" w:themeColor="text1"/>
-                <w:sz w:val="18"/>
-                <w:szCs w:val="18"/>
-              </w:rPr>
-              <w:t xml:space="preserve"> Pass</w:t>
+              <w:t>✅ Pass</w:t>
             </w:r>
           </w:p>
         </w:tc>
@@ -4846,20 +4907,11 @@
             </w:pPr>
             <w:r>
               <w:rPr>
-                <w:rFonts w:ascii="Segoe UI Emoji" w:hAnsi="Segoe UI Emoji" w:cs="Segoe UI Emoji"/>
                 <w:color w:val="000000" w:themeColor="text1"/>
                 <w:sz w:val="18"/>
                 <w:szCs w:val="18"/>
               </w:rPr>
-              <w:t>✅</w:t>
-            </w:r>
-            <w:r>
-              <w:rPr>
-                <w:color w:val="000000" w:themeColor="text1"/>
-                <w:sz w:val="18"/>
-                <w:szCs w:val="18"/>
-              </w:rPr>
-              <w:t xml:space="preserve"> Pass</w:t>
+              <w:t>✅ Pass</w:t>
             </w:r>
           </w:p>
         </w:tc>
@@ -5055,20 +5107,11 @@
             </w:pPr>
             <w:r>
               <w:rPr>
-                <w:rFonts w:ascii="Segoe UI Emoji" w:hAnsi="Segoe UI Emoji" w:cs="Segoe UI Emoji"/>
                 <w:color w:val="000000" w:themeColor="text1"/>
                 <w:sz w:val="18"/>
                 <w:szCs w:val="18"/>
               </w:rPr>
-              <w:t>✅</w:t>
-            </w:r>
-            <w:r>
-              <w:rPr>
-                <w:color w:val="000000" w:themeColor="text1"/>
-                <w:sz w:val="18"/>
-                <w:szCs w:val="18"/>
-              </w:rPr>
-              <w:t xml:space="preserve"> Pass</w:t>
+              <w:t>✅ Pass</w:t>
             </w:r>
           </w:p>
         </w:tc>
@@ -5264,20 +5307,11 @@
             </w:pPr>
             <w:r>
               <w:rPr>
-                <w:rFonts w:ascii="Segoe UI Emoji" w:hAnsi="Segoe UI Emoji" w:cs="Segoe UI Emoji"/>
                 <w:color w:val="000000" w:themeColor="text1"/>
                 <w:sz w:val="18"/>
                 <w:szCs w:val="18"/>
               </w:rPr>
-              <w:t>✅</w:t>
-            </w:r>
-            <w:r>
-              <w:rPr>
-                <w:color w:val="000000" w:themeColor="text1"/>
-                <w:sz w:val="18"/>
-                <w:szCs w:val="18"/>
-              </w:rPr>
-              <w:t xml:space="preserve"> Pass</w:t>
+              <w:t>✅ Pass</w:t>
             </w:r>
           </w:p>
         </w:tc>
@@ -5473,20 +5507,11 @@
             </w:pPr>
             <w:r>
               <w:rPr>
-                <w:rFonts w:ascii="Segoe UI Emoji" w:hAnsi="Segoe UI Emoji" w:cs="Segoe UI Emoji"/>
                 <w:color w:val="000000" w:themeColor="text1"/>
                 <w:sz w:val="18"/>
                 <w:szCs w:val="18"/>
               </w:rPr>
-              <w:t>✅</w:t>
-            </w:r>
-            <w:r>
-              <w:rPr>
-                <w:color w:val="000000" w:themeColor="text1"/>
-                <w:sz w:val="18"/>
-                <w:szCs w:val="18"/>
-              </w:rPr>
-              <w:t xml:space="preserve"> Pass</w:t>
+              <w:t>✅ Pass</w:t>
             </w:r>
           </w:p>
         </w:tc>
@@ -5682,20 +5707,11 @@
             </w:pPr>
             <w:r>
               <w:rPr>
-                <w:rFonts w:ascii="Segoe UI Emoji" w:hAnsi="Segoe UI Emoji" w:cs="Segoe UI Emoji"/>
                 <w:color w:val="000000" w:themeColor="text1"/>
                 <w:sz w:val="18"/>
                 <w:szCs w:val="18"/>
               </w:rPr>
-              <w:t>✅</w:t>
-            </w:r>
-            <w:r>
-              <w:rPr>
-                <w:color w:val="000000" w:themeColor="text1"/>
-                <w:sz w:val="18"/>
-                <w:szCs w:val="18"/>
-              </w:rPr>
-              <w:t xml:space="preserve"> Pass</w:t>
+              <w:t>✅ Pass</w:t>
             </w:r>
           </w:p>
         </w:tc>
@@ -5891,20 +5907,11 @@
             </w:pPr>
             <w:r>
               <w:rPr>
-                <w:rFonts w:ascii="Segoe UI Emoji" w:hAnsi="Segoe UI Emoji" w:cs="Segoe UI Emoji"/>
                 <w:color w:val="000000" w:themeColor="text1"/>
                 <w:sz w:val="18"/>
                 <w:szCs w:val="18"/>
               </w:rPr>
-              <w:t>✅</w:t>
-            </w:r>
-            <w:r>
-              <w:rPr>
-                <w:color w:val="000000" w:themeColor="text1"/>
-                <w:sz w:val="18"/>
-                <w:szCs w:val="18"/>
-              </w:rPr>
-              <w:t xml:space="preserve"> Pass</w:t>
+              <w:t>✅ Pass</w:t>
             </w:r>
           </w:p>
         </w:tc>
@@ -5912,28 +5919,43 @@
     </w:tbl>
     <w:p>
       <w:pPr>
-        <w:rPr>
-          <w:color w:val="000000" w:themeColor="text1"/>
-        </w:rPr>
-      </w:pPr>
-    </w:p>
-    <w:p>
-      <w:pPr>
-        <w:rPr>
-          <w:color w:val="000000" w:themeColor="text1"/>
-        </w:rPr>
-      </w:pPr>
-      <w:r>
-        <w:rPr>
+        <w:spacing w:before="80" w:after="80"/>
+        <w:rPr>
+          <w:color w:val="000000" w:themeColor="text1"/>
+        </w:rPr>
+      </w:pPr>
+    </w:p>
+    <w:p>
+      <w:pPr>
+        <w:pStyle w:val="Heading2"/>
+        <w:spacing w:before="300" w:after="120"/>
+        <w:rPr>
+          <w:color w:val="000000" w:themeColor="text1"/>
+        </w:rPr>
+      </w:pPr>
+      <w:bookmarkStart w:id="14" w:name="_Toc224210984"/>
+      <w:bookmarkStart w:id="15" w:name="_Toc224211056"/>
+      <w:r>
+        <w:rPr>
+          <w:b/>
+          <w:bCs/>
           <w:color w:val="000000" w:themeColor="text1"/>
           <w:sz w:val="24"/>
           <w:szCs w:val="24"/>
         </w:rPr>
         <w:t>User Feedback Testing</w:t>
       </w:r>
-    </w:p>
-    <w:p>
-      <w:pPr>
+      <w:bookmarkEnd w:id="14"/>
+      <w:bookmarkEnd w:id="15"/>
+    </w:p>
+    <w:p>
+      <w:pPr>
+        <w:pStyle w:val="ListParagraph"/>
+        <w:numPr>
+          <w:ilvl w:val="0"/>
+          <w:numId w:val="2"/>
+        </w:numPr>
+        <w:spacing w:before="40" w:after="40"/>
         <w:rPr>
           <w:color w:val="000000" w:themeColor="text1"/>
         </w:rPr>
@@ -5947,6 +5969,12 @@
     </w:p>
     <w:p>
       <w:pPr>
+        <w:pStyle w:val="ListParagraph"/>
+        <w:numPr>
+          <w:ilvl w:val="0"/>
+          <w:numId w:val="2"/>
+        </w:numPr>
+        <w:spacing w:before="40" w:after="40"/>
         <w:rPr>
           <w:color w:val="000000" w:themeColor="text1"/>
         </w:rPr>
@@ -5960,6 +5988,12 @@
     </w:p>
     <w:p>
       <w:pPr>
+        <w:pStyle w:val="ListParagraph"/>
+        <w:numPr>
+          <w:ilvl w:val="0"/>
+          <w:numId w:val="2"/>
+        </w:numPr>
+        <w:spacing w:before="40" w:after="40"/>
         <w:rPr>
           <w:color w:val="000000" w:themeColor="text1"/>
         </w:rPr>
@@ -5973,6 +6007,7 @@
     </w:p>
     <w:p>
       <w:pPr>
+        <w:spacing w:before="80" w:after="80"/>
         <w:rPr>
           <w:color w:val="000000" w:themeColor="text1"/>
         </w:rPr>
@@ -5995,29 +6030,31 @@
       <w:pPr>
         <w:pStyle w:val="Heading1"/>
       </w:pPr>
-      <w:bookmarkStart w:id="5" w:name="_Toc224141008"/>
+      <w:bookmarkStart w:id="16" w:name="_Toc224210985"/>
+      <w:bookmarkStart w:id="17" w:name="_Toc224211057"/>
       <w:r>
         <w:lastRenderedPageBreak/>
         <w:t>C.P7 — Review the Extent to Which the App Meets Requirements</w:t>
       </w:r>
-      <w:bookmarkEnd w:id="5"/>
-    </w:p>
-    <w:p>
-      <w:pPr>
-        <w:rPr>
-          <w:color w:val="000000" w:themeColor="text1"/>
-        </w:rPr>
-      </w:pPr>
-    </w:p>
-    <w:p>
-      <w:pPr>
-        <w:rPr>
-          <w:color w:val="000000" w:themeColor="text1"/>
-        </w:rPr>
-      </w:pPr>
-    </w:p>
-    <w:p>
-      <w:pPr>
+      <w:bookmarkEnd w:id="16"/>
+      <w:bookmarkEnd w:id="17"/>
+    </w:p>
+    <w:p>
+      <w:pPr>
+        <w:pStyle w:val="Heading1"/>
+      </w:pPr>
+    </w:p>
+    <w:p>
+      <w:pPr>
+        <w:spacing w:before="60" w:after="60"/>
+        <w:rPr>
+          <w:color w:val="000000" w:themeColor="text1"/>
+        </w:rPr>
+      </w:pPr>
+    </w:p>
+    <w:p>
+      <w:pPr>
+        <w:spacing w:before="60" w:after="60"/>
         <w:rPr>
           <w:color w:val="000000" w:themeColor="text1"/>
         </w:rPr>
@@ -6031,174 +6068,146 @@
     </w:p>
     <w:p>
       <w:pPr>
-        <w:rPr>
-          <w:color w:val="000000" w:themeColor="text1"/>
-        </w:rPr>
-      </w:pPr>
-    </w:p>
-    <w:p>
-      <w:pPr>
-        <w:rPr>
-          <w:color w:val="000000" w:themeColor="text1"/>
-        </w:rPr>
-      </w:pPr>
-      <w:r>
-        <w:rPr>
-          <w:rFonts w:ascii="Segoe UI Emoji" w:hAnsi="Segoe UI Emoji" w:cs="Segoe UI Emoji"/>
-          <w:color w:val="000000" w:themeColor="text1"/>
-        </w:rPr>
-        <w:t>✅</w:t>
-      </w:r>
-      <w:r>
-        <w:rPr>
-          <w:color w:val="000000" w:themeColor="text1"/>
-        </w:rPr>
-        <w:t xml:space="preserve"> It provides information about sustainability issues (Information screen)</w:t>
-      </w:r>
-    </w:p>
-    <w:p>
-      <w:pPr>
-        <w:rPr>
-          <w:rFonts w:ascii="Segoe UI Emoji" w:hAnsi="Segoe UI Emoji" w:cs="Segoe UI Emoji"/>
-          <w:color w:val="000000" w:themeColor="text1"/>
-        </w:rPr>
-      </w:pPr>
-    </w:p>
-    <w:p>
-      <w:pPr>
-        <w:rPr>
-          <w:color w:val="000000" w:themeColor="text1"/>
-        </w:rPr>
-      </w:pPr>
-      <w:r>
-        <w:rPr>
-          <w:rFonts w:ascii="Segoe UI Emoji" w:hAnsi="Segoe UI Emoji" w:cs="Segoe UI Emoji"/>
-          <w:color w:val="000000" w:themeColor="text1"/>
-        </w:rPr>
-        <w:t>✅</w:t>
-      </w:r>
-      <w:r>
-        <w:rPr>
-          <w:color w:val="000000" w:themeColor="text1"/>
-        </w:rPr>
-        <w:t xml:space="preserve"> It includes video content demonstrating the importance of sustainability (Video screen)</w:t>
-      </w:r>
-    </w:p>
-    <w:p>
-      <w:pPr>
-        <w:rPr>
-          <w:rFonts w:ascii="Segoe UI Emoji" w:hAnsi="Segoe UI Emoji" w:cs="Segoe UI Emoji"/>
-          <w:color w:val="000000" w:themeColor="text1"/>
-        </w:rPr>
-      </w:pPr>
-    </w:p>
-    <w:p>
-      <w:pPr>
-        <w:rPr>
-          <w:color w:val="000000" w:themeColor="text1"/>
-        </w:rPr>
-      </w:pPr>
-      <w:r>
-        <w:rPr>
-          <w:rFonts w:ascii="Segoe UI Emoji" w:hAnsi="Segoe UI Emoji" w:cs="Segoe UI Emoji"/>
-          <w:color w:val="000000" w:themeColor="text1"/>
-        </w:rPr>
-        <w:t>✅</w:t>
-      </w:r>
-      <w:r>
-        <w:rPr>
-          <w:color w:val="000000" w:themeColor="text1"/>
-        </w:rPr>
-        <w:t xml:space="preserve"> The quiz contains exactly 10 multiple choice questions</w:t>
-      </w:r>
-    </w:p>
-    <w:p>
-      <w:pPr>
-        <w:rPr>
-          <w:rFonts w:ascii="Segoe UI Emoji" w:hAnsi="Segoe UI Emoji" w:cs="Segoe UI Emoji"/>
-          <w:color w:val="000000" w:themeColor="text1"/>
-        </w:rPr>
-      </w:pPr>
-    </w:p>
-    <w:p>
-      <w:pPr>
-        <w:rPr>
-          <w:color w:val="000000" w:themeColor="text1"/>
-        </w:rPr>
-      </w:pPr>
-      <w:r>
-        <w:rPr>
-          <w:rFonts w:ascii="Segoe UI Emoji" w:hAnsi="Segoe UI Emoji" w:cs="Segoe UI Emoji"/>
-          <w:color w:val="000000" w:themeColor="text1"/>
-        </w:rPr>
-        <w:t>✅</w:t>
-      </w:r>
-      <w:r>
-        <w:rPr>
-          <w:color w:val="000000" w:themeColor="text1"/>
-        </w:rPr>
-        <w:t xml:space="preserve"> The score is tracked and displayed at the end of the quiz</w:t>
-      </w:r>
-    </w:p>
-    <w:p>
-      <w:pPr>
-        <w:rPr>
-          <w:rFonts w:ascii="Segoe UI Emoji" w:hAnsi="Segoe UI Emoji" w:cs="Segoe UI Emoji"/>
-          <w:color w:val="000000" w:themeColor="text1"/>
-        </w:rPr>
-      </w:pPr>
-    </w:p>
-    <w:p>
-      <w:pPr>
-        <w:rPr>
-          <w:color w:val="000000" w:themeColor="text1"/>
-        </w:rPr>
-      </w:pPr>
-      <w:r>
-        <w:rPr>
-          <w:rFonts w:ascii="Segoe UI Emoji" w:hAnsi="Segoe UI Emoji" w:cs="Segoe UI Emoji"/>
-          <w:color w:val="000000" w:themeColor="text1"/>
-        </w:rPr>
-        <w:t>✅</w:t>
-      </w:r>
-      <w:r>
-        <w:rPr>
-          <w:color w:val="000000" w:themeColor="text1"/>
-        </w:rPr>
-        <w:t xml:space="preserve"> Sounds and graphics are included to make the app engaging</w:t>
-      </w:r>
-    </w:p>
-    <w:p>
-      <w:pPr>
-        <w:rPr>
-          <w:color w:val="000000" w:themeColor="text1"/>
-        </w:rPr>
-      </w:pPr>
-    </w:p>
-    <w:p>
-      <w:pPr>
-        <w:rPr>
-          <w:color w:val="000000" w:themeColor="text1"/>
-        </w:rPr>
-      </w:pPr>
-      <w:r>
-        <w:rPr>
+        <w:spacing w:before="80" w:after="80"/>
+        <w:rPr>
+          <w:color w:val="000000" w:themeColor="text1"/>
+        </w:rPr>
+      </w:pPr>
+    </w:p>
+    <w:p>
+      <w:pPr>
+        <w:pStyle w:val="ListParagraph"/>
+        <w:numPr>
+          <w:ilvl w:val="0"/>
+          <w:numId w:val="2"/>
+        </w:numPr>
+        <w:spacing w:before="40" w:after="40"/>
+        <w:rPr>
+          <w:color w:val="000000" w:themeColor="text1"/>
+        </w:rPr>
+      </w:pPr>
+      <w:r>
+        <w:rPr>
+          <w:color w:val="000000" w:themeColor="text1"/>
+        </w:rPr>
+        <w:t>✅ It provides information about sustainability issues (Information screen)</w:t>
+      </w:r>
+    </w:p>
+    <w:p>
+      <w:pPr>
+        <w:pStyle w:val="ListParagraph"/>
+        <w:numPr>
+          <w:ilvl w:val="0"/>
+          <w:numId w:val="2"/>
+        </w:numPr>
+        <w:spacing w:before="40" w:after="40"/>
+        <w:rPr>
+          <w:color w:val="000000" w:themeColor="text1"/>
+        </w:rPr>
+      </w:pPr>
+      <w:r>
+        <w:rPr>
+          <w:color w:val="000000" w:themeColor="text1"/>
+        </w:rPr>
+        <w:t>✅ It includes video content demonstrating the importance of sustainability (Video screen)</w:t>
+      </w:r>
+    </w:p>
+    <w:p>
+      <w:pPr>
+        <w:pStyle w:val="ListParagraph"/>
+        <w:numPr>
+          <w:ilvl w:val="0"/>
+          <w:numId w:val="2"/>
+        </w:numPr>
+        <w:spacing w:before="40" w:after="40"/>
+        <w:rPr>
+          <w:color w:val="000000" w:themeColor="text1"/>
+        </w:rPr>
+      </w:pPr>
+      <w:r>
+        <w:rPr>
+          <w:color w:val="000000" w:themeColor="text1"/>
+        </w:rPr>
+        <w:t>✅ The quiz contains exactly 10 multiple choice questions</w:t>
+      </w:r>
+    </w:p>
+    <w:p>
+      <w:pPr>
+        <w:pStyle w:val="ListParagraph"/>
+        <w:numPr>
+          <w:ilvl w:val="0"/>
+          <w:numId w:val="2"/>
+        </w:numPr>
+        <w:spacing w:before="40" w:after="40"/>
+        <w:rPr>
+          <w:color w:val="000000" w:themeColor="text1"/>
+        </w:rPr>
+      </w:pPr>
+      <w:r>
+        <w:rPr>
+          <w:color w:val="000000" w:themeColor="text1"/>
+        </w:rPr>
+        <w:t>✅ The score is tracked and displayed at the end of the quiz</w:t>
+      </w:r>
+    </w:p>
+    <w:p>
+      <w:pPr>
+        <w:pStyle w:val="ListParagraph"/>
+        <w:numPr>
+          <w:ilvl w:val="0"/>
+          <w:numId w:val="2"/>
+        </w:numPr>
+        <w:spacing w:before="40" w:after="40"/>
+        <w:rPr>
+          <w:color w:val="000000" w:themeColor="text1"/>
+        </w:rPr>
+      </w:pPr>
+      <w:r>
+        <w:rPr>
+          <w:color w:val="000000" w:themeColor="text1"/>
+        </w:rPr>
+        <w:t>✅ Sounds and graphics are included to make the app engaging</w:t>
+      </w:r>
+    </w:p>
+    <w:p>
+      <w:pPr>
+        <w:spacing w:before="80" w:after="80"/>
+        <w:rPr>
+          <w:color w:val="000000" w:themeColor="text1"/>
+        </w:rPr>
+      </w:pPr>
+    </w:p>
+    <w:p>
+      <w:pPr>
+        <w:pStyle w:val="Heading2"/>
+        <w:spacing w:before="300" w:after="120"/>
+        <w:rPr>
+          <w:color w:val="000000" w:themeColor="text1"/>
+        </w:rPr>
+      </w:pPr>
+      <w:bookmarkStart w:id="18" w:name="_Toc224210986"/>
+      <w:bookmarkStart w:id="19" w:name="_Toc224211058"/>
+      <w:r>
+        <w:rPr>
+          <w:b/>
+          <w:bCs/>
           <w:color w:val="000000" w:themeColor="text1"/>
           <w:sz w:val="24"/>
           <w:szCs w:val="24"/>
         </w:rPr>
         <w:t>Limitations Identified</w:t>
       </w:r>
-    </w:p>
-    <w:p>
-      <w:pPr>
-        <w:rPr>
-          <w:color w:val="000000" w:themeColor="text1"/>
-        </w:rPr>
-      </w:pPr>
-    </w:p>
-    <w:p>
-      <w:pPr>
+      <w:bookmarkEnd w:id="18"/>
+      <w:bookmarkEnd w:id="19"/>
+    </w:p>
+    <w:p>
+      <w:pPr>
+        <w:pStyle w:val="ListParagraph"/>
+        <w:numPr>
+          <w:ilvl w:val="0"/>
+          <w:numId w:val="2"/>
+        </w:numPr>
+        <w:spacing w:before="40" w:after="40"/>
         <w:rPr>
           <w:color w:val="000000" w:themeColor="text1"/>
         </w:rPr>
@@ -6212,13 +6221,12 @@
     </w:p>
     <w:p>
       <w:pPr>
-        <w:rPr>
-          <w:color w:val="000000" w:themeColor="text1"/>
-        </w:rPr>
-      </w:pPr>
-    </w:p>
-    <w:p>
-      <w:pPr>
+        <w:pStyle w:val="ListParagraph"/>
+        <w:numPr>
+          <w:ilvl w:val="0"/>
+          <w:numId w:val="2"/>
+        </w:numPr>
+        <w:spacing w:before="40" w:after="40"/>
         <w:rPr>
           <w:color w:val="000000" w:themeColor="text1"/>
         </w:rPr>
@@ -6232,13 +6240,12 @@
     </w:p>
     <w:p>
       <w:pPr>
-        <w:rPr>
-          <w:color w:val="000000" w:themeColor="text1"/>
-        </w:rPr>
-      </w:pPr>
-    </w:p>
-    <w:p>
-      <w:pPr>
+        <w:pStyle w:val="ListParagraph"/>
+        <w:numPr>
+          <w:ilvl w:val="0"/>
+          <w:numId w:val="2"/>
+        </w:numPr>
+        <w:spacing w:before="40" w:after="40"/>
         <w:rPr>
           <w:color w:val="000000" w:themeColor="text1"/>
         </w:rPr>
@@ -6252,13 +6259,12 @@
     </w:p>
     <w:p>
       <w:pPr>
-        <w:rPr>
-          <w:color w:val="000000" w:themeColor="text1"/>
-        </w:rPr>
-      </w:pPr>
-    </w:p>
-    <w:p>
-      <w:pPr>
+        <w:pStyle w:val="ListParagraph"/>
+        <w:numPr>
+          <w:ilvl w:val="0"/>
+          <w:numId w:val="2"/>
+        </w:numPr>
+        <w:spacing w:before="40" w:after="40"/>
         <w:rPr>
           <w:color w:val="000000" w:themeColor="text1"/>
         </w:rPr>
@@ -6272,6 +6278,7 @@
     </w:p>
     <w:p>
       <w:pPr>
+        <w:spacing w:before="80" w:after="80"/>
         <w:rPr>
           <w:color w:val="000000" w:themeColor="text1"/>
         </w:rPr>
@@ -6294,7 +6301,8 @@
       <w:pPr>
         <w:pStyle w:val="Heading1"/>
       </w:pPr>
-      <w:bookmarkStart w:id="6" w:name="_Toc224141009"/>
+      <w:bookmarkStart w:id="20" w:name="_Toc224210987"/>
+      <w:bookmarkStart w:id="21" w:name="_Toc224211059"/>
       <w:r>
         <w:lastRenderedPageBreak/>
         <w:t xml:space="preserve">C.M3 — </w:t>
@@ -6307,18 +6315,12 @@
       <w:r>
         <w:t xml:space="preserve"> the Mobile App</w:t>
       </w:r>
-      <w:bookmarkEnd w:id="6"/>
-    </w:p>
-    <w:p>
-      <w:pPr>
-        <w:pStyle w:val="Heading1"/>
-        <w:rPr>
-          <w:color w:val="000000" w:themeColor="text1"/>
-        </w:rPr>
-      </w:pPr>
-    </w:p>
-    <w:p>
-      <w:pPr>
+      <w:bookmarkEnd w:id="20"/>
+      <w:bookmarkEnd w:id="21"/>
+    </w:p>
+    <w:p>
+      <w:pPr>
+        <w:spacing w:before="60" w:after="60"/>
         <w:rPr>
           <w:color w:val="000000" w:themeColor="text1"/>
         </w:rPr>
@@ -6346,13 +6348,15 @@
     </w:p>
     <w:p>
       <w:pPr>
-        <w:rPr>
-          <w:color w:val="000000" w:themeColor="text1"/>
-        </w:rPr>
-      </w:pPr>
-    </w:p>
-    <w:p>
-      <w:pPr>
+        <w:spacing w:before="80" w:after="80"/>
+        <w:rPr>
+          <w:color w:val="000000" w:themeColor="text1"/>
+        </w:rPr>
+      </w:pPr>
+    </w:p>
+    <w:p>
+      <w:pPr>
+        <w:spacing w:before="80" w:after="80"/>
         <w:rPr>
           <w:color w:val="000000" w:themeColor="text1"/>
           <w:sz w:val="22"/>
@@ -6388,6 +6392,7 @@
     </w:p>
     <w:p>
       <w:pPr>
+        <w:spacing w:before="80" w:after="80"/>
         <w:rPr>
           <w:color w:val="000000" w:themeColor="text1"/>
           <w:sz w:val="22"/>
@@ -6423,6 +6428,7 @@
     </w:p>
     <w:p>
       <w:pPr>
+        <w:spacing w:before="80" w:after="80"/>
         <w:rPr>
           <w:color w:val="000000" w:themeColor="text1"/>
           <w:sz w:val="22"/>
@@ -6432,6 +6438,7 @@
     </w:p>
     <w:p>
       <w:pPr>
+        <w:spacing w:before="80" w:after="80"/>
         <w:rPr>
           <w:color w:val="000000" w:themeColor="text1"/>
           <w:sz w:val="22"/>
@@ -6449,6 +6456,7 @@
     </w:p>
     <w:p>
       <w:pPr>
+        <w:spacing w:before="80" w:after="80"/>
         <w:rPr>
           <w:color w:val="000000" w:themeColor="text1"/>
           <w:sz w:val="22"/>
@@ -6466,59 +6474,61 @@
     </w:p>
     <w:p>
       <w:pPr>
+        <w:spacing w:before="80" w:after="80"/>
         <w:rPr>
           <w:color w:val="000000" w:themeColor="text1"/>
           <w:sz w:val="22"/>
           <w:szCs w:val="22"/>
         </w:rPr>
       </w:pPr>
-    </w:p>
-    <w:p>
-      <w:pPr>
+      <w:r>
         <w:rPr>
           <w:color w:val="000000" w:themeColor="text1"/>
           <w:sz w:val="22"/>
           <w:szCs w:val="22"/>
         </w:rPr>
-      </w:pPr>
+        <w:t xml:space="preserve"> This was corrected with an addition of set score to 0 instruction at the start of quiz </w:t>
+      </w:r>
+      <w:proofErr w:type="spellStart"/>
       <w:r>
         <w:rPr>
           <w:color w:val="000000" w:themeColor="text1"/>
           <w:sz w:val="22"/>
           <w:szCs w:val="22"/>
         </w:rPr>
-        <w:t xml:space="preserve"> This was corrected with an addition of set score to 0 instruction at the start of quiz </w:t>
-      </w:r>
-      <w:proofErr w:type="spellStart"/>
+        <w:t>initialisation</w:t>
+      </w:r>
+      <w:proofErr w:type="spellEnd"/>
       <w:r>
         <w:rPr>
           <w:color w:val="000000" w:themeColor="text1"/>
           <w:sz w:val="22"/>
           <w:szCs w:val="22"/>
         </w:rPr>
-        <w:t>initialisation</w:t>
-      </w:r>
-      <w:proofErr w:type="spellEnd"/>
-      <w:r>
+        <w:t xml:space="preserve"> block.</w:t>
+      </w:r>
+    </w:p>
+    <w:p>
+      <w:pPr>
+        <w:spacing w:before="80" w:after="80"/>
         <w:rPr>
           <w:color w:val="000000" w:themeColor="text1"/>
           <w:sz w:val="22"/>
           <w:szCs w:val="22"/>
         </w:rPr>
-        <w:t xml:space="preserve"> block.</w:t>
-      </w:r>
-    </w:p>
-    <w:p>
-      <w:pPr>
+      </w:pPr>
+      <w:r>
         <w:rPr>
           <w:color w:val="000000" w:themeColor="text1"/>
           <w:sz w:val="22"/>
           <w:szCs w:val="22"/>
         </w:rPr>
-      </w:pPr>
-    </w:p>
-    <w:p>
-      <w:pPr>
+        <w:t>3. Visual Improvement</w:t>
+      </w:r>
+    </w:p>
+    <w:p>
+      <w:pPr>
+        <w:spacing w:before="80" w:after="80"/>
         <w:rPr>
           <w:color w:val="000000" w:themeColor="text1"/>
           <w:sz w:val="22"/>
@@ -6531,37 +6541,40 @@
           <w:sz w:val="22"/>
           <w:szCs w:val="22"/>
         </w:rPr>
-        <w:t>3. Visual Improvement</w:t>
-      </w:r>
-    </w:p>
-    <w:p>
-      <w:pPr>
+        <w:t>Each screen was accompanied by a background image to make the visual design of the app look more professional and uniform.</w:t>
+      </w:r>
+    </w:p>
+    <w:p>
+      <w:pPr>
+        <w:spacing w:before="80" w:after="80"/>
         <w:rPr>
           <w:color w:val="000000" w:themeColor="text1"/>
           <w:sz w:val="22"/>
           <w:szCs w:val="22"/>
         </w:rPr>
       </w:pPr>
-      <w:r>
+    </w:p>
+    <w:p>
+      <w:pPr>
+        <w:spacing w:before="80" w:after="80"/>
         <w:rPr>
           <w:color w:val="000000" w:themeColor="text1"/>
           <w:sz w:val="22"/>
           <w:szCs w:val="22"/>
         </w:rPr>
-        <w:t>Each screen was accompanied by a background image to make the visual design of the app look more professional and uniform.</w:t>
-      </w:r>
-    </w:p>
-    <w:p>
-      <w:pPr>
+      </w:pPr>
+      <w:r>
         <w:rPr>
           <w:color w:val="000000" w:themeColor="text1"/>
           <w:sz w:val="22"/>
           <w:szCs w:val="22"/>
         </w:rPr>
-      </w:pPr>
-    </w:p>
-    <w:p>
-      <w:pPr>
+        <w:t>4. Improved Feedback Screen</w:t>
+      </w:r>
+    </w:p>
+    <w:p>
+      <w:pPr>
+        <w:spacing w:before="80" w:after="80"/>
         <w:rPr>
           <w:color w:val="000000" w:themeColor="text1"/>
           <w:sz w:val="22"/>
@@ -6574,55 +6587,30 @@
           <w:sz w:val="22"/>
           <w:szCs w:val="22"/>
         </w:rPr>
-        <w:t>4. Improved Feedback Screen</w:t>
-      </w:r>
-    </w:p>
-    <w:p>
-      <w:pPr>
+        <w:t xml:space="preserve">The final score screen has become displaying the number of the correct answers among 10 and a motivational message (e.g. Wel done! or Keep </w:t>
+      </w:r>
+      <w:proofErr w:type="spellStart"/>
+      <w:r>
         <w:rPr>
           <w:color w:val="000000" w:themeColor="text1"/>
           <w:sz w:val="22"/>
           <w:szCs w:val="22"/>
         </w:rPr>
-      </w:pPr>
+        <w:t>practising</w:t>
+      </w:r>
+      <w:proofErr w:type="spellEnd"/>
       <w:r>
         <w:rPr>
           <w:color w:val="000000" w:themeColor="text1"/>
           <w:sz w:val="22"/>
           <w:szCs w:val="22"/>
         </w:rPr>
-        <w:t xml:space="preserve">The final score screen has become displaying the number of the correct answers among 10 and a motivational message (e.g. Wel done! or Keep </w:t>
-      </w:r>
-      <w:proofErr w:type="spellStart"/>
-      <w:r>
-        <w:rPr>
-          <w:color w:val="000000" w:themeColor="text1"/>
-          <w:sz w:val="22"/>
-          <w:szCs w:val="22"/>
-        </w:rPr>
-        <w:t>practising</w:t>
-      </w:r>
-      <w:proofErr w:type="spellEnd"/>
-      <w:r>
-        <w:rPr>
-          <w:color w:val="000000" w:themeColor="text1"/>
-          <w:sz w:val="22"/>
-          <w:szCs w:val="22"/>
-        </w:rPr>
         <w:t>!') based on the score obtained.</w:t>
       </w:r>
     </w:p>
     <w:p>
       <w:pPr>
-        <w:rPr>
-          <w:color w:val="000000" w:themeColor="text1"/>
-          <w:sz w:val="22"/>
-          <w:szCs w:val="22"/>
-        </w:rPr>
-      </w:pPr>
-    </w:p>
-    <w:p>
-      <w:pPr>
+        <w:spacing w:before="80" w:after="80"/>
         <w:rPr>
           <w:color w:val="000000" w:themeColor="text1"/>
         </w:rPr>
@@ -6668,48 +6656,42 @@
           </w:tcPr>
           <w:p>
             <w:pPr>
-              <w:rPr>
-                <w:color w:val="000000" w:themeColor="text1"/>
-              </w:rPr>
-            </w:pPr>
-            <w:r>
-              <w:rPr>
-                <w:rFonts w:ascii="Segoe UI Emoji" w:hAnsi="Segoe UI Emoji" w:cs="Segoe UI Emoji"/>
+              <w:jc w:val="center"/>
+              <w:rPr>
+                <w:color w:val="000000" w:themeColor="text1"/>
+              </w:rPr>
+            </w:pPr>
+            <w:r>
+              <w:rPr>
                 <w:i/>
                 <w:iCs/>
                 <w:color w:val="000000" w:themeColor="text1"/>
               </w:rPr>
-              <w:t>📸</w:t>
-            </w:r>
+              <w:t xml:space="preserve">📸 Screenshot 12 — </w:t>
+            </w:r>
+            <w:proofErr w:type="spellStart"/>
             <w:r>
               <w:rPr>
                 <w:i/>
                 <w:iCs/>
                 <w:color w:val="000000" w:themeColor="text1"/>
               </w:rPr>
-              <w:t xml:space="preserve"> Screenshot 12 — </w:t>
-            </w:r>
-            <w:proofErr w:type="spellStart"/>
+              <w:t>Optimised</w:t>
+            </w:r>
+            <w:proofErr w:type="spellEnd"/>
             <w:r>
               <w:rPr>
                 <w:i/>
                 <w:iCs/>
                 <w:color w:val="000000" w:themeColor="text1"/>
               </w:rPr>
-              <w:t>Optimised</w:t>
-            </w:r>
-            <w:proofErr w:type="spellEnd"/>
-            <w:r>
-              <w:rPr>
-                <w:i/>
-                <w:iCs/>
-                <w:color w:val="000000" w:themeColor="text1"/>
-              </w:rPr>
               <w:t xml:space="preserve"> App Version (updated screen or code)</w:t>
             </w:r>
           </w:p>
           <w:p>
             <w:pPr>
+              <w:spacing w:before="60" w:after="60"/>
+              <w:jc w:val="center"/>
               <w:rPr>
                 <w:color w:val="000000" w:themeColor="text1"/>
               </w:rPr>
@@ -6776,6 +6758,7 @@
     </w:tbl>
     <w:p>
       <w:pPr>
+        <w:spacing w:before="80" w:after="80"/>
         <w:rPr>
           <w:color w:val="000000" w:themeColor="text1"/>
         </w:rPr>
@@ -6798,7 +6781,8 @@
       <w:pPr>
         <w:pStyle w:val="Heading1"/>
       </w:pPr>
-      <w:bookmarkStart w:id="7" w:name="_Toc224141010"/>
+      <w:bookmarkStart w:id="22" w:name="_Toc224210988"/>
+      <w:bookmarkStart w:id="23" w:name="_Toc224211060"/>
       <w:proofErr w:type="gramStart"/>
       <w:r>
         <w:lastRenderedPageBreak/>
@@ -6816,24 +6800,263 @@
       <w:r>
         <w:t xml:space="preserve"> Mobile App Against Client Requirements</w:t>
       </w:r>
-      <w:bookmarkEnd w:id="7"/>
-    </w:p>
-    <w:p>
-      <w:pPr>
+      <w:bookmarkEnd w:id="22"/>
+      <w:bookmarkEnd w:id="23"/>
+    </w:p>
+    <w:p>
+      <w:bookmarkStart w:id="24" w:name="_Toc224210989"/>
+    </w:p>
+    <w:p/>
+    <w:p>
+      <w:r>
+        <w:t>The last application is able to satisfy the needs of the client effectively. The original draft was in good place to be developed, the improvements after the peer-review and testing of the product by the users led to a better and censured product.</w:t>
+      </w:r>
+      <w:bookmarkEnd w:id="24"/>
+    </w:p>
+    <w:p/>
+    <w:p>
+      <w:bookmarkStart w:id="25" w:name="_Toc224210990"/>
+      <w:r>
+        <w:t>The mobile app has a number of key advantages as compared to other solutions, such as a website, a printed leaflet, or a basic PDF document. It is interactive, mobile and offers a type of immersion using sounds, graphics and video materials. These aspects make it much more interactive compared to a stale source of information.</w:t>
+      </w:r>
+      <w:bookmarkEnd w:id="25"/>
+    </w:p>
+    <w:p/>
+    <w:p>
+      <w:bookmarkStart w:id="26" w:name="_Toc224210991"/>
+      <w:r>
+        <w:t>The decision to use the MIT App Inventor was supported by the fact that it is accessible and compatible with the Android devices which are the most popular smartphones worldwide. The drawback of this strategy, however, is that this strategy cannot be simply implemented on iOS devices.</w:t>
+      </w:r>
+      <w:bookmarkEnd w:id="26"/>
+    </w:p>
+    <w:p/>
+    <w:p>
+      <w:bookmarkStart w:id="27" w:name="_Toc224210992"/>
+      <w:r>
+        <w:t>Future Developments</w:t>
+      </w:r>
+      <w:bookmarkEnd w:id="27"/>
+    </w:p>
+    <w:p>
+      <w:bookmarkStart w:id="28" w:name="_Toc224210993"/>
+      <w:r>
+        <w:t>•</w:t>
+      </w:r>
+      <w:r>
+        <w:tab/>
+        <w:t>A leader board that is available online to enhance the competitiveness among users.</w:t>
+      </w:r>
+      <w:bookmarkEnd w:id="28"/>
+    </w:p>
+    <w:p>
+      <w:bookmarkStart w:id="29" w:name="_Toc224210994"/>
+      <w:r>
+        <w:t>•</w:t>
+      </w:r>
+      <w:r>
+        <w:tab/>
+        <w:t>On-demand automatic updates of content through an internet connection.</w:t>
+      </w:r>
+      <w:bookmarkEnd w:id="29"/>
+    </w:p>
+    <w:p>
+      <w:bookmarkStart w:id="30" w:name="_Toc224210995"/>
+      <w:r>
+        <w:t>•</w:t>
+      </w:r>
+      <w:r>
+        <w:tab/>
+        <w:t>iOS support to access more people.</w:t>
+      </w:r>
+      <w:bookmarkEnd w:id="30"/>
+    </w:p>
+    <w:p>
+      <w:bookmarkStart w:id="31" w:name="_Toc224210996"/>
+      <w:r>
+        <w:t>•</w:t>
+      </w:r>
+      <w:r>
+        <w:tab/>
+        <w:t>Other quiz types with the various sustainability themes.</w:t>
+      </w:r>
+      <w:bookmarkEnd w:id="31"/>
+    </w:p>
+    <w:p>
+      <w:pPr>
+        <w:rPr>
+          <w:sz w:val="28"/>
+          <w:szCs w:val="28"/>
+        </w:rPr>
+      </w:pPr>
+    </w:p>
+    <w:p>
+      <w:pPr>
+        <w:rPr>
+          <w:sz w:val="28"/>
+          <w:szCs w:val="28"/>
+        </w:rPr>
+      </w:pPr>
+      <w:bookmarkStart w:id="32" w:name="_Toc224210997"/>
+      <w:r>
+        <w:rPr>
+          <w:sz w:val="28"/>
+          <w:szCs w:val="28"/>
+        </w:rPr>
+        <w:t> </w:t>
+      </w:r>
+      <w:bookmarkEnd w:id="32"/>
+    </w:p>
+    <w:p>
+      <w:pPr>
+        <w:pStyle w:val="Heading1"/>
+        <w:spacing w:before="400" w:after="160"/>
+        <w:rPr>
+          <w:color w:val="000000" w:themeColor="text1"/>
+          <w:sz w:val="28"/>
+          <w:szCs w:val="28"/>
+        </w:rPr>
+      </w:pPr>
+    </w:p>
+    <w:p>
+      <w:pPr>
+        <w:pStyle w:val="Heading1"/>
+        <w:spacing w:before="400" w:after="160"/>
+        <w:rPr>
+          <w:b/>
+          <w:bCs/>
+          <w:color w:val="000000" w:themeColor="text1"/>
+          <w:sz w:val="28"/>
+          <w:szCs w:val="28"/>
+        </w:rPr>
+      </w:pPr>
+    </w:p>
+    <w:p>
+      <w:pPr>
+        <w:pStyle w:val="Heading1"/>
+      </w:pPr>
+      <w:bookmarkStart w:id="33" w:name="_Toc224210998"/>
+      <w:bookmarkStart w:id="34" w:name="_Toc224211061"/>
+      <w:proofErr w:type="gramStart"/>
+      <w:r>
+        <w:t>BC.D</w:t>
+      </w:r>
+      <w:proofErr w:type="gramEnd"/>
+      <w:r>
+        <w:t>3 — Individual Responsibility, Creativity and Effective Self-Management</w:t>
+      </w:r>
+      <w:bookmarkEnd w:id="33"/>
+      <w:bookmarkEnd w:id="34"/>
+    </w:p>
+    <w:p>
+      <w:pPr>
+        <w:spacing w:before="60" w:after="60"/>
+        <w:rPr>
+          <w:color w:val="000000" w:themeColor="text1"/>
+        </w:rPr>
+      </w:pPr>
+    </w:p>
+    <w:p>
+      <w:pPr>
+        <w:spacing w:before="60" w:after="60"/>
+        <w:rPr>
+          <w:color w:val="000000" w:themeColor="text1"/>
+        </w:rPr>
+      </w:pPr>
+      <w:r>
+        <w:rPr>
+          <w:color w:val="000000" w:themeColor="text1"/>
+        </w:rPr>
+        <w:t>Throughout this project, I demonstrated the following:</w:t>
+      </w:r>
+    </w:p>
+    <w:p>
+      <w:pPr>
+        <w:spacing w:before="80" w:after="80"/>
+        <w:rPr>
+          <w:color w:val="000000" w:themeColor="text1"/>
+        </w:rPr>
+      </w:pPr>
+    </w:p>
+    <w:p>
+      <w:pPr>
+        <w:spacing w:before="200" w:after="80"/>
+        <w:rPr>
+          <w:color w:val="000000" w:themeColor="text1"/>
+        </w:rPr>
+      </w:pPr>
+      <w:r>
         <w:rPr>
           <w:color w:val="000000" w:themeColor="text1"/>
           <w:sz w:val="22"/>
           <w:szCs w:val="22"/>
         </w:rPr>
-      </w:pPr>
-    </w:p>
-    <w:p>
-      <w:pPr>
+        <w:t>Time Management</w:t>
+      </w:r>
+    </w:p>
+    <w:p>
+      <w:pPr>
+        <w:spacing w:before="60" w:after="60"/>
+        <w:rPr>
+          <w:color w:val="000000" w:themeColor="text1"/>
+        </w:rPr>
+      </w:pPr>
+      <w:r>
+        <w:rPr>
+          <w:color w:val="000000" w:themeColor="text1"/>
+        </w:rPr>
+        <w:t xml:space="preserve">I created a project plan dividing the work into clear phases (design, development, testing, </w:t>
+      </w:r>
+      <w:proofErr w:type="spellStart"/>
+      <w:r>
+        <w:rPr>
+          <w:color w:val="000000" w:themeColor="text1"/>
+        </w:rPr>
+        <w:t>optimisation</w:t>
+      </w:r>
+      <w:proofErr w:type="spellEnd"/>
+      <w:r>
+        <w:rPr>
+          <w:color w:val="000000" w:themeColor="text1"/>
+        </w:rPr>
+        <w:t>) and met all internal deadlines set throughout the project.</w:t>
+      </w:r>
+    </w:p>
+    <w:p>
+      <w:pPr>
+        <w:spacing w:before="200" w:after="80"/>
+        <w:rPr>
+          <w:color w:val="000000" w:themeColor="text1"/>
+        </w:rPr>
+      </w:pPr>
+      <w:r>
         <w:rPr>
           <w:color w:val="000000" w:themeColor="text1"/>
           <w:sz w:val="22"/>
           <w:szCs w:val="22"/>
         </w:rPr>
+        <w:t>Individual Responsibility</w:t>
+      </w:r>
+    </w:p>
+    <w:p>
+      <w:pPr>
+        <w:spacing w:before="60" w:after="60"/>
+        <w:rPr>
+          <w:color w:val="000000" w:themeColor="text1"/>
+        </w:rPr>
+      </w:pPr>
+      <w:r>
+        <w:rPr>
+          <w:color w:val="000000" w:themeColor="text1"/>
+        </w:rPr>
+        <w:t>I took ownership of every stage of the project independently, seeking constructive feedback from peers at key stages rather than waiting to be directed.</w:t>
+      </w:r>
+    </w:p>
+    <w:p>
+      <w:pPr>
+        <w:spacing w:before="200" w:after="80"/>
+        <w:rPr>
+          <w:color w:val="000000" w:themeColor="text1"/>
+        </w:rPr>
       </w:pPr>
       <w:r>
         <w:rPr>
@@ -6841,657 +7064,117 @@
           <w:sz w:val="22"/>
           <w:szCs w:val="22"/>
         </w:rPr>
-        <w:t>The last application is able to satisfy the needs of the client effectively. The original draft was in good place to be developed, the improvements after the peer-review and testing of the product by the users led to a better and censured product.</w:t>
-      </w:r>
-    </w:p>
-    <w:p>
-      <w:pPr>
+        <w:t>Creativity</w:t>
+      </w:r>
+    </w:p>
+    <w:p>
+      <w:pPr>
+        <w:spacing w:before="60" w:after="60"/>
+        <w:rPr>
+          <w:color w:val="000000" w:themeColor="text1"/>
+        </w:rPr>
+      </w:pPr>
+      <w:r>
+        <w:rPr>
+          <w:color w:val="000000" w:themeColor="text1"/>
+        </w:rPr>
+        <w:t>The visual theme, sound design, and app structure were designed to reflect the sustainability context in an original and engaging way, going beyond the minimum requirements.</w:t>
+      </w:r>
+    </w:p>
+    <w:p>
+      <w:pPr>
+        <w:spacing w:before="200" w:after="80"/>
+        <w:rPr>
+          <w:color w:val="000000" w:themeColor="text1"/>
+        </w:rPr>
+      </w:pPr>
+      <w:r>
         <w:rPr>
           <w:color w:val="000000" w:themeColor="text1"/>
           <w:sz w:val="22"/>
           <w:szCs w:val="22"/>
         </w:rPr>
-      </w:pPr>
-    </w:p>
-    <w:p>
-      <w:pPr>
+        <w:t>Responding to Feedback</w:t>
+      </w:r>
+    </w:p>
+    <w:p>
+      <w:pPr>
+        <w:spacing w:before="60" w:after="60"/>
+        <w:rPr>
+          <w:color w:val="000000" w:themeColor="text1"/>
+        </w:rPr>
+      </w:pPr>
+      <w:r>
+        <w:rPr>
+          <w:color w:val="000000" w:themeColor="text1"/>
+        </w:rPr>
+        <w:t xml:space="preserve">I </w:t>
+      </w:r>
+      <w:proofErr w:type="spellStart"/>
+      <w:r>
+        <w:rPr>
+          <w:color w:val="000000" w:themeColor="text1"/>
+        </w:rPr>
+        <w:t>analysed</w:t>
+      </w:r>
+      <w:proofErr w:type="spellEnd"/>
+      <w:r>
+        <w:rPr>
+          <w:color w:val="000000" w:themeColor="text1"/>
+        </w:rPr>
+        <w:t xml:space="preserve"> the feedback received during the design review and user testing stages, and incorporated it thoughtfully into the revised design and </w:t>
+      </w:r>
+      <w:proofErr w:type="spellStart"/>
+      <w:r>
+        <w:rPr>
+          <w:color w:val="000000" w:themeColor="text1"/>
+        </w:rPr>
+        <w:t>optimised</w:t>
+      </w:r>
+      <w:proofErr w:type="spellEnd"/>
+      <w:r>
+        <w:rPr>
+          <w:color w:val="000000" w:themeColor="text1"/>
+        </w:rPr>
+        <w:t xml:space="preserve"> version of the app.</w:t>
+      </w:r>
+    </w:p>
+    <w:p>
+      <w:pPr>
+        <w:spacing w:before="200" w:after="80"/>
+        <w:rPr>
+          <w:color w:val="000000" w:themeColor="text1"/>
+        </w:rPr>
+      </w:pPr>
+      <w:r>
         <w:rPr>
           <w:color w:val="000000" w:themeColor="text1"/>
           <w:sz w:val="22"/>
           <w:szCs w:val="22"/>
         </w:rPr>
-      </w:pPr>
-      <w:r>
-        <w:rPr>
-          <w:color w:val="000000" w:themeColor="text1"/>
-          <w:sz w:val="22"/>
-          <w:szCs w:val="22"/>
-        </w:rPr>
-        <w:t>The mobile app has a number of key advantages as compared to other solutions, such as a website, a printed leaflet, or a basic PDF document. It is interactive, mobile and offers a type of immersion using sounds, graphics and video materials. These aspects make it much more interactive compared to a stale source of information.</w:t>
-      </w:r>
-    </w:p>
-    <w:p>
-      <w:pPr>
-        <w:rPr>
-          <w:color w:val="000000" w:themeColor="text1"/>
-          <w:sz w:val="22"/>
-          <w:szCs w:val="22"/>
-        </w:rPr>
-      </w:pPr>
-    </w:p>
-    <w:p>
-      <w:pPr>
-        <w:rPr>
-          <w:color w:val="000000" w:themeColor="text1"/>
-          <w:sz w:val="22"/>
-          <w:szCs w:val="22"/>
-        </w:rPr>
-      </w:pPr>
-      <w:r>
-        <w:rPr>
-          <w:color w:val="000000" w:themeColor="text1"/>
-          <w:sz w:val="22"/>
-          <w:szCs w:val="22"/>
-        </w:rPr>
-        <w:t>The decision to use the MIT App Inventor was supported by the fact that it is accessible and compatible with the Android devices which are the most popular smartphones worldwide. The drawback of this strategy, however, is that this strategy cannot be simply implemented on iOS devices.</w:t>
-      </w:r>
-    </w:p>
-    <w:p>
-      <w:pPr>
-        <w:rPr>
-          <w:color w:val="000000" w:themeColor="text1"/>
-          <w:sz w:val="22"/>
-          <w:szCs w:val="22"/>
-        </w:rPr>
-      </w:pPr>
-    </w:p>
-    <w:p>
-      <w:pPr>
-        <w:rPr>
-          <w:color w:val="000000" w:themeColor="text1"/>
-          <w:sz w:val="22"/>
-          <w:szCs w:val="22"/>
-        </w:rPr>
-      </w:pPr>
-      <w:r>
-        <w:rPr>
-          <w:color w:val="000000" w:themeColor="text1"/>
-          <w:sz w:val="22"/>
-          <w:szCs w:val="22"/>
-        </w:rPr>
-        <w:t>Future Developments</w:t>
-      </w:r>
-    </w:p>
-    <w:p>
-      <w:pPr>
-        <w:rPr>
-          <w:color w:val="000000" w:themeColor="text1"/>
-          <w:sz w:val="22"/>
-          <w:szCs w:val="22"/>
-        </w:rPr>
-      </w:pPr>
-      <w:r>
-        <w:rPr>
-          <w:color w:val="000000" w:themeColor="text1"/>
-          <w:sz w:val="22"/>
-          <w:szCs w:val="22"/>
-        </w:rPr>
-        <w:t>•</w:t>
-      </w:r>
-      <w:r>
-        <w:rPr>
-          <w:color w:val="000000" w:themeColor="text1"/>
-          <w:sz w:val="22"/>
-          <w:szCs w:val="22"/>
-        </w:rPr>
-        <w:tab/>
-        <w:t>A leader board that is available online to enhance the competitiveness among users.</w:t>
-      </w:r>
-    </w:p>
-    <w:p>
-      <w:pPr>
-        <w:rPr>
-          <w:color w:val="000000" w:themeColor="text1"/>
-          <w:sz w:val="22"/>
-          <w:szCs w:val="22"/>
-        </w:rPr>
-      </w:pPr>
-      <w:r>
-        <w:rPr>
-          <w:color w:val="000000" w:themeColor="text1"/>
-          <w:sz w:val="22"/>
-          <w:szCs w:val="22"/>
-        </w:rPr>
-        <w:t>•</w:t>
-      </w:r>
-      <w:r>
-        <w:rPr>
-          <w:color w:val="000000" w:themeColor="text1"/>
-          <w:sz w:val="22"/>
-          <w:szCs w:val="22"/>
-        </w:rPr>
-        <w:tab/>
-        <w:t>On-demand automatic updates of content through an internet connection.</w:t>
-      </w:r>
-    </w:p>
-    <w:p>
-      <w:pPr>
-        <w:rPr>
-          <w:color w:val="000000" w:themeColor="text1"/>
-          <w:sz w:val="22"/>
-          <w:szCs w:val="22"/>
-        </w:rPr>
-      </w:pPr>
-      <w:r>
-        <w:rPr>
-          <w:color w:val="000000" w:themeColor="text1"/>
-          <w:sz w:val="22"/>
-          <w:szCs w:val="22"/>
-        </w:rPr>
-        <w:t>•</w:t>
-      </w:r>
-      <w:r>
-        <w:rPr>
-          <w:color w:val="000000" w:themeColor="text1"/>
-          <w:sz w:val="22"/>
-          <w:szCs w:val="22"/>
-        </w:rPr>
-        <w:tab/>
-        <w:t>iOS support to access more people.</w:t>
-      </w:r>
-    </w:p>
-    <w:p>
-      <w:pPr>
-        <w:rPr>
-          <w:color w:val="000000" w:themeColor="text1"/>
-          <w:sz w:val="22"/>
-          <w:szCs w:val="22"/>
-        </w:rPr>
-      </w:pPr>
-      <w:r>
-        <w:rPr>
-          <w:color w:val="000000" w:themeColor="text1"/>
-          <w:sz w:val="22"/>
-          <w:szCs w:val="22"/>
-        </w:rPr>
-        <w:t>•</w:t>
-      </w:r>
-      <w:r>
-        <w:rPr>
-          <w:color w:val="000000" w:themeColor="text1"/>
-          <w:sz w:val="22"/>
-          <w:szCs w:val="22"/>
-        </w:rPr>
-        <w:tab/>
-        <w:t>Other quiz types with the various sustainability themes.</w:t>
-      </w:r>
-    </w:p>
-    <w:p>
-      <w:pPr>
-        <w:rPr>
-          <w:color w:val="000000" w:themeColor="text1"/>
-          <w:sz w:val="28"/>
-          <w:szCs w:val="28"/>
-        </w:rPr>
-      </w:pPr>
-    </w:p>
-    <w:p>
-      <w:pPr>
-        <w:rPr>
-          <w:color w:val="000000" w:themeColor="text1"/>
-          <w:sz w:val="28"/>
-          <w:szCs w:val="28"/>
-        </w:rPr>
-      </w:pPr>
-      <w:r>
-        <w:rPr>
-          <w:color w:val="000000" w:themeColor="text1"/>
-          <w:sz w:val="28"/>
-          <w:szCs w:val="28"/>
-        </w:rPr>
-        <w:t> </w:t>
-      </w:r>
-    </w:p>
-    <w:p>
-      <w:pPr>
-        <w:rPr>
-          <w:color w:val="000000" w:themeColor="text1"/>
-          <w:sz w:val="28"/>
-          <w:szCs w:val="28"/>
-        </w:rPr>
-      </w:pPr>
-    </w:p>
-    <w:p>
-      <w:pPr>
-        <w:rPr>
-          <w:color w:val="000000" w:themeColor="text1"/>
-          <w:sz w:val="28"/>
-          <w:szCs w:val="28"/>
-        </w:rPr>
-      </w:pPr>
-    </w:p>
-    <w:p>
-      <w:pPr>
-        <w:pStyle w:val="Heading1"/>
-      </w:pPr>
-    </w:p>
-    <w:p>
-      <w:pPr>
-        <w:pStyle w:val="Heading1"/>
-      </w:pPr>
-    </w:p>
-    <w:p>
-      <w:pPr>
-        <w:pStyle w:val="Heading1"/>
-      </w:pPr>
-    </w:p>
-    <w:p>
-      <w:pPr>
-        <w:pStyle w:val="Heading1"/>
-      </w:pPr>
-    </w:p>
-    <w:p>
-      <w:pPr>
-        <w:pStyle w:val="Heading1"/>
-      </w:pPr>
-    </w:p>
-    <w:p>
-      <w:pPr>
-        <w:pStyle w:val="Heading1"/>
-      </w:pPr>
-    </w:p>
-    <w:p>
-      <w:pPr>
-        <w:pStyle w:val="Heading1"/>
-      </w:pPr>
-    </w:p>
-    <w:p>
-      <w:pPr>
-        <w:pStyle w:val="Heading1"/>
-      </w:pPr>
-    </w:p>
-    <w:p>
-      <w:pPr>
-        <w:pStyle w:val="Heading1"/>
-      </w:pPr>
-    </w:p>
-    <w:p>
-      <w:pPr>
-        <w:pStyle w:val="Heading1"/>
-      </w:pPr>
-    </w:p>
-    <w:p>
-      <w:pPr>
-        <w:pStyle w:val="Heading1"/>
-      </w:pPr>
-    </w:p>
-    <w:p>
-      <w:pPr>
-        <w:pStyle w:val="Heading1"/>
-      </w:pPr>
-    </w:p>
-    <w:p>
-      <w:pPr>
-        <w:pStyle w:val="Heading1"/>
-      </w:pPr>
-    </w:p>
-    <w:p>
-      <w:pPr>
-        <w:pStyle w:val="Heading1"/>
-      </w:pPr>
-    </w:p>
-    <w:p>
-      <w:pPr>
-        <w:pStyle w:val="Heading1"/>
-      </w:pPr>
-    </w:p>
-    <w:p>
-      <w:pPr>
-        <w:pStyle w:val="Heading1"/>
-      </w:pPr>
-    </w:p>
-    <w:p>
-      <w:pPr>
-        <w:pStyle w:val="Heading1"/>
-      </w:pPr>
-    </w:p>
-    <w:p>
-      <w:pPr>
-        <w:pStyle w:val="Heading1"/>
-      </w:pPr>
-    </w:p>
-    <w:p>
-      <w:pPr>
-        <w:pStyle w:val="Heading1"/>
-      </w:pPr>
-      <w:bookmarkStart w:id="8" w:name="_Toc224141011"/>
-      <w:proofErr w:type="gramStart"/>
-      <w:r>
+        <w:t>Professionalism</w:t>
+      </w:r>
+    </w:p>
+    <w:p>
+      <w:pPr>
+        <w:spacing w:before="60" w:after="60"/>
+        <w:rPr>
+          <w:color w:val="000000" w:themeColor="text1"/>
+        </w:rPr>
+      </w:pPr>
+      <w:r>
+        <w:rPr>
+          <w:color w:val="000000" w:themeColor="text1"/>
+        </w:rPr>
         <w:lastRenderedPageBreak/>
-        <w:t>BC.D</w:t>
-      </w:r>
-      <w:proofErr w:type="gramEnd"/>
-      <w:r>
-        <w:t>3 — Individual Responsibility, Creativity and Effective Self-Management</w:t>
-      </w:r>
-      <w:bookmarkEnd w:id="8"/>
-    </w:p>
-    <w:p>
-      <w:pPr>
-        <w:rPr>
-          <w:color w:val="000000" w:themeColor="text1"/>
-        </w:rPr>
-      </w:pPr>
-    </w:p>
-    <w:p>
-      <w:pPr>
-        <w:rPr>
-          <w:color w:val="000000" w:themeColor="text1"/>
-          <w:sz w:val="24"/>
-          <w:szCs w:val="24"/>
-        </w:rPr>
-      </w:pPr>
-      <w:r>
-        <w:rPr>
-          <w:color w:val="000000" w:themeColor="text1"/>
-          <w:sz w:val="24"/>
-          <w:szCs w:val="24"/>
-        </w:rPr>
-        <w:t>Throughout this project, I demonstrated the following:</w:t>
-      </w:r>
-    </w:p>
-    <w:p>
-      <w:pPr>
-        <w:rPr>
-          <w:color w:val="000000" w:themeColor="text1"/>
-          <w:sz w:val="24"/>
-          <w:szCs w:val="24"/>
-        </w:rPr>
-      </w:pPr>
-    </w:p>
-    <w:p>
-      <w:pPr>
-        <w:rPr>
-          <w:color w:val="000000" w:themeColor="text1"/>
-          <w:sz w:val="24"/>
-          <w:szCs w:val="24"/>
-        </w:rPr>
-      </w:pPr>
-      <w:r>
-        <w:rPr>
-          <w:color w:val="000000" w:themeColor="text1"/>
-          <w:sz w:val="24"/>
-          <w:szCs w:val="24"/>
-        </w:rPr>
-        <w:t>Time Management</w:t>
-      </w:r>
-    </w:p>
-    <w:p>
-      <w:pPr>
-        <w:rPr>
-          <w:color w:val="000000" w:themeColor="text1"/>
-          <w:sz w:val="24"/>
-          <w:szCs w:val="24"/>
-        </w:rPr>
-      </w:pPr>
-      <w:r>
-        <w:rPr>
-          <w:color w:val="000000" w:themeColor="text1"/>
-          <w:sz w:val="24"/>
-          <w:szCs w:val="24"/>
-        </w:rPr>
-        <w:t xml:space="preserve">I created a project plan dividing the work into clear phases (design, development, testing, </w:t>
-      </w:r>
-      <w:proofErr w:type="spellStart"/>
-      <w:r>
-        <w:rPr>
-          <w:color w:val="000000" w:themeColor="text1"/>
-          <w:sz w:val="24"/>
-          <w:szCs w:val="24"/>
-        </w:rPr>
-        <w:t>optimisation</w:t>
-      </w:r>
-      <w:proofErr w:type="spellEnd"/>
-      <w:r>
-        <w:rPr>
-          <w:color w:val="000000" w:themeColor="text1"/>
-          <w:sz w:val="24"/>
-          <w:szCs w:val="24"/>
-        </w:rPr>
-        <w:t>) and met all internal deadlines set throughout the project.</w:t>
-      </w:r>
-    </w:p>
-    <w:p>
-      <w:pPr>
-        <w:rPr>
-          <w:color w:val="000000" w:themeColor="text1"/>
-          <w:sz w:val="24"/>
-          <w:szCs w:val="24"/>
-        </w:rPr>
-      </w:pPr>
-      <w:r>
-        <w:rPr>
-          <w:color w:val="000000" w:themeColor="text1"/>
-          <w:sz w:val="24"/>
-          <w:szCs w:val="24"/>
-        </w:rPr>
-        <w:t>Individual Responsibility</w:t>
-      </w:r>
-    </w:p>
-    <w:p>
-      <w:pPr>
-        <w:rPr>
-          <w:color w:val="000000" w:themeColor="text1"/>
-          <w:sz w:val="24"/>
-          <w:szCs w:val="24"/>
-        </w:rPr>
-      </w:pPr>
-    </w:p>
-    <w:p>
-      <w:pPr>
-        <w:rPr>
-          <w:color w:val="000000" w:themeColor="text1"/>
-          <w:sz w:val="24"/>
-          <w:szCs w:val="24"/>
-        </w:rPr>
-      </w:pPr>
-      <w:r>
-        <w:rPr>
-          <w:color w:val="000000" w:themeColor="text1"/>
-          <w:sz w:val="24"/>
-          <w:szCs w:val="24"/>
-        </w:rPr>
-        <w:t>I took ownership of every stage of the project independently, seeking constructive feedback from peers at key stages rather than waiting to be directed.</w:t>
-      </w:r>
-    </w:p>
-    <w:p>
-      <w:pPr>
-        <w:rPr>
-          <w:color w:val="000000" w:themeColor="text1"/>
-          <w:sz w:val="24"/>
-          <w:szCs w:val="24"/>
-        </w:rPr>
-      </w:pPr>
-      <w:r>
-        <w:rPr>
-          <w:color w:val="000000" w:themeColor="text1"/>
-          <w:sz w:val="24"/>
-          <w:szCs w:val="24"/>
-        </w:rPr>
-        <w:t>Creativity</w:t>
-      </w:r>
-    </w:p>
-    <w:p>
-      <w:pPr>
-        <w:rPr>
-          <w:color w:val="000000" w:themeColor="text1"/>
-          <w:sz w:val="24"/>
-          <w:szCs w:val="24"/>
-        </w:rPr>
-      </w:pPr>
-    </w:p>
-    <w:p>
-      <w:pPr>
-        <w:rPr>
-          <w:color w:val="000000" w:themeColor="text1"/>
-          <w:sz w:val="24"/>
-          <w:szCs w:val="24"/>
-        </w:rPr>
-      </w:pPr>
-      <w:r>
-        <w:rPr>
-          <w:color w:val="000000" w:themeColor="text1"/>
-          <w:sz w:val="24"/>
-          <w:szCs w:val="24"/>
-        </w:rPr>
-        <w:t>The visual theme, sound design, and app structure were designed to reflect the sustainability context in an original and engaging way, going beyond the minimum requirements.</w:t>
-      </w:r>
-    </w:p>
-    <w:p>
-      <w:pPr>
-        <w:rPr>
-          <w:color w:val="000000" w:themeColor="text1"/>
-          <w:sz w:val="24"/>
-          <w:szCs w:val="24"/>
-        </w:rPr>
-      </w:pPr>
-    </w:p>
-    <w:p>
-      <w:pPr>
-        <w:rPr>
-          <w:color w:val="000000" w:themeColor="text1"/>
-          <w:sz w:val="24"/>
-          <w:szCs w:val="24"/>
-        </w:rPr>
-      </w:pPr>
-      <w:r>
-        <w:rPr>
-          <w:color w:val="000000" w:themeColor="text1"/>
-          <w:sz w:val="24"/>
-          <w:szCs w:val="24"/>
-        </w:rPr>
-        <w:t>Responding to Feedback</w:t>
-      </w:r>
-    </w:p>
-    <w:p>
-      <w:pPr>
-        <w:rPr>
-          <w:color w:val="000000" w:themeColor="text1"/>
-          <w:sz w:val="24"/>
-          <w:szCs w:val="24"/>
-        </w:rPr>
-      </w:pPr>
-    </w:p>
-    <w:p>
-      <w:pPr>
-        <w:rPr>
-          <w:color w:val="000000" w:themeColor="text1"/>
-          <w:sz w:val="24"/>
-          <w:szCs w:val="24"/>
-        </w:rPr>
-      </w:pPr>
-      <w:r>
-        <w:rPr>
-          <w:color w:val="000000" w:themeColor="text1"/>
-          <w:sz w:val="24"/>
-          <w:szCs w:val="24"/>
-        </w:rPr>
-        <w:t xml:space="preserve">I </w:t>
-      </w:r>
-      <w:proofErr w:type="spellStart"/>
-      <w:r>
-        <w:rPr>
-          <w:color w:val="000000" w:themeColor="text1"/>
-          <w:sz w:val="24"/>
-          <w:szCs w:val="24"/>
-        </w:rPr>
-        <w:t>analysed</w:t>
-      </w:r>
-      <w:proofErr w:type="spellEnd"/>
-      <w:r>
-        <w:rPr>
-          <w:color w:val="000000" w:themeColor="text1"/>
-          <w:sz w:val="24"/>
-          <w:szCs w:val="24"/>
-        </w:rPr>
-        <w:t xml:space="preserve"> the feedback received during the design review and user testing stages, and incorporated it thoughtfully into the revised design and </w:t>
-      </w:r>
-      <w:proofErr w:type="spellStart"/>
-      <w:r>
-        <w:rPr>
-          <w:color w:val="000000" w:themeColor="text1"/>
-          <w:sz w:val="24"/>
-          <w:szCs w:val="24"/>
-        </w:rPr>
-        <w:t>optimised</w:t>
-      </w:r>
-      <w:proofErr w:type="spellEnd"/>
-      <w:r>
-        <w:rPr>
-          <w:color w:val="000000" w:themeColor="text1"/>
-          <w:sz w:val="24"/>
-          <w:szCs w:val="24"/>
-        </w:rPr>
-        <w:t xml:space="preserve"> version of the app.</w:t>
-      </w:r>
-    </w:p>
-    <w:p>
-      <w:pPr>
-        <w:rPr>
-          <w:color w:val="000000" w:themeColor="text1"/>
-          <w:sz w:val="24"/>
-          <w:szCs w:val="24"/>
-        </w:rPr>
-      </w:pPr>
-      <w:r>
-        <w:rPr>
-          <w:color w:val="000000" w:themeColor="text1"/>
-          <w:sz w:val="24"/>
-          <w:szCs w:val="24"/>
-        </w:rPr>
-        <w:t xml:space="preserve"> </w:t>
-      </w:r>
-    </w:p>
-    <w:p>
-      <w:pPr>
-        <w:rPr>
-          <w:color w:val="000000" w:themeColor="text1"/>
-          <w:sz w:val="24"/>
-          <w:szCs w:val="24"/>
-        </w:rPr>
-      </w:pPr>
-      <w:r>
-        <w:rPr>
-          <w:color w:val="000000" w:themeColor="text1"/>
-          <w:sz w:val="24"/>
-          <w:szCs w:val="24"/>
-        </w:rPr>
-        <w:t>Professionalism</w:t>
-      </w:r>
-    </w:p>
-    <w:p>
-      <w:pPr>
-        <w:rPr>
-          <w:color w:val="000000" w:themeColor="text1"/>
-          <w:sz w:val="24"/>
-          <w:szCs w:val="24"/>
-        </w:rPr>
-      </w:pPr>
-      <w:r>
-        <w:rPr>
-          <w:color w:val="000000" w:themeColor="text1"/>
-          <w:sz w:val="24"/>
-          <w:szCs w:val="24"/>
-        </w:rPr>
         <w:t>I communicated my design decisions clearly and respectfully when presenting my work for peer review, and documented all stages of the development process thoroughly.</w:t>
       </w:r>
     </w:p>
     <w:p>
       <w:pPr>
-        <w:rPr>
-          <w:color w:val="000000" w:themeColor="text1"/>
-          <w:sz w:val="24"/>
-          <w:szCs w:val="24"/>
+        <w:spacing w:before="80" w:after="80"/>
+        <w:rPr>
+          <w:color w:val="000000" w:themeColor="text1"/>
         </w:rPr>
       </w:pPr>
     </w:p>
@@ -8368,7 +8051,7 @@
     <w:uiPriority w:val="39"/>
     <w:unhideWhenUsed/>
     <w:qFormat/>
-    <w:rsid w:val="00117850"/>
+    <w:rsid w:val="0053795F"/>
     <w:pPr>
       <w:keepNext/>
       <w:keepLines/>
@@ -8387,7 +8070,7 @@
     <w:autoRedefine/>
     <w:uiPriority w:val="39"/>
     <w:unhideWhenUsed/>
-    <w:rsid w:val="00117850"/>
+    <w:rsid w:val="0053795F"/>
     <w:pPr>
       <w:spacing w:after="100"/>
     </w:pPr>
@@ -8399,7 +8082,7 @@
     <w:autoRedefine/>
     <w:uiPriority w:val="39"/>
     <w:unhideWhenUsed/>
-    <w:rsid w:val="00117850"/>
+    <w:rsid w:val="0053795F"/>
     <w:pPr>
       <w:spacing w:after="100"/>
       <w:ind w:left="200"/>
@@ -8708,7 +8391,7 @@
 </file>
 
 <file path=customXml/itemProps1.xml><?xml version="1.0" encoding="utf-8"?>
-<ds:datastoreItem xmlns:ds="http://schemas.openxmlformats.org/officeDocument/2006/customXml" ds:itemID="{37A357CB-26E7-43B3-AF16-4F23416FB3D3}">
+<ds:datastoreItem xmlns:ds="http://schemas.openxmlformats.org/officeDocument/2006/customXml" ds:itemID="{5F73AC3A-C5D7-40CF-9A75-263A2072ABDB}">
   <ds:schemaRefs>
     <ds:schemaRef ds:uri="http://schemas.openxmlformats.org/officeDocument/2006/bibliography"/>
   </ds:schemaRefs>

--- a/BRIEFS/brief2.docx
+++ b/BRIEFS/brief2.docx
@@ -349,8 +349,9 @@
             <w14:round/>
           </w14:textOutline>
         </w:rPr>
-        <w:t xml:space="preserve"> El</w:t>
-      </w:r>
+        <w:t xml:space="preserve">  </w:t>
+      </w:r>
+      <w:proofErr w:type="spellStart"/>
       <w:r>
         <w:rPr>
           <w:b/>
@@ -363,8 +364,9 @@
             <w14:round/>
           </w14:textOutline>
         </w:rPr>
-        <w:t>i</w:t>
-      </w:r>
+        <w:t>kitoga</w:t>
+      </w:r>
+      <w:proofErr w:type="spellEnd"/>
       <w:r>
         <w:rPr>
           <w:b/>
@@ -377,9 +379,8 @@
             <w14:round/>
           </w14:textOutline>
         </w:rPr>
-        <w:t xml:space="preserve">see </w:t>
-      </w:r>
-      <w:proofErr w:type="spellStart"/>
+        <w:t xml:space="preserve"> Elisee</w:t>
+      </w:r>
       <w:r>
         <w:rPr>
           <w:b/>
@@ -392,21 +393,6 @@
             <w14:round/>
           </w14:textOutline>
         </w:rPr>
-        <w:t>kitoga</w:t>
-      </w:r>
-      <w:proofErr w:type="spellEnd"/>
-      <w:r>
-        <w:rPr>
-          <w:b/>
-          <w:color w:val="000000" w:themeColor="text1"/>
-          <w:sz w:val="28"/>
-          <w:szCs w:val="28"/>
-          <w14:textOutline w14:w="0" w14:cap="flat" w14:cmpd="sng" w14:algn="ctr">
-            <w14:noFill/>
-            <w14:prstDash w14:val="solid"/>
-            <w14:round/>
-          </w14:textOutline>
-        </w:rPr>
         <w:t xml:space="preserve"> </w:t>
       </w:r>
     </w:p>
@@ -464,6 +450,12 @@
     </w:p>
     <w:sdt>
       <w:sdtPr>
+        <w:rPr>
+          <w:rFonts w:ascii="Arial" w:eastAsia="Arial" w:hAnsi="Arial" w:cs="Arial"/>
+          <w:color w:val="auto"/>
+          <w:sz w:val="20"/>
+          <w:szCs w:val="20"/>
+        </w:rPr>
         <w:id w:val="446435560"/>
         <w:docPartObj>
           <w:docPartGallery w:val="Table of Contents"/>
@@ -472,13 +464,9 @@
       </w:sdtPr>
       <w:sdtEndPr>
         <w:rPr>
-          <w:rFonts w:ascii="Arial" w:eastAsia="Arial" w:hAnsi="Arial" w:cs="Arial"/>
           <w:b/>
           <w:bCs/>
           <w:noProof/>
-          <w:color w:val="auto"/>
-          <w:sz w:val="20"/>
-          <w:szCs w:val="20"/>
         </w:rPr>
       </w:sdtEndPr>
       <w:sdtContent>
@@ -2211,6 +2199,7 @@
             </w:pPr>
             <w:r>
               <w:rPr>
+                <w:noProof/>
                 <w:color w:val="000000" w:themeColor="text1"/>
               </w:rPr>
               <w:drawing>
@@ -7141,6 +7130,14 @@
     </w:p>
     <w:p>
       <w:pPr>
+        <w:spacing w:before="60" w:after="60"/>
+        <w:rPr>
+          <w:color w:val="000000" w:themeColor="text1"/>
+        </w:rPr>
+      </w:pPr>
+    </w:p>
+    <w:p>
+      <w:pPr>
         <w:spacing w:before="200" w:after="80"/>
         <w:rPr>
           <w:color w:val="000000" w:themeColor="text1"/>
@@ -7152,6 +7149,7 @@
           <w:sz w:val="22"/>
           <w:szCs w:val="22"/>
         </w:rPr>
+        <w:lastRenderedPageBreak/>
         <w:t>Professionalism</w:t>
       </w:r>
     </w:p>
@@ -7166,7 +7164,6 @@
         <w:rPr>
           <w:color w:val="000000" w:themeColor="text1"/>
         </w:rPr>
-        <w:lastRenderedPageBreak/>
         <w:t>I communicated my design decisions clearly and respectfully when presenting my work for peer review, and documented all stages of the development process thoroughly.</w:t>
       </w:r>
     </w:p>
@@ -7922,6 +7919,7 @@
   <w:style w:type="character" w:default="1" w:styleId="DefaultParagraphFont">
     <w:name w:val="Default Paragraph Font"/>
     <w:uiPriority w:val="1"/>
+    <w:semiHidden/>
     <w:unhideWhenUsed/>
   </w:style>
   <w:style w:type="table" w:default="1" w:styleId="TableNormal">
